--- a/mps-nivel-c/oficial/04_registros/PROFARMA_Cadastro-de-Clientes/PLA-PROFARMA01-001_Plano-de-Projeto.docx
+++ b/mps-nivel-c/oficial/04_registros/PROFARMA_Cadastro-de-Clientes/PLA-PROFARMA01-001_Plano-de-Projeto.docx
@@ -394,7 +394,7 @@
                 <w:i w:val="0"/>
                 <w:sz w:val="20"/>
               </w:rPr>
-              <w:t>1.0</w:t>
+              <w:t>1.1</w:t>
             </w:r>
           </w:p>
         </w:tc>
@@ -450,7 +450,7 @@
                 <w:i w:val="0"/>
                 <w:sz w:val="20"/>
               </w:rPr>
-              <w:t>05/06/2026</w:t>
+              <w:t>10/06/2026</w:t>
             </w:r>
           </w:p>
         </w:tc>
@@ -2771,9 +2771,10 @@
         </w:tblBorders>
       </w:tblPr>
       <w:tblGrid>
-        <w:gridCol w:w="2967"/>
-        <w:gridCol w:w="2967"/>
-        <w:gridCol w:w="2967"/>
+        <w:gridCol w:w="2225"/>
+        <w:gridCol w:w="2225"/>
+        <w:gridCol w:w="2225"/>
+        <w:gridCol w:w="2225"/>
       </w:tblGrid>
       <w:tr>
         <w:trPr>
@@ -2781,7 +2782,7 @@
         </w:trPr>
         <w:tc>
           <w:tcPr>
-            <w:tcW w:type="dxa" w:w="2967"/>
+            <w:tcW w:type="dxa" w:w="2225"/>
             <w:tcMar>
               <w:top w:w="60" w:type="dxa"/>
               <w:bottom w:w="60" w:type="dxa"/>
@@ -2808,7 +2809,7 @@
         </w:tc>
         <w:tc>
           <w:tcPr>
-            <w:tcW w:type="dxa" w:w="2967"/>
+            <w:tcW w:type="dxa" w:w="2225"/>
             <w:tcMar>
               <w:top w:w="60" w:type="dxa"/>
               <w:bottom w:w="60" w:type="dxa"/>
@@ -2835,7 +2836,34 @@
         </w:tc>
         <w:tc>
           <w:tcPr>
-            <w:tcW w:type="dxa" w:w="2967"/>
+            <w:tcW w:type="dxa" w:w="2225"/>
+            <w:tcMar>
+              <w:top w:w="60" w:type="dxa"/>
+              <w:bottom w:w="60" w:type="dxa"/>
+              <w:left w:w="100" w:type="dxa"/>
+              <w:right w:w="100" w:type="dxa"/>
+            </w:tcMar>
+            <w:shd w:val="clear" w:color="auto" w:fill="003366"/>
+          </w:tcPr>
+          <w:p>
+            <w:pPr>
+              <w:spacing w:before="40" w:after="40"/>
+            </w:pPr>
+            <w:r>
+              <w:rPr>
+                <w:rFonts w:ascii="Calibri" w:hAnsi="Calibri"/>
+                <w:b/>
+                <w:i w:val="0"/>
+                <w:color w:val="FFFFFF"/>
+                <w:sz w:val="20"/>
+              </w:rPr>
+              <w:t>SP Planejado</w:t>
+            </w:r>
+          </w:p>
+        </w:tc>
+        <w:tc>
+          <w:tcPr>
+            <w:tcW w:type="dxa" w:w="2225"/>
             <w:tcMar>
               <w:top w:w="60" w:type="dxa"/>
               <w:bottom w:w="60" w:type="dxa"/>
@@ -2867,7 +2895,7 @@
         </w:trPr>
         <w:tc>
           <w:tcPr>
-            <w:tcW w:type="dxa" w:w="2967"/>
+            <w:tcW w:type="dxa" w:w="2225"/>
             <w:tcMar>
               <w:top w:w="60" w:type="dxa"/>
               <w:bottom w:w="60" w:type="dxa"/>
@@ -2893,7 +2921,7 @@
         </w:tc>
         <w:tc>
           <w:tcPr>
-            <w:tcW w:type="dxa" w:w="2967"/>
+            <w:tcW w:type="dxa" w:w="2225"/>
             <w:tcMar>
               <w:top w:w="60" w:type="dxa"/>
               <w:bottom w:w="60" w:type="dxa"/>
@@ -2919,7 +2947,33 @@
         </w:tc>
         <w:tc>
           <w:tcPr>
-            <w:tcW w:type="dxa" w:w="2967"/>
+            <w:tcW w:type="dxa" w:w="2225"/>
+            <w:tcMar>
+              <w:top w:w="60" w:type="dxa"/>
+              <w:bottom w:w="60" w:type="dxa"/>
+              <w:left w:w="100" w:type="dxa"/>
+              <w:right w:w="100" w:type="dxa"/>
+            </w:tcMar>
+            <w:shd w:val="clear" w:color="auto" w:fill="EBF5FB"/>
+          </w:tcPr>
+          <w:p>
+            <w:pPr>
+              <w:spacing w:before="40" w:after="40"/>
+            </w:pPr>
+            <w:r>
+              <w:rPr>
+                <w:rFonts w:ascii="Calibri" w:hAnsi="Calibri"/>
+                <w:b w:val="0"/>
+                <w:i w:val="0"/>
+                <w:sz w:val="20"/>
+              </w:rPr>
+              <w:t>28</w:t>
+            </w:r>
+          </w:p>
+        </w:tc>
+        <w:tc>
+          <w:tcPr>
+            <w:tcW w:type="dxa" w:w="2225"/>
             <w:tcMar>
               <w:top w:w="60" w:type="dxa"/>
               <w:bottom w:w="60" w:type="dxa"/>
@@ -2950,7 +3004,7 @@
         </w:trPr>
         <w:tc>
           <w:tcPr>
-            <w:tcW w:type="dxa" w:w="2967"/>
+            <w:tcW w:type="dxa" w:w="2225"/>
             <w:tcMar>
               <w:top w:w="60" w:type="dxa"/>
               <w:bottom w:w="60" w:type="dxa"/>
@@ -2975,7 +3029,7 @@
         </w:tc>
         <w:tc>
           <w:tcPr>
-            <w:tcW w:type="dxa" w:w="2967"/>
+            <w:tcW w:type="dxa" w:w="2225"/>
             <w:tcMar>
               <w:top w:w="60" w:type="dxa"/>
               <w:bottom w:w="60" w:type="dxa"/>
@@ -3000,7 +3054,32 @@
         </w:tc>
         <w:tc>
           <w:tcPr>
-            <w:tcW w:type="dxa" w:w="2967"/>
+            <w:tcW w:type="dxa" w:w="2225"/>
+            <w:tcMar>
+              <w:top w:w="60" w:type="dxa"/>
+              <w:bottom w:w="60" w:type="dxa"/>
+              <w:left w:w="100" w:type="dxa"/>
+              <w:right w:w="100" w:type="dxa"/>
+            </w:tcMar>
+          </w:tcPr>
+          <w:p>
+            <w:pPr>
+              <w:spacing w:before="40" w:after="40"/>
+            </w:pPr>
+            <w:r>
+              <w:rPr>
+                <w:rFonts w:ascii="Calibri" w:hAnsi="Calibri"/>
+                <w:b w:val="0"/>
+                <w:i w:val="0"/>
+                <w:sz w:val="20"/>
+              </w:rPr>
+              <w:t>30</w:t>
+            </w:r>
+          </w:p>
+        </w:tc>
+        <w:tc>
+          <w:tcPr>
+            <w:tcW w:type="dxa" w:w="2225"/>
             <w:tcMar>
               <w:top w:w="60" w:type="dxa"/>
               <w:bottom w:w="60" w:type="dxa"/>
@@ -3030,7 +3109,7 @@
         </w:trPr>
         <w:tc>
           <w:tcPr>
-            <w:tcW w:type="dxa" w:w="2967"/>
+            <w:tcW w:type="dxa" w:w="2225"/>
             <w:tcMar>
               <w:top w:w="60" w:type="dxa"/>
               <w:bottom w:w="60" w:type="dxa"/>
@@ -3056,7 +3135,7 @@
         </w:tc>
         <w:tc>
           <w:tcPr>
-            <w:tcW w:type="dxa" w:w="2967"/>
+            <w:tcW w:type="dxa" w:w="2225"/>
             <w:tcMar>
               <w:top w:w="60" w:type="dxa"/>
               <w:bottom w:w="60" w:type="dxa"/>
@@ -3082,7 +3161,33 @@
         </w:tc>
         <w:tc>
           <w:tcPr>
-            <w:tcW w:type="dxa" w:w="2967"/>
+            <w:tcW w:type="dxa" w:w="2225"/>
+            <w:tcMar>
+              <w:top w:w="60" w:type="dxa"/>
+              <w:bottom w:w="60" w:type="dxa"/>
+              <w:left w:w="100" w:type="dxa"/>
+              <w:right w:w="100" w:type="dxa"/>
+            </w:tcMar>
+            <w:shd w:val="clear" w:color="auto" w:fill="EBF5FB"/>
+          </w:tcPr>
+          <w:p>
+            <w:pPr>
+              <w:spacing w:before="40" w:after="40"/>
+            </w:pPr>
+            <w:r>
+              <w:rPr>
+                <w:rFonts w:ascii="Calibri" w:hAnsi="Calibri"/>
+                <w:b w:val="0"/>
+                <w:i w:val="0"/>
+                <w:sz w:val="20"/>
+              </w:rPr>
+              <w:t>30</w:t>
+            </w:r>
+          </w:p>
+        </w:tc>
+        <w:tc>
+          <w:tcPr>
+            <w:tcW w:type="dxa" w:w="2225"/>
             <w:tcMar>
               <w:top w:w="60" w:type="dxa"/>
               <w:bottom w:w="60" w:type="dxa"/>
@@ -3113,7 +3218,7 @@
         </w:trPr>
         <w:tc>
           <w:tcPr>
-            <w:tcW w:type="dxa" w:w="2967"/>
+            <w:tcW w:type="dxa" w:w="2225"/>
             <w:tcMar>
               <w:top w:w="60" w:type="dxa"/>
               <w:bottom w:w="60" w:type="dxa"/>
@@ -3138,7 +3243,7 @@
         </w:tc>
         <w:tc>
           <w:tcPr>
-            <w:tcW w:type="dxa" w:w="2967"/>
+            <w:tcW w:type="dxa" w:w="2225"/>
             <w:tcMar>
               <w:top w:w="60" w:type="dxa"/>
               <w:bottom w:w="60" w:type="dxa"/>
@@ -3163,7 +3268,32 @@
         </w:tc>
         <w:tc>
           <w:tcPr>
-            <w:tcW w:type="dxa" w:w="2967"/>
+            <w:tcW w:type="dxa" w:w="2225"/>
+            <w:tcMar>
+              <w:top w:w="60" w:type="dxa"/>
+              <w:bottom w:w="60" w:type="dxa"/>
+              <w:left w:w="100" w:type="dxa"/>
+              <w:right w:w="100" w:type="dxa"/>
+            </w:tcMar>
+          </w:tcPr>
+          <w:p>
+            <w:pPr>
+              <w:spacing w:before="40" w:after="40"/>
+            </w:pPr>
+            <w:r>
+              <w:rPr>
+                <w:rFonts w:ascii="Calibri" w:hAnsi="Calibri"/>
+                <w:b w:val="0"/>
+                <w:i w:val="0"/>
+                <w:sz w:val="20"/>
+              </w:rPr>
+              <w:t>32</w:t>
+            </w:r>
+          </w:p>
+        </w:tc>
+        <w:tc>
+          <w:tcPr>
+            <w:tcW w:type="dxa" w:w="2225"/>
             <w:tcMar>
               <w:top w:w="60" w:type="dxa"/>
               <w:bottom w:w="60" w:type="dxa"/>
@@ -3193,7 +3323,7 @@
         </w:trPr>
         <w:tc>
           <w:tcPr>
-            <w:tcW w:type="dxa" w:w="2967"/>
+            <w:tcW w:type="dxa" w:w="2225"/>
             <w:tcMar>
               <w:top w:w="60" w:type="dxa"/>
               <w:bottom w:w="60" w:type="dxa"/>
@@ -3219,7 +3349,7 @@
         </w:tc>
         <w:tc>
           <w:tcPr>
-            <w:tcW w:type="dxa" w:w="2967"/>
+            <w:tcW w:type="dxa" w:w="2225"/>
             <w:tcMar>
               <w:top w:w="60" w:type="dxa"/>
               <w:bottom w:w="60" w:type="dxa"/>
@@ -3245,7 +3375,33 @@
         </w:tc>
         <w:tc>
           <w:tcPr>
-            <w:tcW w:type="dxa" w:w="2967"/>
+            <w:tcW w:type="dxa" w:w="2225"/>
+            <w:tcMar>
+              <w:top w:w="60" w:type="dxa"/>
+              <w:bottom w:w="60" w:type="dxa"/>
+              <w:left w:w="100" w:type="dxa"/>
+              <w:right w:w="100" w:type="dxa"/>
+            </w:tcMar>
+            <w:shd w:val="clear" w:color="auto" w:fill="EBF5FB"/>
+          </w:tcPr>
+          <w:p>
+            <w:pPr>
+              <w:spacing w:before="40" w:after="40"/>
+            </w:pPr>
+            <w:r>
+              <w:rPr>
+                <w:rFonts w:ascii="Calibri" w:hAnsi="Calibri"/>
+                <w:b w:val="0"/>
+                <w:i w:val="0"/>
+                <w:sz w:val="20"/>
+              </w:rPr>
+              <w:t>30</w:t>
+            </w:r>
+          </w:p>
+        </w:tc>
+        <w:tc>
+          <w:tcPr>
+            <w:tcW w:type="dxa" w:w="2225"/>
             <w:tcMar>
               <w:top w:w="60" w:type="dxa"/>
               <w:bottom w:w="60" w:type="dxa"/>
@@ -3276,7 +3432,7 @@
         </w:trPr>
         <w:tc>
           <w:tcPr>
-            <w:tcW w:type="dxa" w:w="2967"/>
+            <w:tcW w:type="dxa" w:w="2225"/>
             <w:tcMar>
               <w:top w:w="60" w:type="dxa"/>
               <w:bottom w:w="60" w:type="dxa"/>
@@ -3301,7 +3457,7 @@
         </w:tc>
         <w:tc>
           <w:tcPr>
-            <w:tcW w:type="dxa" w:w="2967"/>
+            <w:tcW w:type="dxa" w:w="2225"/>
             <w:tcMar>
               <w:top w:w="60" w:type="dxa"/>
               <w:bottom w:w="60" w:type="dxa"/>
@@ -3326,7 +3482,32 @@
         </w:tc>
         <w:tc>
           <w:tcPr>
-            <w:tcW w:type="dxa" w:w="2967"/>
+            <w:tcW w:type="dxa" w:w="2225"/>
+            <w:tcMar>
+              <w:top w:w="60" w:type="dxa"/>
+              <w:bottom w:w="60" w:type="dxa"/>
+              <w:left w:w="100" w:type="dxa"/>
+              <w:right w:w="100" w:type="dxa"/>
+            </w:tcMar>
+          </w:tcPr>
+          <w:p>
+            <w:pPr>
+              <w:spacing w:before="40" w:after="40"/>
+            </w:pPr>
+            <w:r>
+              <w:rPr>
+                <w:rFonts w:ascii="Calibri" w:hAnsi="Calibri"/>
+                <w:b w:val="0"/>
+                <w:i w:val="0"/>
+                <w:sz w:val="20"/>
+              </w:rPr>
+              <w:t>32</w:t>
+            </w:r>
+          </w:p>
+        </w:tc>
+        <w:tc>
+          <w:tcPr>
+            <w:tcW w:type="dxa" w:w="2225"/>
             <w:tcMar>
               <w:top w:w="60" w:type="dxa"/>
               <w:bottom w:w="60" w:type="dxa"/>
@@ -3356,7 +3537,7 @@
         </w:trPr>
         <w:tc>
           <w:tcPr>
-            <w:tcW w:type="dxa" w:w="2967"/>
+            <w:tcW w:type="dxa" w:w="2225"/>
             <w:tcMar>
               <w:top w:w="60" w:type="dxa"/>
               <w:bottom w:w="60" w:type="dxa"/>
@@ -3382,7 +3563,7 @@
         </w:tc>
         <w:tc>
           <w:tcPr>
-            <w:tcW w:type="dxa" w:w="2967"/>
+            <w:tcW w:type="dxa" w:w="2225"/>
             <w:tcMar>
               <w:top w:w="60" w:type="dxa"/>
               <w:bottom w:w="60" w:type="dxa"/>
@@ -3408,7 +3589,33 @@
         </w:tc>
         <w:tc>
           <w:tcPr>
-            <w:tcW w:type="dxa" w:w="2967"/>
+            <w:tcW w:type="dxa" w:w="2225"/>
+            <w:tcMar>
+              <w:top w:w="60" w:type="dxa"/>
+              <w:bottom w:w="60" w:type="dxa"/>
+              <w:left w:w="100" w:type="dxa"/>
+              <w:right w:w="100" w:type="dxa"/>
+            </w:tcMar>
+            <w:shd w:val="clear" w:color="auto" w:fill="EBF5FB"/>
+          </w:tcPr>
+          <w:p>
+            <w:pPr>
+              <w:spacing w:before="40" w:after="40"/>
+            </w:pPr>
+            <w:r>
+              <w:rPr>
+                <w:rFonts w:ascii="Calibri" w:hAnsi="Calibri"/>
+                <w:b w:val="0"/>
+                <w:i w:val="0"/>
+                <w:sz w:val="20"/>
+              </w:rPr>
+              <w:t>32</w:t>
+            </w:r>
+          </w:p>
+        </w:tc>
+        <w:tc>
+          <w:tcPr>
+            <w:tcW w:type="dxa" w:w="2225"/>
             <w:tcMar>
               <w:top w:w="60" w:type="dxa"/>
               <w:bottom w:w="60" w:type="dxa"/>
@@ -3439,7 +3646,7 @@
         </w:trPr>
         <w:tc>
           <w:tcPr>
-            <w:tcW w:type="dxa" w:w="2967"/>
+            <w:tcW w:type="dxa" w:w="2225"/>
             <w:tcMar>
               <w:top w:w="60" w:type="dxa"/>
               <w:bottom w:w="60" w:type="dxa"/>
@@ -3464,7 +3671,7 @@
         </w:tc>
         <w:tc>
           <w:tcPr>
-            <w:tcW w:type="dxa" w:w="2967"/>
+            <w:tcW w:type="dxa" w:w="2225"/>
             <w:tcMar>
               <w:top w:w="60" w:type="dxa"/>
               <w:bottom w:w="60" w:type="dxa"/>
@@ -3489,7 +3696,32 @@
         </w:tc>
         <w:tc>
           <w:tcPr>
-            <w:tcW w:type="dxa" w:w="2967"/>
+            <w:tcW w:type="dxa" w:w="2225"/>
+            <w:tcMar>
+              <w:top w:w="60" w:type="dxa"/>
+              <w:bottom w:w="60" w:type="dxa"/>
+              <w:left w:w="100" w:type="dxa"/>
+              <w:right w:w="100" w:type="dxa"/>
+            </w:tcMar>
+          </w:tcPr>
+          <w:p>
+            <w:pPr>
+              <w:spacing w:before="40" w:after="40"/>
+            </w:pPr>
+            <w:r>
+              <w:rPr>
+                <w:rFonts w:ascii="Calibri" w:hAnsi="Calibri"/>
+                <w:b w:val="0"/>
+                <w:i w:val="0"/>
+                <w:sz w:val="20"/>
+              </w:rPr>
+              <w:t>32</w:t>
+            </w:r>
+          </w:p>
+        </w:tc>
+        <w:tc>
+          <w:tcPr>
+            <w:tcW w:type="dxa" w:w="2225"/>
             <w:tcMar>
               <w:top w:w="60" w:type="dxa"/>
               <w:bottom w:w="60" w:type="dxa"/>
@@ -3519,7 +3751,7 @@
         </w:trPr>
         <w:tc>
           <w:tcPr>
-            <w:tcW w:type="dxa" w:w="2967"/>
+            <w:tcW w:type="dxa" w:w="2225"/>
             <w:tcMar>
               <w:top w:w="60" w:type="dxa"/>
               <w:bottom w:w="60" w:type="dxa"/>
@@ -3545,7 +3777,7 @@
         </w:tc>
         <w:tc>
           <w:tcPr>
-            <w:tcW w:type="dxa" w:w="2967"/>
+            <w:tcW w:type="dxa" w:w="2225"/>
             <w:tcMar>
               <w:top w:w="60" w:type="dxa"/>
               <w:bottom w:w="60" w:type="dxa"/>
@@ -3571,7 +3803,33 @@
         </w:tc>
         <w:tc>
           <w:tcPr>
-            <w:tcW w:type="dxa" w:w="2967"/>
+            <w:tcW w:type="dxa" w:w="2225"/>
+            <w:tcMar>
+              <w:top w:w="60" w:type="dxa"/>
+              <w:bottom w:w="60" w:type="dxa"/>
+              <w:left w:w="100" w:type="dxa"/>
+              <w:right w:w="100" w:type="dxa"/>
+            </w:tcMar>
+            <w:shd w:val="clear" w:color="auto" w:fill="EBF5FB"/>
+          </w:tcPr>
+          <w:p>
+            <w:pPr>
+              <w:spacing w:before="40" w:after="40"/>
+            </w:pPr>
+            <w:r>
+              <w:rPr>
+                <w:rFonts w:ascii="Calibri" w:hAnsi="Calibri"/>
+                <w:b w:val="0"/>
+                <w:i w:val="0"/>
+                <w:sz w:val="20"/>
+              </w:rPr>
+              <w:t>28</w:t>
+            </w:r>
+          </w:p>
+        </w:tc>
+        <w:tc>
+          <w:tcPr>
+            <w:tcW w:type="dxa" w:w="2225"/>
             <w:tcMar>
               <w:top w:w="60" w:type="dxa"/>
               <w:bottom w:w="60" w:type="dxa"/>
@@ -3602,7 +3860,7 @@
         </w:trPr>
         <w:tc>
           <w:tcPr>
-            <w:tcW w:type="dxa" w:w="2967"/>
+            <w:tcW w:type="dxa" w:w="2225"/>
             <w:tcMar>
               <w:top w:w="60" w:type="dxa"/>
               <w:bottom w:w="60" w:type="dxa"/>
@@ -3627,7 +3885,7 @@
         </w:tc>
         <w:tc>
           <w:tcPr>
-            <w:tcW w:type="dxa" w:w="2967"/>
+            <w:tcW w:type="dxa" w:w="2225"/>
             <w:tcMar>
               <w:top w:w="60" w:type="dxa"/>
               <w:bottom w:w="60" w:type="dxa"/>
@@ -3652,7 +3910,32 @@
         </w:tc>
         <w:tc>
           <w:tcPr>
-            <w:tcW w:type="dxa" w:w="2967"/>
+            <w:tcW w:type="dxa" w:w="2225"/>
+            <w:tcMar>
+              <w:top w:w="60" w:type="dxa"/>
+              <w:bottom w:w="60" w:type="dxa"/>
+              <w:left w:w="100" w:type="dxa"/>
+              <w:right w:w="100" w:type="dxa"/>
+            </w:tcMar>
+          </w:tcPr>
+          <w:p>
+            <w:pPr>
+              <w:spacing w:before="40" w:after="40"/>
+            </w:pPr>
+            <w:r>
+              <w:rPr>
+                <w:rFonts w:ascii="Calibri" w:hAnsi="Calibri"/>
+                <w:b w:val="0"/>
+                <w:i w:val="0"/>
+                <w:sz w:val="20"/>
+              </w:rPr>
+              <w:t>30</w:t>
+            </w:r>
+          </w:p>
+        </w:tc>
+        <w:tc>
+          <w:tcPr>
+            <w:tcW w:type="dxa" w:w="2225"/>
             <w:tcMar>
               <w:top w:w="60" w:type="dxa"/>
               <w:bottom w:w="60" w:type="dxa"/>
@@ -3682,7 +3965,7 @@
         </w:trPr>
         <w:tc>
           <w:tcPr>
-            <w:tcW w:type="dxa" w:w="2967"/>
+            <w:tcW w:type="dxa" w:w="2225"/>
             <w:tcMar>
               <w:top w:w="60" w:type="dxa"/>
               <w:bottom w:w="60" w:type="dxa"/>
@@ -3708,7 +3991,7 @@
         </w:tc>
         <w:tc>
           <w:tcPr>
-            <w:tcW w:type="dxa" w:w="2967"/>
+            <w:tcW w:type="dxa" w:w="2225"/>
             <w:tcMar>
               <w:top w:w="60" w:type="dxa"/>
               <w:bottom w:w="60" w:type="dxa"/>
@@ -3734,7 +4017,33 @@
         </w:tc>
         <w:tc>
           <w:tcPr>
-            <w:tcW w:type="dxa" w:w="2967"/>
+            <w:tcW w:type="dxa" w:w="2225"/>
+            <w:tcMar>
+              <w:top w:w="60" w:type="dxa"/>
+              <w:bottom w:w="60" w:type="dxa"/>
+              <w:left w:w="100" w:type="dxa"/>
+              <w:right w:w="100" w:type="dxa"/>
+            </w:tcMar>
+            <w:shd w:val="clear" w:color="auto" w:fill="EBF5FB"/>
+          </w:tcPr>
+          <w:p>
+            <w:pPr>
+              <w:spacing w:before="40" w:after="40"/>
+            </w:pPr>
+            <w:r>
+              <w:rPr>
+                <w:rFonts w:ascii="Calibri" w:hAnsi="Calibri"/>
+                <w:b w:val="0"/>
+                <w:i w:val="0"/>
+                <w:sz w:val="20"/>
+              </w:rPr>
+              <w:t>28</w:t>
+            </w:r>
+          </w:p>
+        </w:tc>
+        <w:tc>
+          <w:tcPr>
+            <w:tcW w:type="dxa" w:w="2225"/>
             <w:tcMar>
               <w:top w:w="60" w:type="dxa"/>
               <w:bottom w:w="60" w:type="dxa"/>
@@ -3765,7 +4074,7 @@
         </w:trPr>
         <w:tc>
           <w:tcPr>
-            <w:tcW w:type="dxa" w:w="2967"/>
+            <w:tcW w:type="dxa" w:w="2225"/>
             <w:tcMar>
               <w:top w:w="60" w:type="dxa"/>
               <w:bottom w:w="60" w:type="dxa"/>
@@ -3790,7 +4099,7 @@
         </w:tc>
         <w:tc>
           <w:tcPr>
-            <w:tcW w:type="dxa" w:w="2967"/>
+            <w:tcW w:type="dxa" w:w="2225"/>
             <w:tcMar>
               <w:top w:w="60" w:type="dxa"/>
               <w:bottom w:w="60" w:type="dxa"/>
@@ -3815,7 +4124,32 @@
         </w:tc>
         <w:tc>
           <w:tcPr>
-            <w:tcW w:type="dxa" w:w="2967"/>
+            <w:tcW w:type="dxa" w:w="2225"/>
+            <w:tcMar>
+              <w:top w:w="60" w:type="dxa"/>
+              <w:bottom w:w="60" w:type="dxa"/>
+              <w:left w:w="100" w:type="dxa"/>
+              <w:right w:w="100" w:type="dxa"/>
+            </w:tcMar>
+          </w:tcPr>
+          <w:p>
+            <w:pPr>
+              <w:spacing w:before="40" w:after="40"/>
+            </w:pPr>
+            <w:r>
+              <w:rPr>
+                <w:rFonts w:ascii="Calibri" w:hAnsi="Calibri"/>
+                <w:b w:val="0"/>
+                <w:i w:val="0"/>
+                <w:sz w:val="20"/>
+              </w:rPr>
+              <w:t>28</w:t>
+            </w:r>
+          </w:p>
+        </w:tc>
+        <w:tc>
+          <w:tcPr>
+            <w:tcW w:type="dxa" w:w="2225"/>
             <w:tcMar>
               <w:top w:w="60" w:type="dxa"/>
               <w:bottom w:w="60" w:type="dxa"/>
@@ -3845,7 +4179,7 @@
         </w:trPr>
         <w:tc>
           <w:tcPr>
-            <w:tcW w:type="dxa" w:w="2967"/>
+            <w:tcW w:type="dxa" w:w="2225"/>
             <w:tcMar>
               <w:top w:w="60" w:type="dxa"/>
               <w:bottom w:w="60" w:type="dxa"/>
@@ -3871,7 +4205,7 @@
         </w:tc>
         <w:tc>
           <w:tcPr>
-            <w:tcW w:type="dxa" w:w="2967"/>
+            <w:tcW w:type="dxa" w:w="2225"/>
             <w:tcMar>
               <w:top w:w="60" w:type="dxa"/>
               <w:bottom w:w="60" w:type="dxa"/>
@@ -3897,7 +4231,33 @@
         </w:tc>
         <w:tc>
           <w:tcPr>
-            <w:tcW w:type="dxa" w:w="2967"/>
+            <w:tcW w:type="dxa" w:w="2225"/>
+            <w:tcMar>
+              <w:top w:w="60" w:type="dxa"/>
+              <w:bottom w:w="60" w:type="dxa"/>
+              <w:left w:w="100" w:type="dxa"/>
+              <w:right w:w="100" w:type="dxa"/>
+            </w:tcMar>
+            <w:shd w:val="clear" w:color="auto" w:fill="EBF5FB"/>
+          </w:tcPr>
+          <w:p>
+            <w:pPr>
+              <w:spacing w:before="40" w:after="40"/>
+            </w:pPr>
+            <w:r>
+              <w:rPr>
+                <w:rFonts w:ascii="Calibri" w:hAnsi="Calibri"/>
+                <w:b w:val="0"/>
+                <w:i w:val="0"/>
+                <w:sz w:val="20"/>
+              </w:rPr>
+              <w:t>28</w:t>
+            </w:r>
+          </w:p>
+        </w:tc>
+        <w:tc>
+          <w:tcPr>
+            <w:tcW w:type="dxa" w:w="2225"/>
             <w:tcMar>
               <w:top w:w="60" w:type="dxa"/>
               <w:bottom w:w="60" w:type="dxa"/>
@@ -3928,7 +4288,7 @@
         </w:trPr>
         <w:tc>
           <w:tcPr>
-            <w:tcW w:type="dxa" w:w="2967"/>
+            <w:tcW w:type="dxa" w:w="2225"/>
             <w:tcMar>
               <w:top w:w="60" w:type="dxa"/>
               <w:bottom w:w="60" w:type="dxa"/>
@@ -3953,7 +4313,7 @@
         </w:tc>
         <w:tc>
           <w:tcPr>
-            <w:tcW w:type="dxa" w:w="2967"/>
+            <w:tcW w:type="dxa" w:w="2225"/>
             <w:tcMar>
               <w:top w:w="60" w:type="dxa"/>
               <w:bottom w:w="60" w:type="dxa"/>
@@ -3978,7 +4338,32 @@
         </w:tc>
         <w:tc>
           <w:tcPr>
-            <w:tcW w:type="dxa" w:w="2967"/>
+            <w:tcW w:type="dxa" w:w="2225"/>
+            <w:tcMar>
+              <w:top w:w="60" w:type="dxa"/>
+              <w:bottom w:w="60" w:type="dxa"/>
+              <w:left w:w="100" w:type="dxa"/>
+              <w:right w:w="100" w:type="dxa"/>
+            </w:tcMar>
+          </w:tcPr>
+          <w:p>
+            <w:pPr>
+              <w:spacing w:before="40" w:after="40"/>
+            </w:pPr>
+            <w:r>
+              <w:rPr>
+                <w:rFonts w:ascii="Calibri" w:hAnsi="Calibri"/>
+                <w:b w:val="0"/>
+                <w:i w:val="0"/>
+                <w:sz w:val="20"/>
+              </w:rPr>
+              <w:t>28</w:t>
+            </w:r>
+          </w:p>
+        </w:tc>
+        <w:tc>
+          <w:tcPr>
+            <w:tcW w:type="dxa" w:w="2225"/>
             <w:tcMar>
               <w:top w:w="60" w:type="dxa"/>
               <w:bottom w:w="60" w:type="dxa"/>
@@ -4008,7 +4393,7 @@
         </w:trPr>
         <w:tc>
           <w:tcPr>
-            <w:tcW w:type="dxa" w:w="2967"/>
+            <w:tcW w:type="dxa" w:w="2225"/>
             <w:tcMar>
               <w:top w:w="60" w:type="dxa"/>
               <w:bottom w:w="60" w:type="dxa"/>
@@ -4034,7 +4419,7 @@
         </w:tc>
         <w:tc>
           <w:tcPr>
-            <w:tcW w:type="dxa" w:w="2967"/>
+            <w:tcW w:type="dxa" w:w="2225"/>
             <w:tcMar>
               <w:top w:w="60" w:type="dxa"/>
               <w:bottom w:w="60" w:type="dxa"/>
@@ -4060,7 +4445,33 @@
         </w:tc>
         <w:tc>
           <w:tcPr>
-            <w:tcW w:type="dxa" w:w="2967"/>
+            <w:tcW w:type="dxa" w:w="2225"/>
+            <w:tcMar>
+              <w:top w:w="60" w:type="dxa"/>
+              <w:bottom w:w="60" w:type="dxa"/>
+              <w:left w:w="100" w:type="dxa"/>
+              <w:right w:w="100" w:type="dxa"/>
+            </w:tcMar>
+            <w:shd w:val="clear" w:color="auto" w:fill="EBF5FB"/>
+          </w:tcPr>
+          <w:p>
+            <w:pPr>
+              <w:spacing w:before="40" w:after="40"/>
+            </w:pPr>
+            <w:r>
+              <w:rPr>
+                <w:rFonts w:ascii="Calibri" w:hAnsi="Calibri"/>
+                <w:b w:val="0"/>
+                <w:i w:val="0"/>
+                <w:sz w:val="20"/>
+              </w:rPr>
+              <w:t>32</w:t>
+            </w:r>
+          </w:p>
+        </w:tc>
+        <w:tc>
+          <w:tcPr>
+            <w:tcW w:type="dxa" w:w="2225"/>
             <w:tcMar>
               <w:top w:w="60" w:type="dxa"/>
               <w:bottom w:w="60" w:type="dxa"/>
@@ -4091,7 +4502,7 @@
         </w:trPr>
         <w:tc>
           <w:tcPr>
-            <w:tcW w:type="dxa" w:w="2967"/>
+            <w:tcW w:type="dxa" w:w="2225"/>
             <w:tcMar>
               <w:top w:w="60" w:type="dxa"/>
               <w:bottom w:w="60" w:type="dxa"/>
@@ -4116,7 +4527,7 @@
         </w:tc>
         <w:tc>
           <w:tcPr>
-            <w:tcW w:type="dxa" w:w="2967"/>
+            <w:tcW w:type="dxa" w:w="2225"/>
             <w:tcMar>
               <w:top w:w="60" w:type="dxa"/>
               <w:bottom w:w="60" w:type="dxa"/>
@@ -4141,7 +4552,32 @@
         </w:tc>
         <w:tc>
           <w:tcPr>
-            <w:tcW w:type="dxa" w:w="2967"/>
+            <w:tcW w:type="dxa" w:w="2225"/>
+            <w:tcMar>
+              <w:top w:w="60" w:type="dxa"/>
+              <w:bottom w:w="60" w:type="dxa"/>
+              <w:left w:w="100" w:type="dxa"/>
+              <w:right w:w="100" w:type="dxa"/>
+            </w:tcMar>
+          </w:tcPr>
+          <w:p>
+            <w:pPr>
+              <w:spacing w:before="40" w:after="40"/>
+            </w:pPr>
+            <w:r>
+              <w:rPr>
+                <w:rFonts w:ascii="Calibri" w:hAnsi="Calibri"/>
+                <w:b w:val="0"/>
+                <w:i w:val="0"/>
+                <w:sz w:val="20"/>
+              </w:rPr>
+              <w:t>35</w:t>
+            </w:r>
+          </w:p>
+        </w:tc>
+        <w:tc>
+          <w:tcPr>
+            <w:tcW w:type="dxa" w:w="2225"/>
             <w:tcMar>
               <w:top w:w="60" w:type="dxa"/>
               <w:bottom w:w="60" w:type="dxa"/>
@@ -4171,7 +4607,7 @@
         </w:trPr>
         <w:tc>
           <w:tcPr>
-            <w:tcW w:type="dxa" w:w="2967"/>
+            <w:tcW w:type="dxa" w:w="2225"/>
             <w:tcMar>
               <w:top w:w="60" w:type="dxa"/>
               <w:bottom w:w="60" w:type="dxa"/>
@@ -4197,7 +4633,7 @@
         </w:tc>
         <w:tc>
           <w:tcPr>
-            <w:tcW w:type="dxa" w:w="2967"/>
+            <w:tcW w:type="dxa" w:w="2225"/>
             <w:tcMar>
               <w:top w:w="60" w:type="dxa"/>
               <w:bottom w:w="60" w:type="dxa"/>
@@ -4223,7 +4659,33 @@
         </w:tc>
         <w:tc>
           <w:tcPr>
-            <w:tcW w:type="dxa" w:w="2967"/>
+            <w:tcW w:type="dxa" w:w="2225"/>
+            <w:tcMar>
+              <w:top w:w="60" w:type="dxa"/>
+              <w:bottom w:w="60" w:type="dxa"/>
+              <w:left w:w="100" w:type="dxa"/>
+              <w:right w:w="100" w:type="dxa"/>
+            </w:tcMar>
+            <w:shd w:val="clear" w:color="auto" w:fill="EBF5FB"/>
+          </w:tcPr>
+          <w:p>
+            <w:pPr>
+              <w:spacing w:before="40" w:after="40"/>
+            </w:pPr>
+            <w:r>
+              <w:rPr>
+                <w:rFonts w:ascii="Calibri" w:hAnsi="Calibri"/>
+                <w:b w:val="0"/>
+                <w:i w:val="0"/>
+                <w:sz w:val="20"/>
+              </w:rPr>
+              <w:t>32</w:t>
+            </w:r>
+          </w:p>
+        </w:tc>
+        <w:tc>
+          <w:tcPr>
+            <w:tcW w:type="dxa" w:w="2225"/>
             <w:tcMar>
               <w:top w:w="60" w:type="dxa"/>
               <w:bottom w:w="60" w:type="dxa"/>
@@ -4254,7 +4716,7 @@
         </w:trPr>
         <w:tc>
           <w:tcPr>
-            <w:tcW w:type="dxa" w:w="2967"/>
+            <w:tcW w:type="dxa" w:w="2225"/>
             <w:tcMar>
               <w:top w:w="60" w:type="dxa"/>
               <w:bottom w:w="60" w:type="dxa"/>
@@ -4279,7 +4741,7 @@
         </w:tc>
         <w:tc>
           <w:tcPr>
-            <w:tcW w:type="dxa" w:w="2967"/>
+            <w:tcW w:type="dxa" w:w="2225"/>
             <w:tcMar>
               <w:top w:w="60" w:type="dxa"/>
               <w:bottom w:w="60" w:type="dxa"/>
@@ -4304,7 +4766,32 @@
         </w:tc>
         <w:tc>
           <w:tcPr>
-            <w:tcW w:type="dxa" w:w="2967"/>
+            <w:tcW w:type="dxa" w:w="2225"/>
+            <w:tcMar>
+              <w:top w:w="60" w:type="dxa"/>
+              <w:bottom w:w="60" w:type="dxa"/>
+              <w:left w:w="100" w:type="dxa"/>
+              <w:right w:w="100" w:type="dxa"/>
+            </w:tcMar>
+          </w:tcPr>
+          <w:p>
+            <w:pPr>
+              <w:spacing w:before="40" w:after="40"/>
+            </w:pPr>
+            <w:r>
+              <w:rPr>
+                <w:rFonts w:ascii="Calibri" w:hAnsi="Calibri"/>
+                <w:b w:val="0"/>
+                <w:i w:val="0"/>
+                <w:sz w:val="20"/>
+              </w:rPr>
+              <w:t>28</w:t>
+            </w:r>
+          </w:p>
+        </w:tc>
+        <w:tc>
+          <w:tcPr>
+            <w:tcW w:type="dxa" w:w="2225"/>
             <w:tcMar>
               <w:top w:w="60" w:type="dxa"/>
               <w:bottom w:w="60" w:type="dxa"/>
@@ -4334,7 +4821,7 @@
         </w:trPr>
         <w:tc>
           <w:tcPr>
-            <w:tcW w:type="dxa" w:w="2967"/>
+            <w:tcW w:type="dxa" w:w="2225"/>
             <w:tcMar>
               <w:top w:w="60" w:type="dxa"/>
               <w:bottom w:w="60" w:type="dxa"/>
@@ -4360,7 +4847,7 @@
         </w:tc>
         <w:tc>
           <w:tcPr>
-            <w:tcW w:type="dxa" w:w="2967"/>
+            <w:tcW w:type="dxa" w:w="2225"/>
             <w:tcMar>
               <w:top w:w="60" w:type="dxa"/>
               <w:bottom w:w="60" w:type="dxa"/>
@@ -4386,7 +4873,7 @@
         </w:tc>
         <w:tc>
           <w:tcPr>
-            <w:tcW w:type="dxa" w:w="2967"/>
+            <w:tcW w:type="dxa" w:w="2225"/>
             <w:tcMar>
               <w:top w:w="60" w:type="dxa"/>
               <w:bottom w:w="60" w:type="dxa"/>
@@ -4406,8 +4893,121 @@
                 <w:i w:val="0"/>
                 <w:sz w:val="20"/>
               </w:rPr>
+              <w:t>30</w:t>
+            </w:r>
+          </w:p>
+        </w:tc>
+        <w:tc>
+          <w:tcPr>
+            <w:tcW w:type="dxa" w:w="2225"/>
+            <w:tcMar>
+              <w:top w:w="60" w:type="dxa"/>
+              <w:bottom w:w="60" w:type="dxa"/>
+              <w:left w:w="100" w:type="dxa"/>
+              <w:right w:w="100" w:type="dxa"/>
+            </w:tcMar>
+            <w:shd w:val="clear" w:color="auto" w:fill="EBF5FB"/>
+          </w:tcPr>
+          <w:p>
+            <w:pPr>
+              <w:spacing w:before="40" w:after="40"/>
+            </w:pPr>
+            <w:r>
+              <w:rPr>
+                <w:rFonts w:ascii="Calibri" w:hAnsi="Calibri"/>
+                <w:b w:val="0"/>
+                <w:i w:val="0"/>
+                <w:sz w:val="20"/>
+              </w:rPr>
               <w:t>GMUD 2624117 (21/01); PR 10684 loja-backend; liberação para testes (22/01); versão 26.1.1.1; deploy (26/01); PRs finais (27–29/01)</w:t>
             </w:r>
+          </w:p>
+        </w:tc>
+      </w:tr>
+      <w:tr>
+        <w:trPr>
+          <w:cantSplit w:val="1"/>
+        </w:trPr>
+        <w:tc>
+          <w:tcPr>
+            <w:tcW w:type="dxa" w:w="2225"/>
+            <w:tcMar>
+              <w:top w:w="60" w:type="dxa"/>
+              <w:bottom w:w="60" w:type="dxa"/>
+              <w:left w:w="100" w:type="dxa"/>
+              <w:right w:w="100" w:type="dxa"/>
+            </w:tcMar>
+          </w:tcPr>
+          <w:p>
+            <w:pPr>
+              <w:spacing w:before="40" w:after="40"/>
+            </w:pPr>
+            <w:r>
+              <w:rPr>
+                <w:rFonts w:ascii="Calibri" w:hAnsi="Calibri"/>
+                <w:b/>
+                <w:i w:val="0"/>
+                <w:sz w:val="20"/>
+              </w:rPr>
+              <w:t>Total</w:t>
+            </w:r>
+          </w:p>
+        </w:tc>
+        <w:tc>
+          <w:tcPr>
+            <w:tcW w:type="dxa" w:w="2225"/>
+            <w:tcMar>
+              <w:top w:w="60" w:type="dxa"/>
+              <w:bottom w:w="60" w:type="dxa"/>
+              <w:left w:w="100" w:type="dxa"/>
+              <w:right w:w="100" w:type="dxa"/>
+            </w:tcMar>
+          </w:tcPr>
+          <w:p>
+            <w:pPr>
+              <w:spacing w:before="40" w:after="40"/>
+            </w:pPr>
+            <w:r>
+              <w:rPr>
+                <w:rFonts w:ascii="Calibri" w:hAnsi="Calibri"/>
+                <w:b/>
+                <w:i w:val="0"/>
+                <w:sz w:val="20"/>
+              </w:rPr>
+              <w:t>573</w:t>
+            </w:r>
+          </w:p>
+        </w:tc>
+        <w:tc>
+          <w:tcPr>
+            <w:tcW w:type="dxa" w:w="2225"/>
+            <w:tcMar>
+              <w:top w:w="60" w:type="dxa"/>
+              <w:bottom w:w="60" w:type="dxa"/>
+              <w:left w:w="100" w:type="dxa"/>
+              <w:right w:w="100" w:type="dxa"/>
+            </w:tcMar>
+          </w:tcPr>
+          <w:p>
+            <w:pPr>
+              <w:spacing w:before="40" w:after="40"/>
+            </w:pPr>
+          </w:p>
+        </w:tc>
+        <w:tc>
+          <w:tcPr>
+            <w:tcW w:type="dxa" w:w="2225"/>
+            <w:tcMar>
+              <w:top w:w="60" w:type="dxa"/>
+              <w:bottom w:w="60" w:type="dxa"/>
+              <w:left w:w="100" w:type="dxa"/>
+              <w:right w:w="100" w:type="dxa"/>
+            </w:tcMar>
+          </w:tcPr>
+          <w:p>
+            <w:pPr>
+              <w:spacing w:before="40" w:after="40"/>
+            </w:pPr>
           </w:p>
         </w:tc>
       </w:tr>
@@ -10993,6 +11593,112 @@
                 <w:sz w:val="20"/>
               </w:rPr>
               <w:t>Versão inicial — reconstituída com base em e-mails e transcrições Fireflies do período 03/2025–01/2026</w:t>
+            </w:r>
+          </w:p>
+        </w:tc>
+      </w:tr>
+      <w:tr>
+        <w:trPr>
+          <w:cantSplit w:val="1"/>
+        </w:trPr>
+        <w:tc>
+          <w:tcPr>
+            <w:tcW w:type="dxa" w:w="2225"/>
+            <w:tcMar>
+              <w:top w:w="60" w:type="dxa"/>
+              <w:bottom w:w="60" w:type="dxa"/>
+              <w:left w:w="100" w:type="dxa"/>
+              <w:right w:w="100" w:type="dxa"/>
+            </w:tcMar>
+            <w:shd w:val="clear" w:color="auto" w:fill="F0F4F8"/>
+          </w:tcPr>
+          <w:p>
+            <w:pPr>
+              <w:spacing w:before="40" w:after="40"/>
+            </w:pPr>
+            <w:r>
+              <w:rPr>
+                <w:rFonts w:ascii="Calibri" w:hAnsi="Calibri"/>
+                <w:b/>
+                <w:i w:val="0"/>
+                <w:sz w:val="20"/>
+              </w:rPr>
+              <w:t>1.1</w:t>
+            </w:r>
+          </w:p>
+        </w:tc>
+        <w:tc>
+          <w:tcPr>
+            <w:tcW w:type="dxa" w:w="2225"/>
+            <w:tcMar>
+              <w:top w:w="60" w:type="dxa"/>
+              <w:bottom w:w="60" w:type="dxa"/>
+              <w:left w:w="100" w:type="dxa"/>
+              <w:right w:w="100" w:type="dxa"/>
+            </w:tcMar>
+          </w:tcPr>
+          <w:p>
+            <w:pPr>
+              <w:spacing w:before="40" w:after="40"/>
+            </w:pPr>
+            <w:r>
+              <w:rPr>
+                <w:rFonts w:ascii="Calibri" w:hAnsi="Calibri"/>
+                <w:b w:val="0"/>
+                <w:i w:val="0"/>
+                <w:sz w:val="20"/>
+              </w:rPr>
+              <w:t>10/06/2026</w:t>
+            </w:r>
+          </w:p>
+        </w:tc>
+        <w:tc>
+          <w:tcPr>
+            <w:tcW w:type="dxa" w:w="2225"/>
+            <w:tcMar>
+              <w:top w:w="60" w:type="dxa"/>
+              <w:bottom w:w="60" w:type="dxa"/>
+              <w:left w:w="100" w:type="dxa"/>
+              <w:right w:w="100" w:type="dxa"/>
+            </w:tcMar>
+          </w:tcPr>
+          <w:p>
+            <w:pPr>
+              <w:spacing w:before="40" w:after="40"/>
+            </w:pPr>
+            <w:r>
+              <w:rPr>
+                <w:rFonts w:ascii="Calibri" w:hAnsi="Calibri"/>
+                <w:b w:val="0"/>
+                <w:i w:val="0"/>
+                <w:sz w:val="20"/>
+              </w:rPr>
+              <w:t>Time de Melhoria Contínua</w:t>
+            </w:r>
+          </w:p>
+        </w:tc>
+        <w:tc>
+          <w:tcPr>
+            <w:tcW w:type="dxa" w:w="2225"/>
+            <w:tcMar>
+              <w:top w:w="60" w:type="dxa"/>
+              <w:bottom w:w="60" w:type="dxa"/>
+              <w:left w:w="100" w:type="dxa"/>
+              <w:right w:w="100" w:type="dxa"/>
+            </w:tcMar>
+          </w:tcPr>
+          <w:p>
+            <w:pPr>
+              <w:spacing w:before="40" w:after="40"/>
+            </w:pPr>
+            <w:r>
+              <w:rPr>
+                <w:rFonts w:ascii="Calibri" w:hAnsi="Calibri"/>
+                <w:b w:val="0"/>
+                <w:i w:val="0"/>
+                <w:sz w:val="20"/>
+              </w:rPr>
+              <w:t>Acréscimo da coluna SP Planejado na tabela §5.2 (573 SP totais) para consistência com a planilha de gestão do projeto</w:t>
             </w:r>
           </w:p>
         </w:tc>

--- a/mps-nivel-c/oficial/04_registros/PROFARMA_Cadastro-de-Clientes/PLA-PROFARMA01-001_Plano-de-Projeto.docx
+++ b/mps-nivel-c/oficial/04_registros/PROFARMA_Cadastro-de-Clientes/PLA-PROFARMA01-001_Plano-de-Projeto.docx
@@ -394,7 +394,7 @@
                 <w:i w:val="0"/>
                 <w:sz w:val="20"/>
               </w:rPr>
-              <w:t>1.1</w:t>
+              <w:t>1.2</w:t>
             </w:r>
           </w:p>
         </w:tc>
@@ -450,7 +450,7 @@
                 <w:i w:val="0"/>
                 <w:sz w:val="20"/>
               </w:rPr>
-              <w:t>10/06/2026</w:t>
+              <w:t>11/06/2026</w:t>
             </w:r>
           </w:p>
         </w:tc>
@@ -1288,7 +1288,7 @@
         </w:pBdr>
       </w:pPr>
       <w:r>
-        <w:t>4. Estimativas (GPR 3, 4)</w:t>
+        <w:t>4. Estimativas e orçamento de horas (GPR 3, 4)</w:t>
       </w:r>
     </w:p>
     <w:p>
@@ -1303,7 +1303,7 @@
           <w:i w:val="0"/>
           <w:sz w:val="22"/>
         </w:rPr>
-        <w:t>Recursos alocados:</w:t>
+        <w:t>Tamanho estimado:</w:t>
       </w:r>
       <w:r>
         <w:rPr>
@@ -1312,7 +1312,7 @@
           <w:i w:val="0"/>
           <w:sz w:val="22"/>
         </w:rPr>
-        <w:t xml:space="preserve"> 3 Dev Pleno (Timeware) + Tech Lead parcial + PM</w:t>
+        <w:t xml:space="preserve"> 573 story points (total realizado; ver tabela §5.2)</w:t>
       </w:r>
     </w:p>
     <w:p>
@@ -1336,7 +1336,7 @@
           <w:i w:val="0"/>
           <w:sz w:val="22"/>
         </w:rPr>
-        <w:t xml:space="preserve"> ~10 meses (março/2025 a janeiro/2026)</w:t>
+        <w:t xml:space="preserve"> 19 sprints / ~10 meses (março/2025 a janeiro/2026)</w:t>
       </w:r>
     </w:p>
     <w:p>
@@ -1363,6 +1363,20 @@
         <w:t xml:space="preserve"> alocação mensalizada (squad dedicado)</w:t>
       </w:r>
     </w:p>
+    <w:p>
+      <w:pPr>
+        <w:spacing w:before="0" w:after="120"/>
+      </w:pPr>
+      <w:r>
+        <w:rPr>
+          <w:rFonts w:ascii="Calibri" w:hAnsi="Calibri"/>
+          <w:b/>
+          <w:i w:val="0"/>
+          <w:sz w:val="22"/>
+        </w:rPr>
+        <w:t>Distribuição por entregável:</w:t>
+      </w:r>
+    </w:p>
     <w:tbl>
       <w:tblPr>
         <w:tblW w:type="auto" w:w="0"/>
@@ -1435,7 +1449,7 @@
                 <w:color w:val="FFFFFF"/>
                 <w:sz w:val="20"/>
               </w:rPr>
-              <w:t>Sprints estimados</w:t>
+              <w:t>Sprints</w:t>
             </w:r>
           </w:p>
         </w:tc>
@@ -2116,6 +2130,1617 @@
               </w:rPr>
               <w:t>Sprint 14</w:t>
             </w:r>
+          </w:p>
+        </w:tc>
+      </w:tr>
+    </w:tbl>
+    <w:p>
+      <w:pPr>
+        <w:spacing w:before="0" w:after="160"/>
+      </w:pPr>
+    </w:p>
+    <w:p>
+      <w:pPr>
+        <w:spacing w:before="0" w:after="120"/>
+      </w:pPr>
+      <w:r>
+        <w:rPr>
+          <w:rFonts w:ascii="Calibri" w:hAnsi="Calibri"/>
+          <w:b/>
+          <w:i w:val="0"/>
+          <w:sz w:val="22"/>
+        </w:rPr>
+        <w:t>Orçamento de horas por papel:</w:t>
+      </w:r>
+    </w:p>
+    <w:p>
+      <w:pPr>
+        <w:spacing w:before="0" w:after="120"/>
+      </w:pPr>
+      <w:r>
+        <w:rPr>
+          <w:rFonts w:ascii="Calibri" w:hAnsi="Calibri"/>
+          <w:b w:val="0"/>
+          <w:i/>
+          <w:sz w:val="22"/>
+        </w:rPr>
+        <w:t>Referência: 168 h/mês disponíveis por pessoa → ~140 h/mês efetivas (~70 h/sprint) após dedução de cerimônias e reuniões (~15%). Dedicação parcial proporcional.</w:t>
+      </w:r>
+    </w:p>
+    <w:tbl>
+      <w:tblPr>
+        <w:tblW w:type="auto" w:w="0"/>
+        <w:tblLook w:firstColumn="1" w:firstRow="1" w:lastColumn="0" w:lastRow="0" w:noHBand="0" w:noVBand="1" w:val="04A0"/>
+        <w:tblBorders>
+          <w:top w:val="single" w:sz="4" w:space="0" w:color="003366"/>
+          <w:left w:val="single" w:sz="4" w:space="0" w:color="003366"/>
+          <w:bottom w:val="single" w:sz="4" w:space="0" w:color="003366"/>
+          <w:right w:val="single" w:sz="4" w:space="0" w:color="003366"/>
+          <w:insideH w:val="single" w:sz="4" w:space="0" w:color="003366"/>
+          <w:insideV w:val="single" w:sz="4" w:space="0" w:color="003366"/>
+        </w:tblBorders>
+      </w:tblPr>
+      <w:tblGrid>
+        <w:gridCol w:w="1484"/>
+        <w:gridCol w:w="1484"/>
+        <w:gridCol w:w="1484"/>
+        <w:gridCol w:w="1484"/>
+        <w:gridCol w:w="1484"/>
+        <w:gridCol w:w="1484"/>
+      </w:tblGrid>
+      <w:tr>
+        <w:trPr>
+          <w:cantSplit w:val="1"/>
+        </w:trPr>
+        <w:tc>
+          <w:tcPr>
+            <w:tcW w:type="dxa" w:w="1484"/>
+            <w:tcMar>
+              <w:top w:w="60" w:type="dxa"/>
+              <w:bottom w:w="60" w:type="dxa"/>
+              <w:left w:w="100" w:type="dxa"/>
+              <w:right w:w="100" w:type="dxa"/>
+            </w:tcMar>
+            <w:shd w:val="clear" w:color="auto" w:fill="003366"/>
+          </w:tcPr>
+          <w:p>
+            <w:pPr>
+              <w:spacing w:before="40" w:after="40"/>
+            </w:pPr>
+            <w:r>
+              <w:rPr>
+                <w:rFonts w:ascii="Calibri" w:hAnsi="Calibri"/>
+                <w:b/>
+                <w:i w:val="0"/>
+                <w:color w:val="FFFFFF"/>
+                <w:sz w:val="20"/>
+              </w:rPr>
+              <w:t>Papel</w:t>
+            </w:r>
+          </w:p>
+        </w:tc>
+        <w:tc>
+          <w:tcPr>
+            <w:tcW w:type="dxa" w:w="1484"/>
+            <w:tcMar>
+              <w:top w:w="60" w:type="dxa"/>
+              <w:bottom w:w="60" w:type="dxa"/>
+              <w:left w:w="100" w:type="dxa"/>
+              <w:right w:w="100" w:type="dxa"/>
+            </w:tcMar>
+            <w:shd w:val="clear" w:color="auto" w:fill="003366"/>
+          </w:tcPr>
+          <w:p>
+            <w:pPr>
+              <w:spacing w:before="40" w:after="40"/>
+            </w:pPr>
+            <w:r>
+              <w:rPr>
+                <w:rFonts w:ascii="Calibri" w:hAnsi="Calibri"/>
+                <w:b/>
+                <w:i w:val="0"/>
+                <w:color w:val="FFFFFF"/>
+                <w:sz w:val="20"/>
+              </w:rPr>
+              <w:t>Pessoas</w:t>
+            </w:r>
+          </w:p>
+        </w:tc>
+        <w:tc>
+          <w:tcPr>
+            <w:tcW w:type="dxa" w:w="1484"/>
+            <w:tcMar>
+              <w:top w:w="60" w:type="dxa"/>
+              <w:bottom w:w="60" w:type="dxa"/>
+              <w:left w:w="100" w:type="dxa"/>
+              <w:right w:w="100" w:type="dxa"/>
+            </w:tcMar>
+            <w:shd w:val="clear" w:color="auto" w:fill="003366"/>
+          </w:tcPr>
+          <w:p>
+            <w:pPr>
+              <w:spacing w:before="40" w:after="40"/>
+            </w:pPr>
+            <w:r>
+              <w:rPr>
+                <w:rFonts w:ascii="Calibri" w:hAnsi="Calibri"/>
+                <w:b/>
+                <w:i w:val="0"/>
+                <w:color w:val="FFFFFF"/>
+                <w:sz w:val="20"/>
+              </w:rPr>
+              <w:t>Dedicação</w:t>
+            </w:r>
+          </w:p>
+        </w:tc>
+        <w:tc>
+          <w:tcPr>
+            <w:tcW w:type="dxa" w:w="1484"/>
+            <w:tcMar>
+              <w:top w:w="60" w:type="dxa"/>
+              <w:bottom w:w="60" w:type="dxa"/>
+              <w:left w:w="100" w:type="dxa"/>
+              <w:right w:w="100" w:type="dxa"/>
+            </w:tcMar>
+            <w:shd w:val="clear" w:color="auto" w:fill="003366"/>
+          </w:tcPr>
+          <w:p>
+            <w:pPr>
+              <w:spacing w:before="40" w:after="40"/>
+            </w:pPr>
+            <w:r>
+              <w:rPr>
+                <w:rFonts w:ascii="Calibri" w:hAnsi="Calibri"/>
+                <w:b/>
+                <w:i w:val="0"/>
+                <w:color w:val="FFFFFF"/>
+                <w:sz w:val="20"/>
+              </w:rPr>
+              <w:t>h efetivas/sprint</w:t>
+            </w:r>
+          </w:p>
+        </w:tc>
+        <w:tc>
+          <w:tcPr>
+            <w:tcW w:type="dxa" w:w="1484"/>
+            <w:tcMar>
+              <w:top w:w="60" w:type="dxa"/>
+              <w:bottom w:w="60" w:type="dxa"/>
+              <w:left w:w="100" w:type="dxa"/>
+              <w:right w:w="100" w:type="dxa"/>
+            </w:tcMar>
+            <w:shd w:val="clear" w:color="auto" w:fill="003366"/>
+          </w:tcPr>
+          <w:p>
+            <w:pPr>
+              <w:spacing w:before="40" w:after="40"/>
+            </w:pPr>
+            <w:r>
+              <w:rPr>
+                <w:rFonts w:ascii="Calibri" w:hAnsi="Calibri"/>
+                <w:b/>
+                <w:i w:val="0"/>
+                <w:color w:val="FFFFFF"/>
+                <w:sz w:val="20"/>
+              </w:rPr>
+              <w:t>Sprints</w:t>
+            </w:r>
+          </w:p>
+        </w:tc>
+        <w:tc>
+          <w:tcPr>
+            <w:tcW w:type="dxa" w:w="1484"/>
+            <w:tcMar>
+              <w:top w:w="60" w:type="dxa"/>
+              <w:bottom w:w="60" w:type="dxa"/>
+              <w:left w:w="100" w:type="dxa"/>
+              <w:right w:w="100" w:type="dxa"/>
+            </w:tcMar>
+            <w:shd w:val="clear" w:color="auto" w:fill="003366"/>
+          </w:tcPr>
+          <w:p>
+            <w:pPr>
+              <w:spacing w:before="40" w:after="40"/>
+            </w:pPr>
+            <w:r>
+              <w:rPr>
+                <w:rFonts w:ascii="Calibri" w:hAnsi="Calibri"/>
+                <w:b/>
+                <w:i w:val="0"/>
+                <w:color w:val="FFFFFF"/>
+                <w:sz w:val="20"/>
+              </w:rPr>
+              <w:t>h estimadas</w:t>
+            </w:r>
+          </w:p>
+        </w:tc>
+      </w:tr>
+      <w:tr>
+        <w:trPr>
+          <w:cantSplit w:val="1"/>
+        </w:trPr>
+        <w:tc>
+          <w:tcPr>
+            <w:tcW w:type="dxa" w:w="1484"/>
+            <w:tcMar>
+              <w:top w:w="60" w:type="dxa"/>
+              <w:bottom w:w="60" w:type="dxa"/>
+              <w:left w:w="100" w:type="dxa"/>
+              <w:right w:w="100" w:type="dxa"/>
+            </w:tcMar>
+            <w:shd w:val="clear" w:color="auto" w:fill="EBF5FB"/>
+          </w:tcPr>
+          <w:p>
+            <w:pPr>
+              <w:spacing w:before="40" w:after="40"/>
+            </w:pPr>
+            <w:r>
+              <w:rPr>
+                <w:rFonts w:ascii="Calibri" w:hAnsi="Calibri"/>
+                <w:b w:val="0"/>
+                <w:i w:val="0"/>
+                <w:sz w:val="20"/>
+              </w:rPr>
+              <w:t>Gerente de Projeto</w:t>
+            </w:r>
+          </w:p>
+        </w:tc>
+        <w:tc>
+          <w:tcPr>
+            <w:tcW w:type="dxa" w:w="1484"/>
+            <w:tcMar>
+              <w:top w:w="60" w:type="dxa"/>
+              <w:bottom w:w="60" w:type="dxa"/>
+              <w:left w:w="100" w:type="dxa"/>
+              <w:right w:w="100" w:type="dxa"/>
+            </w:tcMar>
+            <w:shd w:val="clear" w:color="auto" w:fill="EBF5FB"/>
+          </w:tcPr>
+          <w:p>
+            <w:pPr>
+              <w:spacing w:before="40" w:after="40"/>
+            </w:pPr>
+            <w:r>
+              <w:rPr>
+                <w:rFonts w:ascii="Calibri" w:hAnsi="Calibri"/>
+                <w:b w:val="0"/>
+                <w:i w:val="0"/>
+                <w:sz w:val="20"/>
+              </w:rPr>
+              <w:t>1</w:t>
+            </w:r>
+          </w:p>
+        </w:tc>
+        <w:tc>
+          <w:tcPr>
+            <w:tcW w:type="dxa" w:w="1484"/>
+            <w:tcMar>
+              <w:top w:w="60" w:type="dxa"/>
+              <w:bottom w:w="60" w:type="dxa"/>
+              <w:left w:w="100" w:type="dxa"/>
+              <w:right w:w="100" w:type="dxa"/>
+            </w:tcMar>
+            <w:shd w:val="clear" w:color="auto" w:fill="EBF5FB"/>
+          </w:tcPr>
+          <w:p>
+            <w:pPr>
+              <w:spacing w:before="40" w:after="40"/>
+            </w:pPr>
+            <w:r>
+              <w:rPr>
+                <w:rFonts w:ascii="Calibri" w:hAnsi="Calibri"/>
+                <w:b w:val="0"/>
+                <w:i w:val="0"/>
+                <w:sz w:val="20"/>
+              </w:rPr>
+              <w:t>30%</w:t>
+            </w:r>
+          </w:p>
+        </w:tc>
+        <w:tc>
+          <w:tcPr>
+            <w:tcW w:type="dxa" w:w="1484"/>
+            <w:tcMar>
+              <w:top w:w="60" w:type="dxa"/>
+              <w:bottom w:w="60" w:type="dxa"/>
+              <w:left w:w="100" w:type="dxa"/>
+              <w:right w:w="100" w:type="dxa"/>
+            </w:tcMar>
+            <w:shd w:val="clear" w:color="auto" w:fill="EBF5FB"/>
+          </w:tcPr>
+          <w:p>
+            <w:pPr>
+              <w:spacing w:before="40" w:after="40"/>
+            </w:pPr>
+            <w:r>
+              <w:rPr>
+                <w:rFonts w:ascii="Calibri" w:hAnsi="Calibri"/>
+                <w:b w:val="0"/>
+                <w:i w:val="0"/>
+                <w:sz w:val="20"/>
+              </w:rPr>
+              <w:t>21 h</w:t>
+            </w:r>
+          </w:p>
+        </w:tc>
+        <w:tc>
+          <w:tcPr>
+            <w:tcW w:type="dxa" w:w="1484"/>
+            <w:tcMar>
+              <w:top w:w="60" w:type="dxa"/>
+              <w:bottom w:w="60" w:type="dxa"/>
+              <w:left w:w="100" w:type="dxa"/>
+              <w:right w:w="100" w:type="dxa"/>
+            </w:tcMar>
+            <w:shd w:val="clear" w:color="auto" w:fill="EBF5FB"/>
+          </w:tcPr>
+          <w:p>
+            <w:pPr>
+              <w:spacing w:before="40" w:after="40"/>
+            </w:pPr>
+            <w:r>
+              <w:rPr>
+                <w:rFonts w:ascii="Calibri" w:hAnsi="Calibri"/>
+                <w:b w:val="0"/>
+                <w:i w:val="0"/>
+                <w:sz w:val="20"/>
+              </w:rPr>
+              <w:t>19</w:t>
+            </w:r>
+          </w:p>
+        </w:tc>
+        <w:tc>
+          <w:tcPr>
+            <w:tcW w:type="dxa" w:w="1484"/>
+            <w:tcMar>
+              <w:top w:w="60" w:type="dxa"/>
+              <w:bottom w:w="60" w:type="dxa"/>
+              <w:left w:w="100" w:type="dxa"/>
+              <w:right w:w="100" w:type="dxa"/>
+            </w:tcMar>
+            <w:shd w:val="clear" w:color="auto" w:fill="EBF5FB"/>
+          </w:tcPr>
+          <w:p>
+            <w:pPr>
+              <w:spacing w:before="40" w:after="40"/>
+            </w:pPr>
+            <w:r>
+              <w:rPr>
+                <w:rFonts w:ascii="Calibri" w:hAnsi="Calibri"/>
+                <w:b w:val="0"/>
+                <w:i w:val="0"/>
+                <w:sz w:val="20"/>
+              </w:rPr>
+              <w:t>399 h</w:t>
+            </w:r>
+          </w:p>
+        </w:tc>
+      </w:tr>
+      <w:tr>
+        <w:trPr>
+          <w:cantSplit w:val="1"/>
+        </w:trPr>
+        <w:tc>
+          <w:tcPr>
+            <w:tcW w:type="dxa" w:w="1484"/>
+            <w:tcMar>
+              <w:top w:w="60" w:type="dxa"/>
+              <w:bottom w:w="60" w:type="dxa"/>
+              <w:left w:w="100" w:type="dxa"/>
+              <w:right w:w="100" w:type="dxa"/>
+            </w:tcMar>
+          </w:tcPr>
+          <w:p>
+            <w:pPr>
+              <w:spacing w:before="40" w:after="40"/>
+            </w:pPr>
+            <w:r>
+              <w:rPr>
+                <w:rFonts w:ascii="Calibri" w:hAnsi="Calibri"/>
+                <w:b w:val="0"/>
+                <w:i w:val="0"/>
+                <w:sz w:val="20"/>
+              </w:rPr>
+              <w:t>Tech Lead</w:t>
+            </w:r>
+          </w:p>
+        </w:tc>
+        <w:tc>
+          <w:tcPr>
+            <w:tcW w:type="dxa" w:w="1484"/>
+            <w:tcMar>
+              <w:top w:w="60" w:type="dxa"/>
+              <w:bottom w:w="60" w:type="dxa"/>
+              <w:left w:w="100" w:type="dxa"/>
+              <w:right w:w="100" w:type="dxa"/>
+            </w:tcMar>
+          </w:tcPr>
+          <w:p>
+            <w:pPr>
+              <w:spacing w:before="40" w:after="40"/>
+            </w:pPr>
+            <w:r>
+              <w:rPr>
+                <w:rFonts w:ascii="Calibri" w:hAnsi="Calibri"/>
+                <w:b w:val="0"/>
+                <w:i w:val="0"/>
+                <w:sz w:val="20"/>
+              </w:rPr>
+              <w:t>1</w:t>
+            </w:r>
+          </w:p>
+        </w:tc>
+        <w:tc>
+          <w:tcPr>
+            <w:tcW w:type="dxa" w:w="1484"/>
+            <w:tcMar>
+              <w:top w:w="60" w:type="dxa"/>
+              <w:bottom w:w="60" w:type="dxa"/>
+              <w:left w:w="100" w:type="dxa"/>
+              <w:right w:w="100" w:type="dxa"/>
+            </w:tcMar>
+          </w:tcPr>
+          <w:p>
+            <w:pPr>
+              <w:spacing w:before="40" w:after="40"/>
+            </w:pPr>
+            <w:r>
+              <w:rPr>
+                <w:rFonts w:ascii="Calibri" w:hAnsi="Calibri"/>
+                <w:b w:val="0"/>
+                <w:i w:val="0"/>
+                <w:sz w:val="20"/>
+              </w:rPr>
+              <w:t>50%</w:t>
+            </w:r>
+          </w:p>
+        </w:tc>
+        <w:tc>
+          <w:tcPr>
+            <w:tcW w:type="dxa" w:w="1484"/>
+            <w:tcMar>
+              <w:top w:w="60" w:type="dxa"/>
+              <w:bottom w:w="60" w:type="dxa"/>
+              <w:left w:w="100" w:type="dxa"/>
+              <w:right w:w="100" w:type="dxa"/>
+            </w:tcMar>
+          </w:tcPr>
+          <w:p>
+            <w:pPr>
+              <w:spacing w:before="40" w:after="40"/>
+            </w:pPr>
+            <w:r>
+              <w:rPr>
+                <w:rFonts w:ascii="Calibri" w:hAnsi="Calibri"/>
+                <w:b w:val="0"/>
+                <w:i w:val="0"/>
+                <w:sz w:val="20"/>
+              </w:rPr>
+              <w:t>35 h</w:t>
+            </w:r>
+          </w:p>
+        </w:tc>
+        <w:tc>
+          <w:tcPr>
+            <w:tcW w:type="dxa" w:w="1484"/>
+            <w:tcMar>
+              <w:top w:w="60" w:type="dxa"/>
+              <w:bottom w:w="60" w:type="dxa"/>
+              <w:left w:w="100" w:type="dxa"/>
+              <w:right w:w="100" w:type="dxa"/>
+            </w:tcMar>
+          </w:tcPr>
+          <w:p>
+            <w:pPr>
+              <w:spacing w:before="40" w:after="40"/>
+            </w:pPr>
+            <w:r>
+              <w:rPr>
+                <w:rFonts w:ascii="Calibri" w:hAnsi="Calibri"/>
+                <w:b w:val="0"/>
+                <w:i w:val="0"/>
+                <w:sz w:val="20"/>
+              </w:rPr>
+              <w:t>19</w:t>
+            </w:r>
+          </w:p>
+        </w:tc>
+        <w:tc>
+          <w:tcPr>
+            <w:tcW w:type="dxa" w:w="1484"/>
+            <w:tcMar>
+              <w:top w:w="60" w:type="dxa"/>
+              <w:bottom w:w="60" w:type="dxa"/>
+              <w:left w:w="100" w:type="dxa"/>
+              <w:right w:w="100" w:type="dxa"/>
+            </w:tcMar>
+          </w:tcPr>
+          <w:p>
+            <w:pPr>
+              <w:spacing w:before="40" w:after="40"/>
+            </w:pPr>
+            <w:r>
+              <w:rPr>
+                <w:rFonts w:ascii="Calibri" w:hAnsi="Calibri"/>
+                <w:b w:val="0"/>
+                <w:i w:val="0"/>
+                <w:sz w:val="20"/>
+              </w:rPr>
+              <w:t>665 h</w:t>
+            </w:r>
+          </w:p>
+        </w:tc>
+      </w:tr>
+      <w:tr>
+        <w:trPr>
+          <w:cantSplit w:val="1"/>
+        </w:trPr>
+        <w:tc>
+          <w:tcPr>
+            <w:tcW w:type="dxa" w:w="1484"/>
+            <w:tcMar>
+              <w:top w:w="60" w:type="dxa"/>
+              <w:bottom w:w="60" w:type="dxa"/>
+              <w:left w:w="100" w:type="dxa"/>
+              <w:right w:w="100" w:type="dxa"/>
+            </w:tcMar>
+            <w:shd w:val="clear" w:color="auto" w:fill="EBF5FB"/>
+          </w:tcPr>
+          <w:p>
+            <w:pPr>
+              <w:spacing w:before="40" w:after="40"/>
+            </w:pPr>
+            <w:r>
+              <w:rPr>
+                <w:rFonts w:ascii="Calibri" w:hAnsi="Calibri"/>
+                <w:b w:val="0"/>
+                <w:i w:val="0"/>
+                <w:sz w:val="20"/>
+              </w:rPr>
+              <w:t>Dev Principal / Arquiteto</w:t>
+            </w:r>
+          </w:p>
+        </w:tc>
+        <w:tc>
+          <w:tcPr>
+            <w:tcW w:type="dxa" w:w="1484"/>
+            <w:tcMar>
+              <w:top w:w="60" w:type="dxa"/>
+              <w:bottom w:w="60" w:type="dxa"/>
+              <w:left w:w="100" w:type="dxa"/>
+              <w:right w:w="100" w:type="dxa"/>
+            </w:tcMar>
+            <w:shd w:val="clear" w:color="auto" w:fill="EBF5FB"/>
+          </w:tcPr>
+          <w:p>
+            <w:pPr>
+              <w:spacing w:before="40" w:after="40"/>
+            </w:pPr>
+            <w:r>
+              <w:rPr>
+                <w:rFonts w:ascii="Calibri" w:hAnsi="Calibri"/>
+                <w:b w:val="0"/>
+                <w:i w:val="0"/>
+                <w:sz w:val="20"/>
+              </w:rPr>
+              <w:t>1</w:t>
+            </w:r>
+          </w:p>
+        </w:tc>
+        <w:tc>
+          <w:tcPr>
+            <w:tcW w:type="dxa" w:w="1484"/>
+            <w:tcMar>
+              <w:top w:w="60" w:type="dxa"/>
+              <w:bottom w:w="60" w:type="dxa"/>
+              <w:left w:w="100" w:type="dxa"/>
+              <w:right w:w="100" w:type="dxa"/>
+            </w:tcMar>
+            <w:shd w:val="clear" w:color="auto" w:fill="EBF5FB"/>
+          </w:tcPr>
+          <w:p>
+            <w:pPr>
+              <w:spacing w:before="40" w:after="40"/>
+            </w:pPr>
+            <w:r>
+              <w:rPr>
+                <w:rFonts w:ascii="Calibri" w:hAnsi="Calibri"/>
+                <w:b w:val="0"/>
+                <w:i w:val="0"/>
+                <w:sz w:val="20"/>
+              </w:rPr>
+              <w:t>100%</w:t>
+            </w:r>
+          </w:p>
+        </w:tc>
+        <w:tc>
+          <w:tcPr>
+            <w:tcW w:type="dxa" w:w="1484"/>
+            <w:tcMar>
+              <w:top w:w="60" w:type="dxa"/>
+              <w:bottom w:w="60" w:type="dxa"/>
+              <w:left w:w="100" w:type="dxa"/>
+              <w:right w:w="100" w:type="dxa"/>
+            </w:tcMar>
+            <w:shd w:val="clear" w:color="auto" w:fill="EBF5FB"/>
+          </w:tcPr>
+          <w:p>
+            <w:pPr>
+              <w:spacing w:before="40" w:after="40"/>
+            </w:pPr>
+            <w:r>
+              <w:rPr>
+                <w:rFonts w:ascii="Calibri" w:hAnsi="Calibri"/>
+                <w:b w:val="0"/>
+                <w:i w:val="0"/>
+                <w:sz w:val="20"/>
+              </w:rPr>
+              <w:t>70 h</w:t>
+            </w:r>
+          </w:p>
+        </w:tc>
+        <w:tc>
+          <w:tcPr>
+            <w:tcW w:type="dxa" w:w="1484"/>
+            <w:tcMar>
+              <w:top w:w="60" w:type="dxa"/>
+              <w:bottom w:w="60" w:type="dxa"/>
+              <w:left w:w="100" w:type="dxa"/>
+              <w:right w:w="100" w:type="dxa"/>
+            </w:tcMar>
+            <w:shd w:val="clear" w:color="auto" w:fill="EBF5FB"/>
+          </w:tcPr>
+          <w:p>
+            <w:pPr>
+              <w:spacing w:before="40" w:after="40"/>
+            </w:pPr>
+            <w:r>
+              <w:rPr>
+                <w:rFonts w:ascii="Calibri" w:hAnsi="Calibri"/>
+                <w:b w:val="0"/>
+                <w:i w:val="0"/>
+                <w:sz w:val="20"/>
+              </w:rPr>
+              <w:t>11</w:t>
+            </w:r>
+          </w:p>
+        </w:tc>
+        <w:tc>
+          <w:tcPr>
+            <w:tcW w:type="dxa" w:w="1484"/>
+            <w:tcMar>
+              <w:top w:w="60" w:type="dxa"/>
+              <w:bottom w:w="60" w:type="dxa"/>
+              <w:left w:w="100" w:type="dxa"/>
+              <w:right w:w="100" w:type="dxa"/>
+            </w:tcMar>
+            <w:shd w:val="clear" w:color="auto" w:fill="EBF5FB"/>
+          </w:tcPr>
+          <w:p>
+            <w:pPr>
+              <w:spacing w:before="40" w:after="40"/>
+            </w:pPr>
+            <w:r>
+              <w:rPr>
+                <w:rFonts w:ascii="Calibri" w:hAnsi="Calibri"/>
+                <w:b w:val="0"/>
+                <w:i w:val="0"/>
+                <w:sz w:val="20"/>
+              </w:rPr>
+              <w:t>770 h</w:t>
+            </w:r>
+          </w:p>
+        </w:tc>
+      </w:tr>
+      <w:tr>
+        <w:trPr>
+          <w:cantSplit w:val="1"/>
+        </w:trPr>
+        <w:tc>
+          <w:tcPr>
+            <w:tcW w:type="dxa" w:w="1484"/>
+            <w:tcMar>
+              <w:top w:w="60" w:type="dxa"/>
+              <w:bottom w:w="60" w:type="dxa"/>
+              <w:left w:w="100" w:type="dxa"/>
+              <w:right w:w="100" w:type="dxa"/>
+            </w:tcMar>
+          </w:tcPr>
+          <w:p>
+            <w:pPr>
+              <w:spacing w:before="40" w:after="40"/>
+            </w:pPr>
+            <w:r>
+              <w:rPr>
+                <w:rFonts w:ascii="Calibri" w:hAnsi="Calibri"/>
+                <w:b w:val="0"/>
+                <w:i w:val="0"/>
+                <w:sz w:val="20"/>
+              </w:rPr>
+              <w:t>Dev Backend (Gustavo, Renan)</w:t>
+            </w:r>
+          </w:p>
+        </w:tc>
+        <w:tc>
+          <w:tcPr>
+            <w:tcW w:type="dxa" w:w="1484"/>
+            <w:tcMar>
+              <w:top w:w="60" w:type="dxa"/>
+              <w:bottom w:w="60" w:type="dxa"/>
+              <w:left w:w="100" w:type="dxa"/>
+              <w:right w:w="100" w:type="dxa"/>
+            </w:tcMar>
+          </w:tcPr>
+          <w:p>
+            <w:pPr>
+              <w:spacing w:before="40" w:after="40"/>
+            </w:pPr>
+            <w:r>
+              <w:rPr>
+                <w:rFonts w:ascii="Calibri" w:hAnsi="Calibri"/>
+                <w:b w:val="0"/>
+                <w:i w:val="0"/>
+                <w:sz w:val="20"/>
+              </w:rPr>
+              <w:t>2</w:t>
+            </w:r>
+          </w:p>
+        </w:tc>
+        <w:tc>
+          <w:tcPr>
+            <w:tcW w:type="dxa" w:w="1484"/>
+            <w:tcMar>
+              <w:top w:w="60" w:type="dxa"/>
+              <w:bottom w:w="60" w:type="dxa"/>
+              <w:left w:w="100" w:type="dxa"/>
+              <w:right w:w="100" w:type="dxa"/>
+            </w:tcMar>
+          </w:tcPr>
+          <w:p>
+            <w:pPr>
+              <w:spacing w:before="40" w:after="40"/>
+            </w:pPr>
+            <w:r>
+              <w:rPr>
+                <w:rFonts w:ascii="Calibri" w:hAnsi="Calibri"/>
+                <w:b w:val="0"/>
+                <w:i w:val="0"/>
+                <w:sz w:val="20"/>
+              </w:rPr>
+              <w:t>100%</w:t>
+            </w:r>
+          </w:p>
+        </w:tc>
+        <w:tc>
+          <w:tcPr>
+            <w:tcW w:type="dxa" w:w="1484"/>
+            <w:tcMar>
+              <w:top w:w="60" w:type="dxa"/>
+              <w:bottom w:w="60" w:type="dxa"/>
+              <w:left w:w="100" w:type="dxa"/>
+              <w:right w:w="100" w:type="dxa"/>
+            </w:tcMar>
+          </w:tcPr>
+          <w:p>
+            <w:pPr>
+              <w:spacing w:before="40" w:after="40"/>
+            </w:pPr>
+            <w:r>
+              <w:rPr>
+                <w:rFonts w:ascii="Calibri" w:hAnsi="Calibri"/>
+                <w:b w:val="0"/>
+                <w:i w:val="0"/>
+                <w:sz w:val="20"/>
+              </w:rPr>
+              <w:t>70 h</w:t>
+            </w:r>
+          </w:p>
+        </w:tc>
+        <w:tc>
+          <w:tcPr>
+            <w:tcW w:type="dxa" w:w="1484"/>
+            <w:tcMar>
+              <w:top w:w="60" w:type="dxa"/>
+              <w:bottom w:w="60" w:type="dxa"/>
+              <w:left w:w="100" w:type="dxa"/>
+              <w:right w:w="100" w:type="dxa"/>
+            </w:tcMar>
+          </w:tcPr>
+          <w:p>
+            <w:pPr>
+              <w:spacing w:before="40" w:after="40"/>
+            </w:pPr>
+            <w:r>
+              <w:rPr>
+                <w:rFonts w:ascii="Calibri" w:hAnsi="Calibri"/>
+                <w:b w:val="0"/>
+                <w:i w:val="0"/>
+                <w:sz w:val="20"/>
+              </w:rPr>
+              <w:t>19</w:t>
+            </w:r>
+          </w:p>
+        </w:tc>
+        <w:tc>
+          <w:tcPr>
+            <w:tcW w:type="dxa" w:w="1484"/>
+            <w:tcMar>
+              <w:top w:w="60" w:type="dxa"/>
+              <w:bottom w:w="60" w:type="dxa"/>
+              <w:left w:w="100" w:type="dxa"/>
+              <w:right w:w="100" w:type="dxa"/>
+            </w:tcMar>
+          </w:tcPr>
+          <w:p>
+            <w:pPr>
+              <w:spacing w:before="40" w:after="40"/>
+            </w:pPr>
+            <w:r>
+              <w:rPr>
+                <w:rFonts w:ascii="Calibri" w:hAnsi="Calibri"/>
+                <w:b w:val="0"/>
+                <w:i w:val="0"/>
+                <w:sz w:val="20"/>
+              </w:rPr>
+              <w:t>2.660 h</w:t>
+            </w:r>
+          </w:p>
+        </w:tc>
+      </w:tr>
+      <w:tr>
+        <w:trPr>
+          <w:cantSplit w:val="1"/>
+        </w:trPr>
+        <w:tc>
+          <w:tcPr>
+            <w:tcW w:type="dxa" w:w="1484"/>
+            <w:tcMar>
+              <w:top w:w="60" w:type="dxa"/>
+              <w:bottom w:w="60" w:type="dxa"/>
+              <w:left w:w="100" w:type="dxa"/>
+              <w:right w:w="100" w:type="dxa"/>
+            </w:tcMar>
+            <w:shd w:val="clear" w:color="auto" w:fill="EBF5FB"/>
+          </w:tcPr>
+          <w:p>
+            <w:pPr>
+              <w:spacing w:before="40" w:after="40"/>
+            </w:pPr>
+            <w:r>
+              <w:rPr>
+                <w:rFonts w:ascii="Calibri" w:hAnsi="Calibri"/>
+                <w:b w:val="0"/>
+                <w:i w:val="0"/>
+                <w:sz w:val="20"/>
+              </w:rPr>
+              <w:t>Dev Backend (Cézar — a partir Sprint 8)</w:t>
+            </w:r>
+          </w:p>
+        </w:tc>
+        <w:tc>
+          <w:tcPr>
+            <w:tcW w:type="dxa" w:w="1484"/>
+            <w:tcMar>
+              <w:top w:w="60" w:type="dxa"/>
+              <w:bottom w:w="60" w:type="dxa"/>
+              <w:left w:w="100" w:type="dxa"/>
+              <w:right w:w="100" w:type="dxa"/>
+            </w:tcMar>
+            <w:shd w:val="clear" w:color="auto" w:fill="EBF5FB"/>
+          </w:tcPr>
+          <w:p>
+            <w:pPr>
+              <w:spacing w:before="40" w:after="40"/>
+            </w:pPr>
+            <w:r>
+              <w:rPr>
+                <w:rFonts w:ascii="Calibri" w:hAnsi="Calibri"/>
+                <w:b w:val="0"/>
+                <w:i w:val="0"/>
+                <w:sz w:val="20"/>
+              </w:rPr>
+              <w:t>1</w:t>
+            </w:r>
+          </w:p>
+        </w:tc>
+        <w:tc>
+          <w:tcPr>
+            <w:tcW w:type="dxa" w:w="1484"/>
+            <w:tcMar>
+              <w:top w:w="60" w:type="dxa"/>
+              <w:bottom w:w="60" w:type="dxa"/>
+              <w:left w:w="100" w:type="dxa"/>
+              <w:right w:w="100" w:type="dxa"/>
+            </w:tcMar>
+            <w:shd w:val="clear" w:color="auto" w:fill="EBF5FB"/>
+          </w:tcPr>
+          <w:p>
+            <w:pPr>
+              <w:spacing w:before="40" w:after="40"/>
+            </w:pPr>
+            <w:r>
+              <w:rPr>
+                <w:rFonts w:ascii="Calibri" w:hAnsi="Calibri"/>
+                <w:b w:val="0"/>
+                <w:i w:val="0"/>
+                <w:sz w:val="20"/>
+              </w:rPr>
+              <w:t>100%</w:t>
+            </w:r>
+          </w:p>
+        </w:tc>
+        <w:tc>
+          <w:tcPr>
+            <w:tcW w:type="dxa" w:w="1484"/>
+            <w:tcMar>
+              <w:top w:w="60" w:type="dxa"/>
+              <w:bottom w:w="60" w:type="dxa"/>
+              <w:left w:w="100" w:type="dxa"/>
+              <w:right w:w="100" w:type="dxa"/>
+            </w:tcMar>
+            <w:shd w:val="clear" w:color="auto" w:fill="EBF5FB"/>
+          </w:tcPr>
+          <w:p>
+            <w:pPr>
+              <w:spacing w:before="40" w:after="40"/>
+            </w:pPr>
+            <w:r>
+              <w:rPr>
+                <w:rFonts w:ascii="Calibri" w:hAnsi="Calibri"/>
+                <w:b w:val="0"/>
+                <w:i w:val="0"/>
+                <w:sz w:val="20"/>
+              </w:rPr>
+              <w:t>70 h</w:t>
+            </w:r>
+          </w:p>
+        </w:tc>
+        <w:tc>
+          <w:tcPr>
+            <w:tcW w:type="dxa" w:w="1484"/>
+            <w:tcMar>
+              <w:top w:w="60" w:type="dxa"/>
+              <w:bottom w:w="60" w:type="dxa"/>
+              <w:left w:w="100" w:type="dxa"/>
+              <w:right w:w="100" w:type="dxa"/>
+            </w:tcMar>
+            <w:shd w:val="clear" w:color="auto" w:fill="EBF5FB"/>
+          </w:tcPr>
+          <w:p>
+            <w:pPr>
+              <w:spacing w:before="40" w:after="40"/>
+            </w:pPr>
+            <w:r>
+              <w:rPr>
+                <w:rFonts w:ascii="Calibri" w:hAnsi="Calibri"/>
+                <w:b w:val="0"/>
+                <w:i w:val="0"/>
+                <w:sz w:val="20"/>
+              </w:rPr>
+              <w:t>12</w:t>
+            </w:r>
+          </w:p>
+        </w:tc>
+        <w:tc>
+          <w:tcPr>
+            <w:tcW w:type="dxa" w:w="1484"/>
+            <w:tcMar>
+              <w:top w:w="60" w:type="dxa"/>
+              <w:bottom w:w="60" w:type="dxa"/>
+              <w:left w:w="100" w:type="dxa"/>
+              <w:right w:w="100" w:type="dxa"/>
+            </w:tcMar>
+            <w:shd w:val="clear" w:color="auto" w:fill="EBF5FB"/>
+          </w:tcPr>
+          <w:p>
+            <w:pPr>
+              <w:spacing w:before="40" w:after="40"/>
+            </w:pPr>
+            <w:r>
+              <w:rPr>
+                <w:rFonts w:ascii="Calibri" w:hAnsi="Calibri"/>
+                <w:b w:val="0"/>
+                <w:i w:val="0"/>
+                <w:sz w:val="20"/>
+              </w:rPr>
+              <w:t>840 h</w:t>
+            </w:r>
+          </w:p>
+        </w:tc>
+      </w:tr>
+      <w:tr>
+        <w:trPr>
+          <w:cantSplit w:val="1"/>
+        </w:trPr>
+        <w:tc>
+          <w:tcPr>
+            <w:tcW w:type="dxa" w:w="1484"/>
+            <w:tcMar>
+              <w:top w:w="60" w:type="dxa"/>
+              <w:bottom w:w="60" w:type="dxa"/>
+              <w:left w:w="100" w:type="dxa"/>
+              <w:right w:w="100" w:type="dxa"/>
+            </w:tcMar>
+          </w:tcPr>
+          <w:p>
+            <w:pPr>
+              <w:spacing w:before="40" w:after="40"/>
+            </w:pPr>
+            <w:r>
+              <w:rPr>
+                <w:rFonts w:ascii="Calibri" w:hAnsi="Calibri"/>
+                <w:b w:val="0"/>
+                <w:i w:val="0"/>
+                <w:sz w:val="20"/>
+              </w:rPr>
+              <w:t>Dev Backend (João — a partir Sprint 13, 50%)</w:t>
+            </w:r>
+          </w:p>
+        </w:tc>
+        <w:tc>
+          <w:tcPr>
+            <w:tcW w:type="dxa" w:w="1484"/>
+            <w:tcMar>
+              <w:top w:w="60" w:type="dxa"/>
+              <w:bottom w:w="60" w:type="dxa"/>
+              <w:left w:w="100" w:type="dxa"/>
+              <w:right w:w="100" w:type="dxa"/>
+            </w:tcMar>
+          </w:tcPr>
+          <w:p>
+            <w:pPr>
+              <w:spacing w:before="40" w:after="40"/>
+            </w:pPr>
+            <w:r>
+              <w:rPr>
+                <w:rFonts w:ascii="Calibri" w:hAnsi="Calibri"/>
+                <w:b w:val="0"/>
+                <w:i w:val="0"/>
+                <w:sz w:val="20"/>
+              </w:rPr>
+              <w:t>1</w:t>
+            </w:r>
+          </w:p>
+        </w:tc>
+        <w:tc>
+          <w:tcPr>
+            <w:tcW w:type="dxa" w:w="1484"/>
+            <w:tcMar>
+              <w:top w:w="60" w:type="dxa"/>
+              <w:bottom w:w="60" w:type="dxa"/>
+              <w:left w:w="100" w:type="dxa"/>
+              <w:right w:w="100" w:type="dxa"/>
+            </w:tcMar>
+          </w:tcPr>
+          <w:p>
+            <w:pPr>
+              <w:spacing w:before="40" w:after="40"/>
+            </w:pPr>
+            <w:r>
+              <w:rPr>
+                <w:rFonts w:ascii="Calibri" w:hAnsi="Calibri"/>
+                <w:b w:val="0"/>
+                <w:i w:val="0"/>
+                <w:sz w:val="20"/>
+              </w:rPr>
+              <w:t>50%</w:t>
+            </w:r>
+          </w:p>
+        </w:tc>
+        <w:tc>
+          <w:tcPr>
+            <w:tcW w:type="dxa" w:w="1484"/>
+            <w:tcMar>
+              <w:top w:w="60" w:type="dxa"/>
+              <w:bottom w:w="60" w:type="dxa"/>
+              <w:left w:w="100" w:type="dxa"/>
+              <w:right w:w="100" w:type="dxa"/>
+            </w:tcMar>
+          </w:tcPr>
+          <w:p>
+            <w:pPr>
+              <w:spacing w:before="40" w:after="40"/>
+            </w:pPr>
+            <w:r>
+              <w:rPr>
+                <w:rFonts w:ascii="Calibri" w:hAnsi="Calibri"/>
+                <w:b w:val="0"/>
+                <w:i w:val="0"/>
+                <w:sz w:val="20"/>
+              </w:rPr>
+              <w:t>35 h</w:t>
+            </w:r>
+          </w:p>
+        </w:tc>
+        <w:tc>
+          <w:tcPr>
+            <w:tcW w:type="dxa" w:w="1484"/>
+            <w:tcMar>
+              <w:top w:w="60" w:type="dxa"/>
+              <w:bottom w:w="60" w:type="dxa"/>
+              <w:left w:w="100" w:type="dxa"/>
+              <w:right w:w="100" w:type="dxa"/>
+            </w:tcMar>
+          </w:tcPr>
+          <w:p>
+            <w:pPr>
+              <w:spacing w:before="40" w:after="40"/>
+            </w:pPr>
+            <w:r>
+              <w:rPr>
+                <w:rFonts w:ascii="Calibri" w:hAnsi="Calibri"/>
+                <w:b w:val="0"/>
+                <w:i w:val="0"/>
+                <w:sz w:val="20"/>
+              </w:rPr>
+              <w:t>7</w:t>
+            </w:r>
+          </w:p>
+        </w:tc>
+        <w:tc>
+          <w:tcPr>
+            <w:tcW w:type="dxa" w:w="1484"/>
+            <w:tcMar>
+              <w:top w:w="60" w:type="dxa"/>
+              <w:bottom w:w="60" w:type="dxa"/>
+              <w:left w:w="100" w:type="dxa"/>
+              <w:right w:w="100" w:type="dxa"/>
+            </w:tcMar>
+          </w:tcPr>
+          <w:p>
+            <w:pPr>
+              <w:spacing w:before="40" w:after="40"/>
+            </w:pPr>
+            <w:r>
+              <w:rPr>
+                <w:rFonts w:ascii="Calibri" w:hAnsi="Calibri"/>
+                <w:b w:val="0"/>
+                <w:i w:val="0"/>
+                <w:sz w:val="20"/>
+              </w:rPr>
+              <w:t>245 h</w:t>
+            </w:r>
+          </w:p>
+        </w:tc>
+      </w:tr>
+      <w:tr>
+        <w:trPr>
+          <w:cantSplit w:val="1"/>
+        </w:trPr>
+        <w:tc>
+          <w:tcPr>
+            <w:tcW w:type="dxa" w:w="1484"/>
+            <w:tcMar>
+              <w:top w:w="60" w:type="dxa"/>
+              <w:bottom w:w="60" w:type="dxa"/>
+              <w:left w:w="100" w:type="dxa"/>
+              <w:right w:w="100" w:type="dxa"/>
+            </w:tcMar>
+            <w:shd w:val="clear" w:color="auto" w:fill="EBF5FB"/>
+          </w:tcPr>
+          <w:p>
+            <w:pPr>
+              <w:spacing w:before="40" w:after="40"/>
+            </w:pPr>
+            <w:r>
+              <w:rPr>
+                <w:rFonts w:ascii="Calibri" w:hAnsi="Calibri"/>
+                <w:b w:val="0"/>
+                <w:i w:val="0"/>
+                <w:sz w:val="20"/>
+              </w:rPr>
+              <w:t>DevOps (Sprint 14)</w:t>
+            </w:r>
+          </w:p>
+        </w:tc>
+        <w:tc>
+          <w:tcPr>
+            <w:tcW w:type="dxa" w:w="1484"/>
+            <w:tcMar>
+              <w:top w:w="60" w:type="dxa"/>
+              <w:bottom w:w="60" w:type="dxa"/>
+              <w:left w:w="100" w:type="dxa"/>
+              <w:right w:w="100" w:type="dxa"/>
+            </w:tcMar>
+            <w:shd w:val="clear" w:color="auto" w:fill="EBF5FB"/>
+          </w:tcPr>
+          <w:p>
+            <w:pPr>
+              <w:spacing w:before="40" w:after="40"/>
+            </w:pPr>
+            <w:r>
+              <w:rPr>
+                <w:rFonts w:ascii="Calibri" w:hAnsi="Calibri"/>
+                <w:b w:val="0"/>
+                <w:i w:val="0"/>
+                <w:sz w:val="20"/>
+              </w:rPr>
+              <w:t>1</w:t>
+            </w:r>
+          </w:p>
+        </w:tc>
+        <w:tc>
+          <w:tcPr>
+            <w:tcW w:type="dxa" w:w="1484"/>
+            <w:tcMar>
+              <w:top w:w="60" w:type="dxa"/>
+              <w:bottom w:w="60" w:type="dxa"/>
+              <w:left w:w="100" w:type="dxa"/>
+              <w:right w:w="100" w:type="dxa"/>
+            </w:tcMar>
+            <w:shd w:val="clear" w:color="auto" w:fill="EBF5FB"/>
+          </w:tcPr>
+          <w:p>
+            <w:pPr>
+              <w:spacing w:before="40" w:after="40"/>
+            </w:pPr>
+            <w:r>
+              <w:rPr>
+                <w:rFonts w:ascii="Calibri" w:hAnsi="Calibri"/>
+                <w:b w:val="0"/>
+                <w:i w:val="0"/>
+                <w:sz w:val="20"/>
+              </w:rPr>
+              <w:t>100%</w:t>
+            </w:r>
+          </w:p>
+        </w:tc>
+        <w:tc>
+          <w:tcPr>
+            <w:tcW w:type="dxa" w:w="1484"/>
+            <w:tcMar>
+              <w:top w:w="60" w:type="dxa"/>
+              <w:bottom w:w="60" w:type="dxa"/>
+              <w:left w:w="100" w:type="dxa"/>
+              <w:right w:w="100" w:type="dxa"/>
+            </w:tcMar>
+            <w:shd w:val="clear" w:color="auto" w:fill="EBF5FB"/>
+          </w:tcPr>
+          <w:p>
+            <w:pPr>
+              <w:spacing w:before="40" w:after="40"/>
+            </w:pPr>
+            <w:r>
+              <w:rPr>
+                <w:rFonts w:ascii="Calibri" w:hAnsi="Calibri"/>
+                <w:b w:val="0"/>
+                <w:i w:val="0"/>
+                <w:sz w:val="20"/>
+              </w:rPr>
+              <w:t>70 h</w:t>
+            </w:r>
+          </w:p>
+        </w:tc>
+        <w:tc>
+          <w:tcPr>
+            <w:tcW w:type="dxa" w:w="1484"/>
+            <w:tcMar>
+              <w:top w:w="60" w:type="dxa"/>
+              <w:bottom w:w="60" w:type="dxa"/>
+              <w:left w:w="100" w:type="dxa"/>
+              <w:right w:w="100" w:type="dxa"/>
+            </w:tcMar>
+            <w:shd w:val="clear" w:color="auto" w:fill="EBF5FB"/>
+          </w:tcPr>
+          <w:p>
+            <w:pPr>
+              <w:spacing w:before="40" w:after="40"/>
+            </w:pPr>
+            <w:r>
+              <w:rPr>
+                <w:rFonts w:ascii="Calibri" w:hAnsi="Calibri"/>
+                <w:b w:val="0"/>
+                <w:i w:val="0"/>
+                <w:sz w:val="20"/>
+              </w:rPr>
+              <w:t>1</w:t>
+            </w:r>
+          </w:p>
+        </w:tc>
+        <w:tc>
+          <w:tcPr>
+            <w:tcW w:type="dxa" w:w="1484"/>
+            <w:tcMar>
+              <w:top w:w="60" w:type="dxa"/>
+              <w:bottom w:w="60" w:type="dxa"/>
+              <w:left w:w="100" w:type="dxa"/>
+              <w:right w:w="100" w:type="dxa"/>
+            </w:tcMar>
+            <w:shd w:val="clear" w:color="auto" w:fill="EBF5FB"/>
+          </w:tcPr>
+          <w:p>
+            <w:pPr>
+              <w:spacing w:before="40" w:after="40"/>
+            </w:pPr>
+            <w:r>
+              <w:rPr>
+                <w:rFonts w:ascii="Calibri" w:hAnsi="Calibri"/>
+                <w:b w:val="0"/>
+                <w:i w:val="0"/>
+                <w:sz w:val="20"/>
+              </w:rPr>
+              <w:t>70 h</w:t>
+            </w:r>
+          </w:p>
+        </w:tc>
+      </w:tr>
+      <w:tr>
+        <w:trPr>
+          <w:cantSplit w:val="1"/>
+        </w:trPr>
+        <w:tc>
+          <w:tcPr>
+            <w:tcW w:type="dxa" w:w="1484"/>
+            <w:tcMar>
+              <w:top w:w="60" w:type="dxa"/>
+              <w:bottom w:w="60" w:type="dxa"/>
+              <w:left w:w="100" w:type="dxa"/>
+              <w:right w:w="100" w:type="dxa"/>
+            </w:tcMar>
+          </w:tcPr>
+          <w:p>
+            <w:pPr>
+              <w:spacing w:before="40" w:after="40"/>
+            </w:pPr>
+            <w:r>
+              <w:rPr>
+                <w:rFonts w:ascii="Calibri" w:hAnsi="Calibri"/>
+                <w:b w:val="0"/>
+                <w:i w:val="0"/>
+                <w:sz w:val="20"/>
+              </w:rPr>
+              <w:t>QA / Automação (Sprints 15–19, 40%)</w:t>
+            </w:r>
+          </w:p>
+        </w:tc>
+        <w:tc>
+          <w:tcPr>
+            <w:tcW w:type="dxa" w:w="1484"/>
+            <w:tcMar>
+              <w:top w:w="60" w:type="dxa"/>
+              <w:bottom w:w="60" w:type="dxa"/>
+              <w:left w:w="100" w:type="dxa"/>
+              <w:right w:w="100" w:type="dxa"/>
+            </w:tcMar>
+          </w:tcPr>
+          <w:p>
+            <w:pPr>
+              <w:spacing w:before="40" w:after="40"/>
+            </w:pPr>
+            <w:r>
+              <w:rPr>
+                <w:rFonts w:ascii="Calibri" w:hAnsi="Calibri"/>
+                <w:b w:val="0"/>
+                <w:i w:val="0"/>
+                <w:sz w:val="20"/>
+              </w:rPr>
+              <w:t>1</w:t>
+            </w:r>
+          </w:p>
+        </w:tc>
+        <w:tc>
+          <w:tcPr>
+            <w:tcW w:type="dxa" w:w="1484"/>
+            <w:tcMar>
+              <w:top w:w="60" w:type="dxa"/>
+              <w:bottom w:w="60" w:type="dxa"/>
+              <w:left w:w="100" w:type="dxa"/>
+              <w:right w:w="100" w:type="dxa"/>
+            </w:tcMar>
+          </w:tcPr>
+          <w:p>
+            <w:pPr>
+              <w:spacing w:before="40" w:after="40"/>
+            </w:pPr>
+            <w:r>
+              <w:rPr>
+                <w:rFonts w:ascii="Calibri" w:hAnsi="Calibri"/>
+                <w:b w:val="0"/>
+                <w:i w:val="0"/>
+                <w:sz w:val="20"/>
+              </w:rPr>
+              <w:t>40%</w:t>
+            </w:r>
+          </w:p>
+        </w:tc>
+        <w:tc>
+          <w:tcPr>
+            <w:tcW w:type="dxa" w:w="1484"/>
+            <w:tcMar>
+              <w:top w:w="60" w:type="dxa"/>
+              <w:bottom w:w="60" w:type="dxa"/>
+              <w:left w:w="100" w:type="dxa"/>
+              <w:right w:w="100" w:type="dxa"/>
+            </w:tcMar>
+          </w:tcPr>
+          <w:p>
+            <w:pPr>
+              <w:spacing w:before="40" w:after="40"/>
+            </w:pPr>
+            <w:r>
+              <w:rPr>
+                <w:rFonts w:ascii="Calibri" w:hAnsi="Calibri"/>
+                <w:b w:val="0"/>
+                <w:i w:val="0"/>
+                <w:sz w:val="20"/>
+              </w:rPr>
+              <w:t>28 h</w:t>
+            </w:r>
+          </w:p>
+        </w:tc>
+        <w:tc>
+          <w:tcPr>
+            <w:tcW w:type="dxa" w:w="1484"/>
+            <w:tcMar>
+              <w:top w:w="60" w:type="dxa"/>
+              <w:bottom w:w="60" w:type="dxa"/>
+              <w:left w:w="100" w:type="dxa"/>
+              <w:right w:w="100" w:type="dxa"/>
+            </w:tcMar>
+          </w:tcPr>
+          <w:p>
+            <w:pPr>
+              <w:spacing w:before="40" w:after="40"/>
+            </w:pPr>
+            <w:r>
+              <w:rPr>
+                <w:rFonts w:ascii="Calibri" w:hAnsi="Calibri"/>
+                <w:b w:val="0"/>
+                <w:i w:val="0"/>
+                <w:sz w:val="20"/>
+              </w:rPr>
+              <w:t>5</w:t>
+            </w:r>
+          </w:p>
+        </w:tc>
+        <w:tc>
+          <w:tcPr>
+            <w:tcW w:type="dxa" w:w="1484"/>
+            <w:tcMar>
+              <w:top w:w="60" w:type="dxa"/>
+              <w:bottom w:w="60" w:type="dxa"/>
+              <w:left w:w="100" w:type="dxa"/>
+              <w:right w:w="100" w:type="dxa"/>
+            </w:tcMar>
+          </w:tcPr>
+          <w:p>
+            <w:pPr>
+              <w:spacing w:before="40" w:after="40"/>
+            </w:pPr>
+            <w:r>
+              <w:rPr>
+                <w:rFonts w:ascii="Calibri" w:hAnsi="Calibri"/>
+                <w:b w:val="0"/>
+                <w:i w:val="0"/>
+                <w:sz w:val="20"/>
+              </w:rPr>
+              <w:t>140 h</w:t>
+            </w:r>
+          </w:p>
+        </w:tc>
+      </w:tr>
+      <w:tr>
+        <w:trPr>
+          <w:cantSplit w:val="1"/>
+        </w:trPr>
+        <w:tc>
+          <w:tcPr>
+            <w:tcW w:type="dxa" w:w="1484"/>
+            <w:tcMar>
+              <w:top w:w="60" w:type="dxa"/>
+              <w:bottom w:w="60" w:type="dxa"/>
+              <w:left w:w="100" w:type="dxa"/>
+              <w:right w:w="100" w:type="dxa"/>
+            </w:tcMar>
+            <w:shd w:val="clear" w:color="auto" w:fill="EBF5FB"/>
+          </w:tcPr>
+          <w:p>
+            <w:pPr>
+              <w:spacing w:before="40" w:after="40"/>
+            </w:pPr>
+            <w:r>
+              <w:rPr>
+                <w:rFonts w:ascii="Calibri" w:hAnsi="Calibri"/>
+                <w:b/>
+                <w:i w:val="0"/>
+                <w:sz w:val="20"/>
+              </w:rPr>
+              <w:t>Total</w:t>
+            </w:r>
+          </w:p>
+        </w:tc>
+        <w:tc>
+          <w:tcPr>
+            <w:tcW w:type="dxa" w:w="1484"/>
+            <w:tcMar>
+              <w:top w:w="60" w:type="dxa"/>
+              <w:bottom w:w="60" w:type="dxa"/>
+              <w:left w:w="100" w:type="dxa"/>
+              <w:right w:w="100" w:type="dxa"/>
+            </w:tcMar>
+            <w:shd w:val="clear" w:color="auto" w:fill="EBF5FB"/>
+          </w:tcPr>
+          <w:p>
+            <w:pPr>
+              <w:spacing w:before="40" w:after="40"/>
+            </w:pPr>
+            <w:r>
+              <w:rPr>
+                <w:rFonts w:ascii="Calibri" w:hAnsi="Calibri"/>
+                <w:b/>
+                <w:i w:val="0"/>
+                <w:sz w:val="20"/>
+              </w:rPr>
+              <w:t>5.789 h</w:t>
+            </w:r>
+          </w:p>
+        </w:tc>
+        <w:tc>
+          <w:tcPr>
+            <w:tcW w:type="dxa" w:w="1484"/>
+            <w:tcMar>
+              <w:top w:w="60" w:type="dxa"/>
+              <w:bottom w:w="60" w:type="dxa"/>
+              <w:left w:w="100" w:type="dxa"/>
+              <w:right w:w="100" w:type="dxa"/>
+            </w:tcMar>
+            <w:shd w:val="clear" w:color="auto" w:fill="EBF5FB"/>
+          </w:tcPr>
+          <w:p>
+            <w:pPr>
+              <w:spacing w:before="40" w:after="40"/>
+            </w:pPr>
+          </w:p>
+        </w:tc>
+        <w:tc>
+          <w:tcPr>
+            <w:tcW w:type="dxa" w:w="1484"/>
+            <w:tcMar>
+              <w:top w:w="60" w:type="dxa"/>
+              <w:bottom w:w="60" w:type="dxa"/>
+              <w:left w:w="100" w:type="dxa"/>
+              <w:right w:w="100" w:type="dxa"/>
+            </w:tcMar>
+            <w:shd w:val="clear" w:color="auto" w:fill="EBF5FB"/>
+          </w:tcPr>
+          <w:p>
+            <w:pPr>
+              <w:spacing w:before="40" w:after="40"/>
+            </w:pPr>
+          </w:p>
+        </w:tc>
+        <w:tc>
+          <w:tcPr>
+            <w:tcW w:type="dxa" w:w="1484"/>
+            <w:tcMar>
+              <w:top w:w="60" w:type="dxa"/>
+              <w:bottom w:w="60" w:type="dxa"/>
+              <w:left w:w="100" w:type="dxa"/>
+              <w:right w:w="100" w:type="dxa"/>
+            </w:tcMar>
+            <w:shd w:val="clear" w:color="auto" w:fill="EBF5FB"/>
+          </w:tcPr>
+          <w:p>
+            <w:pPr>
+              <w:spacing w:before="40" w:after="40"/>
+            </w:pPr>
+          </w:p>
+        </w:tc>
+        <w:tc>
+          <w:tcPr>
+            <w:tcW w:type="dxa" w:w="1484"/>
+            <w:tcMar>
+              <w:top w:w="60" w:type="dxa"/>
+              <w:bottom w:w="60" w:type="dxa"/>
+              <w:left w:w="100" w:type="dxa"/>
+              <w:right w:w="100" w:type="dxa"/>
+            </w:tcMar>
+            <w:shd w:val="clear" w:color="auto" w:fill="EBF5FB"/>
+          </w:tcPr>
+          <w:p>
+            <w:pPr>
+              <w:spacing w:before="40" w:after="40"/>
+            </w:pPr>
           </w:p>
         </w:tc>
       </w:tr>
@@ -9483,7 +11108,145 @@
           <w:i w:val="0"/>
           <w:sz w:val="22"/>
         </w:rPr>
-        <w:t>Ao final da fase de piloto (loja 9), o sistema é promovido para rollout geral nas demais lojas da Rede D1000. A operação e sustentação pós-piloto são objeto de contrato separado de sustentação. A documentação técnica e de arquitetura (</w:t>
+        <w:t>Ao final da fase de piloto (loja 9), o sistema é promovido para rollout geral nas demais lojas da Rede D1000.</w:t>
+      </w:r>
+    </w:p>
+    <w:p>
+      <w:pPr>
+        <w:spacing w:before="0" w:after="120"/>
+      </w:pPr>
+      <w:r>
+        <w:rPr>
+          <w:rFonts w:ascii="Calibri" w:hAnsi="Calibri"/>
+          <w:b/>
+          <w:i w:val="0"/>
+          <w:sz w:val="22"/>
+        </w:rPr>
+        <w:t>Estratégia de promoção para produção:</w:t>
+      </w:r>
+    </w:p>
+    <w:p>
+      <w:pPr>
+        <w:pStyle w:val="ListBullet"/>
+        <w:spacing w:before="20" w:after="40"/>
+      </w:pPr>
+      <w:r>
+        <w:rPr>
+          <w:rFonts w:ascii="Calibri" w:hAnsi="Calibri"/>
+          <w:b/>
+          <w:i w:val="0"/>
+          <w:sz w:val="22"/>
+        </w:rPr>
+        <w:t>Fluxo de ambientes:</w:t>
+      </w:r>
+      <w:r>
+        <w:rPr>
+          <w:rFonts w:ascii="Calibri" w:hAnsi="Calibri"/>
+          <w:b w:val="0"/>
+          <w:i w:val="0"/>
+          <w:sz w:val="22"/>
+        </w:rPr>
+        <w:t xml:space="preserve"> desenvolvimento (local/feature branch) → homologação (Azure AKS — ambiente D1000) → produção (Azure AKS — produção Profarma)</w:t>
+      </w:r>
+    </w:p>
+    <w:p>
+      <w:pPr>
+        <w:pStyle w:val="ListBullet"/>
+        <w:spacing w:before="20" w:after="40"/>
+      </w:pPr>
+      <w:r>
+        <w:rPr>
+          <w:rFonts w:ascii="Calibri" w:hAnsi="Calibri"/>
+          <w:b/>
+          <w:i w:val="0"/>
+          <w:sz w:val="22"/>
+        </w:rPr>
+        <w:t>GMUD obrigatória:</w:t>
+      </w:r>
+      <w:r>
+        <w:rPr>
+          <w:rFonts w:ascii="Calibri" w:hAnsi="Calibri"/>
+          <w:b w:val="0"/>
+          <w:i w:val="0"/>
+          <w:sz w:val="22"/>
+        </w:rPr>
+        <w:t xml:space="preserve"> qualquer promoção ao ambiente de produção da Rede D1000 requer abertura formal de Gerenciamento de Mudança (GMUD) com janela de mudança definida, rollback plan documentado e aprovação do Gerente de TI D1000 (Humberto Erler)</w:t>
+      </w:r>
+    </w:p>
+    <w:p>
+      <w:pPr>
+        <w:pStyle w:val="ListBullet"/>
+        <w:spacing w:before="20" w:after="40"/>
+      </w:pPr>
+      <w:r>
+        <w:rPr>
+          <w:rFonts w:ascii="Calibri" w:hAnsi="Calibri"/>
+          <w:b/>
+          <w:i w:val="0"/>
+          <w:sz w:val="22"/>
+        </w:rPr>
+        <w:t>Execução do deploy em produção:</w:t>
+      </w:r>
+      <w:r>
+        <w:rPr>
+          <w:rFonts w:ascii="Calibri" w:hAnsi="Calibri"/>
+          <w:b w:val="0"/>
+          <w:i w:val="0"/>
+          <w:sz w:val="22"/>
+        </w:rPr>
+        <w:t xml:space="preserve"> responsabilidade de Fagner Pereira (Operações/Deploy — Rede D1000), após aprovação da GMUD</w:t>
+      </w:r>
+    </w:p>
+    <w:p>
+      <w:pPr>
+        <w:pStyle w:val="ListBullet"/>
+        <w:spacing w:before="20" w:after="40"/>
+      </w:pPr>
+      <w:r>
+        <w:rPr>
+          <w:rFonts w:ascii="Calibri" w:hAnsi="Calibri"/>
+          <w:b/>
+          <w:i w:val="0"/>
+          <w:sz w:val="22"/>
+        </w:rPr>
+        <w:t>Suporte pós-deploy:</w:t>
+      </w:r>
+      <w:r>
+        <w:rPr>
+          <w:rFonts w:ascii="Calibri" w:hAnsi="Calibri"/>
+          <w:b w:val="0"/>
+          <w:i w:val="0"/>
+          <w:sz w:val="22"/>
+        </w:rPr>
+        <w:t xml:space="preserve"> a Timeware mantém canais de suporte ao vivo (Teams) durante o período de estabilização do piloto para atendimento a incidentes</w:t>
+      </w:r>
+    </w:p>
+    <w:p>
+      <w:pPr>
+        <w:spacing w:before="0" w:after="120"/>
+      </w:pPr>
+      <w:r>
+        <w:rPr>
+          <w:rFonts w:ascii="Calibri" w:hAnsi="Calibri"/>
+          <w:b w:val="0"/>
+          <w:i/>
+          <w:sz w:val="22"/>
+        </w:rPr>
+        <w:t>Evidência: GMUD 2624117 executada em 21/01/2026 — deploy da versão final no ambiente produtivo, após aprovação formal.</w:t>
+      </w:r>
+    </w:p>
+    <w:p>
+      <w:pPr>
+        <w:spacing w:before="0" w:after="120"/>
+      </w:pPr>
+      <w:r>
+        <w:rPr>
+          <w:rFonts w:ascii="Calibri" w:hAnsi="Calibri"/>
+          <w:b w:val="0"/>
+          <w:i w:val="0"/>
+          <w:sz w:val="22"/>
+        </w:rPr>
+        <w:t>A operação e sustentação pós-piloto são objeto de contrato separado de sustentação. A documentação técnica e de arquitetura (</w:t>
       </w:r>
       <w:r>
         <w:rPr>
@@ -11699,6 +13462,112 @@
                 <w:sz w:val="20"/>
               </w:rPr>
               <w:t>Acréscimo da coluna SP Planejado na tabela §5.2 (573 SP totais) para consistência com a planilha de gestão do projeto</w:t>
+            </w:r>
+          </w:p>
+        </w:tc>
+      </w:tr>
+      <w:tr>
+        <w:trPr>
+          <w:cantSplit w:val="1"/>
+        </w:trPr>
+        <w:tc>
+          <w:tcPr>
+            <w:tcW w:type="dxa" w:w="2225"/>
+            <w:tcMar>
+              <w:top w:w="60" w:type="dxa"/>
+              <w:bottom w:w="60" w:type="dxa"/>
+              <w:left w:w="100" w:type="dxa"/>
+              <w:right w:w="100" w:type="dxa"/>
+            </w:tcMar>
+            <w:shd w:val="clear" w:color="auto" w:fill="F0F4F8"/>
+          </w:tcPr>
+          <w:p>
+            <w:pPr>
+              <w:spacing w:before="40" w:after="40"/>
+            </w:pPr>
+            <w:r>
+              <w:rPr>
+                <w:rFonts w:ascii="Calibri" w:hAnsi="Calibri"/>
+                <w:b/>
+                <w:i w:val="0"/>
+                <w:sz w:val="20"/>
+              </w:rPr>
+              <w:t>1.2</w:t>
+            </w:r>
+          </w:p>
+        </w:tc>
+        <w:tc>
+          <w:tcPr>
+            <w:tcW w:type="dxa" w:w="2225"/>
+            <w:tcMar>
+              <w:top w:w="60" w:type="dxa"/>
+              <w:bottom w:w="60" w:type="dxa"/>
+              <w:left w:w="100" w:type="dxa"/>
+              <w:right w:w="100" w:type="dxa"/>
+            </w:tcMar>
+          </w:tcPr>
+          <w:p>
+            <w:pPr>
+              <w:spacing w:before="40" w:after="40"/>
+            </w:pPr>
+            <w:r>
+              <w:rPr>
+                <w:rFonts w:ascii="Calibri" w:hAnsi="Calibri"/>
+                <w:b w:val="0"/>
+                <w:i w:val="0"/>
+                <w:sz w:val="20"/>
+              </w:rPr>
+              <w:t>11/06/2026</w:t>
+            </w:r>
+          </w:p>
+        </w:tc>
+        <w:tc>
+          <w:tcPr>
+            <w:tcW w:type="dxa" w:w="2225"/>
+            <w:tcMar>
+              <w:top w:w="60" w:type="dxa"/>
+              <w:bottom w:w="60" w:type="dxa"/>
+              <w:left w:w="100" w:type="dxa"/>
+              <w:right w:w="100" w:type="dxa"/>
+            </w:tcMar>
+          </w:tcPr>
+          <w:p>
+            <w:pPr>
+              <w:spacing w:before="40" w:after="40"/>
+            </w:pPr>
+            <w:r>
+              <w:rPr>
+                <w:rFonts w:ascii="Calibri" w:hAnsi="Calibri"/>
+                <w:b w:val="0"/>
+                <w:i w:val="0"/>
+                <w:sz w:val="20"/>
+              </w:rPr>
+              <w:t>Time de Melhoria Contínua</w:t>
+            </w:r>
+          </w:p>
+        </w:tc>
+        <w:tc>
+          <w:tcPr>
+            <w:tcW w:type="dxa" w:w="2225"/>
+            <w:tcMar>
+              <w:top w:w="60" w:type="dxa"/>
+              <w:bottom w:w="60" w:type="dxa"/>
+              <w:left w:w="100" w:type="dxa"/>
+              <w:right w:w="100" w:type="dxa"/>
+            </w:tcMar>
+          </w:tcPr>
+          <w:p>
+            <w:pPr>
+              <w:spacing w:before="40" w:after="40"/>
+            </w:pPr>
+            <w:r>
+              <w:rPr>
+                <w:rFonts w:ascii="Calibri" w:hAnsi="Calibri"/>
+                <w:b w:val="0"/>
+                <w:i w:val="0"/>
+                <w:sz w:val="20"/>
+              </w:rPr>
+              <w:t>Acréscimo da tabela de orçamento de horas por papel em §4 (GPR 4) — 5.789 h totais estimadas; ampliação do §8 (GPR 8) com estratégia de transição para produção, fluxo de GMUD e responsáveis pelo deploy</w:t>
             </w:r>
           </w:p>
         </w:tc>

--- a/mps-nivel-c/oficial/04_registros/PROFARMA_Cadastro-de-Clientes/PLA-PROFARMA01-001_Plano-de-Projeto.docx
+++ b/mps-nivel-c/oficial/04_registros/PROFARMA_Cadastro-de-Clientes/PLA-PROFARMA01-001_Plano-de-Projeto.docx
@@ -394,7 +394,7 @@
                 <w:i w:val="0"/>
                 <w:sz w:val="20"/>
               </w:rPr>
-              <w:t>1.2</w:t>
+              <w:t>1.3</w:t>
             </w:r>
           </w:p>
         </w:tc>
@@ -11270,6 +11270,1536 @@
     </w:p>
     <w:p>
       <w:pPr>
+        <w:pStyle w:val="Heading2"/>
+        <w:keepNext/>
+        <w:keepLines/>
+      </w:pPr>
+      <w:r>
+        <w:t>8.2 Checklist de go-live (pré-produção)</w:t>
+      </w:r>
+    </w:p>
+    <w:tbl>
+      <w:tblPr>
+        <w:tblW w:type="auto" w:w="0"/>
+        <w:tblLook w:firstColumn="1" w:firstRow="1" w:lastColumn="0" w:lastRow="0" w:noHBand="0" w:noVBand="1" w:val="04A0"/>
+        <w:tblBorders>
+          <w:top w:val="single" w:sz="4" w:space="0" w:color="003366"/>
+          <w:left w:val="single" w:sz="4" w:space="0" w:color="003366"/>
+          <w:bottom w:val="single" w:sz="4" w:space="0" w:color="003366"/>
+          <w:right w:val="single" w:sz="4" w:space="0" w:color="003366"/>
+          <w:insideH w:val="single" w:sz="4" w:space="0" w:color="003366"/>
+          <w:insideV w:val="single" w:sz="4" w:space="0" w:color="003366"/>
+        </w:tblBorders>
+      </w:tblPr>
+      <w:tblGrid>
+        <w:gridCol w:w="2967"/>
+        <w:gridCol w:w="2967"/>
+        <w:gridCol w:w="2967"/>
+      </w:tblGrid>
+      <w:tr>
+        <w:trPr>
+          <w:cantSplit w:val="1"/>
+        </w:trPr>
+        <w:tc>
+          <w:tcPr>
+            <w:tcW w:type="dxa" w:w="2967"/>
+            <w:tcMar>
+              <w:top w:w="60" w:type="dxa"/>
+              <w:bottom w:w="60" w:type="dxa"/>
+              <w:left w:w="100" w:type="dxa"/>
+              <w:right w:w="100" w:type="dxa"/>
+            </w:tcMar>
+            <w:shd w:val="clear" w:color="auto" w:fill="003366"/>
+          </w:tcPr>
+          <w:p>
+            <w:pPr>
+              <w:spacing w:before="40" w:after="40"/>
+            </w:pPr>
+            <w:r>
+              <w:rPr>
+                <w:rFonts w:ascii="Calibri" w:hAnsi="Calibri"/>
+                <w:b/>
+                <w:i w:val="0"/>
+                <w:color w:val="FFFFFF"/>
+                <w:sz w:val="20"/>
+              </w:rPr>
+              <w:t>Item</w:t>
+            </w:r>
+          </w:p>
+        </w:tc>
+        <w:tc>
+          <w:tcPr>
+            <w:tcW w:type="dxa" w:w="2967"/>
+            <w:tcMar>
+              <w:top w:w="60" w:type="dxa"/>
+              <w:bottom w:w="60" w:type="dxa"/>
+              <w:left w:w="100" w:type="dxa"/>
+              <w:right w:w="100" w:type="dxa"/>
+            </w:tcMar>
+            <w:shd w:val="clear" w:color="auto" w:fill="003366"/>
+          </w:tcPr>
+          <w:p>
+            <w:pPr>
+              <w:spacing w:before="40" w:after="40"/>
+            </w:pPr>
+            <w:r>
+              <w:rPr>
+                <w:rFonts w:ascii="Calibri" w:hAnsi="Calibri"/>
+                <w:b/>
+                <w:i w:val="0"/>
+                <w:color w:val="FFFFFF"/>
+                <w:sz w:val="20"/>
+              </w:rPr>
+              <w:t>Atendido</w:t>
+            </w:r>
+          </w:p>
+        </w:tc>
+        <w:tc>
+          <w:tcPr>
+            <w:tcW w:type="dxa" w:w="2967"/>
+            <w:tcMar>
+              <w:top w:w="60" w:type="dxa"/>
+              <w:bottom w:w="60" w:type="dxa"/>
+              <w:left w:w="100" w:type="dxa"/>
+              <w:right w:w="100" w:type="dxa"/>
+            </w:tcMar>
+            <w:shd w:val="clear" w:color="auto" w:fill="003366"/>
+          </w:tcPr>
+          <w:p>
+            <w:pPr>
+              <w:spacing w:before="40" w:after="40"/>
+            </w:pPr>
+            <w:r>
+              <w:rPr>
+                <w:rFonts w:ascii="Calibri" w:hAnsi="Calibri"/>
+                <w:b/>
+                <w:i w:val="0"/>
+                <w:color w:val="FFFFFF"/>
+                <w:sz w:val="20"/>
+              </w:rPr>
+              <w:t>Responsável</w:t>
+            </w:r>
+          </w:p>
+        </w:tc>
+      </w:tr>
+      <w:tr>
+        <w:trPr>
+          <w:cantSplit w:val="1"/>
+        </w:trPr>
+        <w:tc>
+          <w:tcPr>
+            <w:tcW w:type="dxa" w:w="2967"/>
+            <w:tcMar>
+              <w:top w:w="60" w:type="dxa"/>
+              <w:bottom w:w="60" w:type="dxa"/>
+              <w:left w:w="100" w:type="dxa"/>
+              <w:right w:w="100" w:type="dxa"/>
+            </w:tcMar>
+            <w:shd w:val="clear" w:color="auto" w:fill="EBF5FB"/>
+          </w:tcPr>
+          <w:p>
+            <w:pPr>
+              <w:spacing w:before="40" w:after="40"/>
+            </w:pPr>
+            <w:r>
+              <w:rPr>
+                <w:rFonts w:ascii="Calibri" w:hAnsi="Calibri"/>
+                <w:b w:val="0"/>
+                <w:i w:val="0"/>
+                <w:sz w:val="20"/>
+              </w:rPr>
+              <w:t>Homologação aprovada pelo cliente</w:t>
+            </w:r>
+          </w:p>
+        </w:tc>
+        <w:tc>
+          <w:tcPr>
+            <w:tcW w:type="dxa" w:w="2967"/>
+            <w:tcMar>
+              <w:top w:w="60" w:type="dxa"/>
+              <w:bottom w:w="60" w:type="dxa"/>
+              <w:left w:w="100" w:type="dxa"/>
+              <w:right w:w="100" w:type="dxa"/>
+            </w:tcMar>
+            <w:shd w:val="clear" w:color="auto" w:fill="EBF5FB"/>
+          </w:tcPr>
+          <w:p>
+            <w:pPr>
+              <w:spacing w:before="40" w:after="40"/>
+            </w:pPr>
+            <w:r>
+              <w:rPr>
+                <w:rFonts w:ascii="Calibri" w:hAnsi="Calibri"/>
+                <w:b w:val="0"/>
+                <w:i w:val="0"/>
+                <w:sz w:val="20"/>
+              </w:rPr>
+              <w:t>Sim — aceite Helena Moreira (e-mail, Sprints 1–17)</w:t>
+            </w:r>
+          </w:p>
+        </w:tc>
+        <w:tc>
+          <w:tcPr>
+            <w:tcW w:type="dxa" w:w="2967"/>
+            <w:tcMar>
+              <w:top w:w="60" w:type="dxa"/>
+              <w:bottom w:w="60" w:type="dxa"/>
+              <w:left w:w="100" w:type="dxa"/>
+              <w:right w:w="100" w:type="dxa"/>
+            </w:tcMar>
+            <w:shd w:val="clear" w:color="auto" w:fill="EBF5FB"/>
+          </w:tcPr>
+          <w:p>
+            <w:pPr>
+              <w:spacing w:before="40" w:after="40"/>
+            </w:pPr>
+            <w:r>
+              <w:rPr>
+                <w:rFonts w:ascii="Calibri" w:hAnsi="Calibri"/>
+                <w:b w:val="0"/>
+                <w:i w:val="0"/>
+                <w:sz w:val="20"/>
+              </w:rPr>
+              <w:t>QA D1000 (Julielle Santos)</w:t>
+            </w:r>
+          </w:p>
+        </w:tc>
+      </w:tr>
+      <w:tr>
+        <w:trPr>
+          <w:cantSplit w:val="1"/>
+        </w:trPr>
+        <w:tc>
+          <w:tcPr>
+            <w:tcW w:type="dxa" w:w="2967"/>
+            <w:tcMar>
+              <w:top w:w="60" w:type="dxa"/>
+              <w:bottom w:w="60" w:type="dxa"/>
+              <w:left w:w="100" w:type="dxa"/>
+              <w:right w:w="100" w:type="dxa"/>
+            </w:tcMar>
+          </w:tcPr>
+          <w:p>
+            <w:pPr>
+              <w:spacing w:before="40" w:after="40"/>
+            </w:pPr>
+            <w:r>
+              <w:rPr>
+                <w:rFonts w:ascii="Calibri" w:hAnsi="Calibri"/>
+                <w:b w:val="0"/>
+                <w:i w:val="0"/>
+                <w:sz w:val="20"/>
+              </w:rPr>
+              <w:t>Documentação de entrega completa (PCP, API docs)</w:t>
+            </w:r>
+          </w:p>
+        </w:tc>
+        <w:tc>
+          <w:tcPr>
+            <w:tcW w:type="dxa" w:w="2967"/>
+            <w:tcMar>
+              <w:top w:w="60" w:type="dxa"/>
+              <w:bottom w:w="60" w:type="dxa"/>
+              <w:left w:w="100" w:type="dxa"/>
+              <w:right w:w="100" w:type="dxa"/>
+            </w:tcMar>
+          </w:tcPr>
+          <w:p>
+            <w:pPr>
+              <w:spacing w:before="40" w:after="40"/>
+            </w:pPr>
+            <w:r>
+              <w:rPr>
+                <w:rFonts w:ascii="Calibri" w:hAnsi="Calibri"/>
+                <w:b w:val="0"/>
+                <w:i w:val="0"/>
+                <w:sz w:val="20"/>
+              </w:rPr>
+              <w:t>Sim — PCP-PROFARMA01-001 + Swagger</w:t>
+            </w:r>
+          </w:p>
+        </w:tc>
+        <w:tc>
+          <w:tcPr>
+            <w:tcW w:type="dxa" w:w="2967"/>
+            <w:tcMar>
+              <w:top w:w="60" w:type="dxa"/>
+              <w:bottom w:w="60" w:type="dxa"/>
+              <w:left w:w="100" w:type="dxa"/>
+              <w:right w:w="100" w:type="dxa"/>
+            </w:tcMar>
+          </w:tcPr>
+          <w:p>
+            <w:pPr>
+              <w:spacing w:before="40" w:after="40"/>
+            </w:pPr>
+            <w:r>
+              <w:rPr>
+                <w:rFonts w:ascii="Calibri" w:hAnsi="Calibri"/>
+                <w:b w:val="0"/>
+                <w:i w:val="0"/>
+                <w:sz w:val="20"/>
+              </w:rPr>
+              <w:t>Tech Lead</w:t>
+            </w:r>
+          </w:p>
+        </w:tc>
+      </w:tr>
+      <w:tr>
+        <w:trPr>
+          <w:cantSplit w:val="1"/>
+        </w:trPr>
+        <w:tc>
+          <w:tcPr>
+            <w:tcW w:type="dxa" w:w="2967"/>
+            <w:tcMar>
+              <w:top w:w="60" w:type="dxa"/>
+              <w:bottom w:w="60" w:type="dxa"/>
+              <w:left w:w="100" w:type="dxa"/>
+              <w:right w:w="100" w:type="dxa"/>
+            </w:tcMar>
+            <w:shd w:val="clear" w:color="auto" w:fill="EBF5FB"/>
+          </w:tcPr>
+          <w:p>
+            <w:pPr>
+              <w:spacing w:before="40" w:after="40"/>
+            </w:pPr>
+            <w:r>
+              <w:rPr>
+                <w:rFonts w:ascii="Calibri" w:hAnsi="Calibri"/>
+                <w:b w:val="0"/>
+                <w:i w:val="0"/>
+                <w:sz w:val="20"/>
+              </w:rPr>
+              <w:t>Testes de regressão executados sem falhas S1</w:t>
+            </w:r>
+          </w:p>
+        </w:tc>
+        <w:tc>
+          <w:tcPr>
+            <w:tcW w:type="dxa" w:w="2967"/>
+            <w:tcMar>
+              <w:top w:w="60" w:type="dxa"/>
+              <w:bottom w:w="60" w:type="dxa"/>
+              <w:left w:w="100" w:type="dxa"/>
+              <w:right w:w="100" w:type="dxa"/>
+            </w:tcMar>
+            <w:shd w:val="clear" w:color="auto" w:fill="EBF5FB"/>
+          </w:tcPr>
+          <w:p>
+            <w:pPr>
+              <w:spacing w:before="40" w:after="40"/>
+            </w:pPr>
+            <w:r>
+              <w:rPr>
+                <w:rFonts w:ascii="Calibri" w:hAnsi="Calibri"/>
+                <w:b w:val="0"/>
+                <w:i w:val="0"/>
+                <w:sz w:val="20"/>
+              </w:rPr>
+              <w:t>Sim — Sprints 18–19, zero S1 em aberto</w:t>
+            </w:r>
+          </w:p>
+        </w:tc>
+        <w:tc>
+          <w:tcPr>
+            <w:tcW w:type="dxa" w:w="2967"/>
+            <w:tcMar>
+              <w:top w:w="60" w:type="dxa"/>
+              <w:bottom w:w="60" w:type="dxa"/>
+              <w:left w:w="100" w:type="dxa"/>
+              <w:right w:w="100" w:type="dxa"/>
+            </w:tcMar>
+            <w:shd w:val="clear" w:color="auto" w:fill="EBF5FB"/>
+          </w:tcPr>
+          <w:p>
+            <w:pPr>
+              <w:spacing w:before="40" w:after="40"/>
+            </w:pPr>
+            <w:r>
+              <w:rPr>
+                <w:rFonts w:ascii="Calibri" w:hAnsi="Calibri"/>
+                <w:b w:val="0"/>
+                <w:i w:val="0"/>
+                <w:sz w:val="20"/>
+              </w:rPr>
+              <w:t>QA Timeware (Lucas Batista)</w:t>
+            </w:r>
+          </w:p>
+        </w:tc>
+      </w:tr>
+      <w:tr>
+        <w:trPr>
+          <w:cantSplit w:val="1"/>
+        </w:trPr>
+        <w:tc>
+          <w:tcPr>
+            <w:tcW w:type="dxa" w:w="2967"/>
+            <w:tcMar>
+              <w:top w:w="60" w:type="dxa"/>
+              <w:bottom w:w="60" w:type="dxa"/>
+              <w:left w:w="100" w:type="dxa"/>
+              <w:right w:w="100" w:type="dxa"/>
+            </w:tcMar>
+          </w:tcPr>
+          <w:p>
+            <w:pPr>
+              <w:spacing w:before="40" w:after="40"/>
+            </w:pPr>
+            <w:r>
+              <w:rPr>
+                <w:rFonts w:ascii="Calibri" w:hAnsi="Calibri"/>
+                <w:b w:val="0"/>
+                <w:i w:val="0"/>
+                <w:sz w:val="20"/>
+              </w:rPr>
+              <w:t>Baseline de configuração registrada (tag/release)</w:t>
+            </w:r>
+          </w:p>
+        </w:tc>
+        <w:tc>
+          <w:tcPr>
+            <w:tcW w:type="dxa" w:w="2967"/>
+            <w:tcMar>
+              <w:top w:w="60" w:type="dxa"/>
+              <w:bottom w:w="60" w:type="dxa"/>
+              <w:left w:w="100" w:type="dxa"/>
+              <w:right w:w="100" w:type="dxa"/>
+            </w:tcMar>
+          </w:tcPr>
+          <w:p>
+            <w:pPr>
+              <w:spacing w:before="40" w:after="40"/>
+            </w:pPr>
+            <w:r>
+              <w:rPr>
+                <w:rFonts w:ascii="Calibri" w:hAnsi="Calibri"/>
+                <w:b w:val="0"/>
+                <w:i w:val="0"/>
+                <w:sz w:val="20"/>
+              </w:rPr>
+              <w:t xml:space="preserve">Sim — tag </w:t>
+            </w:r>
+            <w:r>
+              <w:rPr>
+                <w:rFonts w:ascii="Courier New" w:hAnsi="Courier New"/>
+                <w:b w:val="0"/>
+                <w:i w:val="0"/>
+                <w:color w:val="333333"/>
+                <w:sz w:val="20"/>
+              </w:rPr>
+              <w:t>26.1.1.1</w:t>
+            </w:r>
+            <w:r>
+              <w:rPr>
+                <w:rFonts w:ascii="Calibri" w:hAnsi="Calibri"/>
+                <w:b w:val="0"/>
+                <w:i w:val="0"/>
+                <w:sz w:val="20"/>
+              </w:rPr>
+              <w:t xml:space="preserve"> (Azure DevOps)</w:t>
+            </w:r>
+          </w:p>
+        </w:tc>
+        <w:tc>
+          <w:tcPr>
+            <w:tcW w:type="dxa" w:w="2967"/>
+            <w:tcMar>
+              <w:top w:w="60" w:type="dxa"/>
+              <w:bottom w:w="60" w:type="dxa"/>
+              <w:left w:w="100" w:type="dxa"/>
+              <w:right w:w="100" w:type="dxa"/>
+            </w:tcMar>
+          </w:tcPr>
+          <w:p>
+            <w:pPr>
+              <w:spacing w:before="40" w:after="40"/>
+            </w:pPr>
+            <w:r>
+              <w:rPr>
+                <w:rFonts w:ascii="Calibri" w:hAnsi="Calibri"/>
+                <w:b w:val="0"/>
+                <w:i w:val="0"/>
+                <w:sz w:val="20"/>
+              </w:rPr>
+              <w:t>DevOps</w:t>
+            </w:r>
+          </w:p>
+        </w:tc>
+      </w:tr>
+      <w:tr>
+        <w:trPr>
+          <w:cantSplit w:val="1"/>
+        </w:trPr>
+        <w:tc>
+          <w:tcPr>
+            <w:tcW w:type="dxa" w:w="2967"/>
+            <w:tcMar>
+              <w:top w:w="60" w:type="dxa"/>
+              <w:bottom w:w="60" w:type="dxa"/>
+              <w:left w:w="100" w:type="dxa"/>
+              <w:right w:w="100" w:type="dxa"/>
+            </w:tcMar>
+            <w:shd w:val="clear" w:color="auto" w:fill="EBF5FB"/>
+          </w:tcPr>
+          <w:p>
+            <w:pPr>
+              <w:spacing w:before="40" w:after="40"/>
+            </w:pPr>
+            <w:r>
+              <w:rPr>
+                <w:rFonts w:ascii="Calibri" w:hAnsi="Calibri"/>
+                <w:b w:val="0"/>
+                <w:i w:val="0"/>
+                <w:sz w:val="20"/>
+              </w:rPr>
+              <w:t>GMUD aprovada pelo cliente (processo de mudança)</w:t>
+            </w:r>
+          </w:p>
+        </w:tc>
+        <w:tc>
+          <w:tcPr>
+            <w:tcW w:type="dxa" w:w="2967"/>
+            <w:tcMar>
+              <w:top w:w="60" w:type="dxa"/>
+              <w:bottom w:w="60" w:type="dxa"/>
+              <w:left w:w="100" w:type="dxa"/>
+              <w:right w:w="100" w:type="dxa"/>
+            </w:tcMar>
+            <w:shd w:val="clear" w:color="auto" w:fill="EBF5FB"/>
+          </w:tcPr>
+          <w:p>
+            <w:pPr>
+              <w:spacing w:before="40" w:after="40"/>
+            </w:pPr>
+            <w:r>
+              <w:rPr>
+                <w:rFonts w:ascii="Calibri" w:hAnsi="Calibri"/>
+                <w:b w:val="0"/>
+                <w:i w:val="0"/>
+                <w:sz w:val="20"/>
+              </w:rPr>
+              <w:t>Sim — GMUD 2624117 aprovada por Humberto Erler</w:t>
+            </w:r>
+          </w:p>
+        </w:tc>
+        <w:tc>
+          <w:tcPr>
+            <w:tcW w:type="dxa" w:w="2967"/>
+            <w:tcMar>
+              <w:top w:w="60" w:type="dxa"/>
+              <w:bottom w:w="60" w:type="dxa"/>
+              <w:left w:w="100" w:type="dxa"/>
+              <w:right w:w="100" w:type="dxa"/>
+            </w:tcMar>
+            <w:shd w:val="clear" w:color="auto" w:fill="EBF5FB"/>
+          </w:tcPr>
+          <w:p>
+            <w:pPr>
+              <w:spacing w:before="40" w:after="40"/>
+            </w:pPr>
+            <w:r>
+              <w:rPr>
+                <w:rFonts w:ascii="Calibri" w:hAnsi="Calibri"/>
+                <w:b w:val="0"/>
+                <w:i w:val="0"/>
+                <w:sz w:val="20"/>
+              </w:rPr>
+              <w:t>Gerente de Projeto</w:t>
+            </w:r>
+          </w:p>
+        </w:tc>
+      </w:tr>
+      <w:tr>
+        <w:trPr>
+          <w:cantSplit w:val="1"/>
+        </w:trPr>
+        <w:tc>
+          <w:tcPr>
+            <w:tcW w:type="dxa" w:w="2967"/>
+            <w:tcMar>
+              <w:top w:w="60" w:type="dxa"/>
+              <w:bottom w:w="60" w:type="dxa"/>
+              <w:left w:w="100" w:type="dxa"/>
+              <w:right w:w="100" w:type="dxa"/>
+            </w:tcMar>
+          </w:tcPr>
+          <w:p>
+            <w:pPr>
+              <w:spacing w:before="40" w:after="40"/>
+            </w:pPr>
+            <w:r>
+              <w:rPr>
+                <w:rFonts w:ascii="Calibri" w:hAnsi="Calibri"/>
+                <w:b w:val="0"/>
+                <w:i w:val="0"/>
+                <w:sz w:val="20"/>
+              </w:rPr>
+              <w:t>Credenciais e permissões de produção confirmadas</w:t>
+            </w:r>
+          </w:p>
+        </w:tc>
+        <w:tc>
+          <w:tcPr>
+            <w:tcW w:type="dxa" w:w="2967"/>
+            <w:tcMar>
+              <w:top w:w="60" w:type="dxa"/>
+              <w:bottom w:w="60" w:type="dxa"/>
+              <w:left w:w="100" w:type="dxa"/>
+              <w:right w:w="100" w:type="dxa"/>
+            </w:tcMar>
+          </w:tcPr>
+          <w:p>
+            <w:pPr>
+              <w:spacing w:before="40" w:after="40"/>
+            </w:pPr>
+            <w:r>
+              <w:rPr>
+                <w:rFonts w:ascii="Calibri" w:hAnsi="Calibri"/>
+                <w:b w:val="0"/>
+                <w:i w:val="0"/>
+                <w:sz w:val="20"/>
+              </w:rPr>
+              <w:t>Sim — Azure Key Vault configurado; acessos AKS liberados</w:t>
+            </w:r>
+          </w:p>
+        </w:tc>
+        <w:tc>
+          <w:tcPr>
+            <w:tcW w:type="dxa" w:w="2967"/>
+            <w:tcMar>
+              <w:top w:w="60" w:type="dxa"/>
+              <w:bottom w:w="60" w:type="dxa"/>
+              <w:left w:w="100" w:type="dxa"/>
+              <w:right w:w="100" w:type="dxa"/>
+            </w:tcMar>
+          </w:tcPr>
+          <w:p>
+            <w:pPr>
+              <w:spacing w:before="40" w:after="40"/>
+            </w:pPr>
+            <w:r>
+              <w:rPr>
+                <w:rFonts w:ascii="Calibri" w:hAnsi="Calibri"/>
+                <w:b w:val="0"/>
+                <w:i w:val="0"/>
+                <w:sz w:val="20"/>
+              </w:rPr>
+              <w:t>DevOps</w:t>
+            </w:r>
+          </w:p>
+        </w:tc>
+      </w:tr>
+    </w:tbl>
+    <w:p>
+      <w:pPr>
+        <w:spacing w:before="0" w:after="160"/>
+      </w:pPr>
+    </w:p>
+    <w:p>
+      <w:pPr>
+        <w:pStyle w:val="Heading2"/>
+        <w:keepNext/>
+        <w:keepLines/>
+      </w:pPr>
+      <w:r>
+        <w:t>8.3 Suporte e monitoramento pós-go-live</w:t>
+      </w:r>
+    </w:p>
+    <w:tbl>
+      <w:tblPr>
+        <w:tblW w:type="auto" w:w="0"/>
+        <w:tblLook w:firstColumn="1" w:firstRow="1" w:lastColumn="0" w:lastRow="0" w:noHBand="0" w:noVBand="1" w:val="04A0"/>
+        <w:tblBorders>
+          <w:top w:val="single" w:sz="4" w:space="0" w:color="003366"/>
+          <w:left w:val="single" w:sz="4" w:space="0" w:color="003366"/>
+          <w:bottom w:val="single" w:sz="4" w:space="0" w:color="003366"/>
+          <w:right w:val="single" w:sz="4" w:space="0" w:color="003366"/>
+          <w:insideH w:val="single" w:sz="4" w:space="0" w:color="003366"/>
+          <w:insideV w:val="single" w:sz="4" w:space="0" w:color="003366"/>
+        </w:tblBorders>
+      </w:tblPr>
+      <w:tblGrid>
+        <w:gridCol w:w="4451"/>
+        <w:gridCol w:w="4451"/>
+      </w:tblGrid>
+      <w:tr>
+        <w:trPr>
+          <w:cantSplit w:val="1"/>
+        </w:trPr>
+        <w:tc>
+          <w:tcPr>
+            <w:tcW w:type="dxa" w:w="4451"/>
+            <w:tcMar>
+              <w:top w:w="60" w:type="dxa"/>
+              <w:bottom w:w="60" w:type="dxa"/>
+              <w:left w:w="100" w:type="dxa"/>
+              <w:right w:w="100" w:type="dxa"/>
+            </w:tcMar>
+            <w:shd w:val="clear" w:color="auto" w:fill="003366"/>
+          </w:tcPr>
+          <w:p>
+            <w:pPr>
+              <w:spacing w:before="40" w:after="40"/>
+            </w:pPr>
+            <w:r>
+              <w:rPr>
+                <w:rFonts w:ascii="Calibri" w:hAnsi="Calibri"/>
+                <w:b/>
+                <w:i w:val="0"/>
+                <w:color w:val="FFFFFF"/>
+                <w:sz w:val="20"/>
+              </w:rPr>
+              <w:t>Item</w:t>
+            </w:r>
+          </w:p>
+        </w:tc>
+        <w:tc>
+          <w:tcPr>
+            <w:tcW w:type="dxa" w:w="4451"/>
+            <w:tcMar>
+              <w:top w:w="60" w:type="dxa"/>
+              <w:bottom w:w="60" w:type="dxa"/>
+              <w:left w:w="100" w:type="dxa"/>
+              <w:right w:w="100" w:type="dxa"/>
+            </w:tcMar>
+            <w:shd w:val="clear" w:color="auto" w:fill="003366"/>
+          </w:tcPr>
+          <w:p>
+            <w:pPr>
+              <w:spacing w:before="40" w:after="40"/>
+            </w:pPr>
+            <w:r>
+              <w:rPr>
+                <w:rFonts w:ascii="Calibri" w:hAnsi="Calibri"/>
+                <w:b/>
+                <w:i w:val="0"/>
+                <w:color w:val="FFFFFF"/>
+                <w:sz w:val="20"/>
+              </w:rPr>
+              <w:t>Descrição</w:t>
+            </w:r>
+          </w:p>
+        </w:tc>
+      </w:tr>
+      <w:tr>
+        <w:trPr>
+          <w:cantSplit w:val="1"/>
+        </w:trPr>
+        <w:tc>
+          <w:tcPr>
+            <w:tcW w:type="dxa" w:w="4451"/>
+            <w:tcMar>
+              <w:top w:w="60" w:type="dxa"/>
+              <w:bottom w:w="60" w:type="dxa"/>
+              <w:left w:w="100" w:type="dxa"/>
+              <w:right w:w="100" w:type="dxa"/>
+            </w:tcMar>
+            <w:shd w:val="clear" w:color="auto" w:fill="EBF5FB"/>
+          </w:tcPr>
+          <w:p>
+            <w:pPr>
+              <w:spacing w:before="40" w:after="40"/>
+            </w:pPr>
+            <w:r>
+              <w:rPr>
+                <w:rFonts w:ascii="Calibri" w:hAnsi="Calibri"/>
+                <w:b/>
+                <w:i w:val="0"/>
+                <w:sz w:val="20"/>
+              </w:rPr>
+              <w:t>Período de suporte pós-go-live</w:t>
+            </w:r>
+          </w:p>
+        </w:tc>
+        <w:tc>
+          <w:tcPr>
+            <w:tcW w:type="dxa" w:w="4451"/>
+            <w:tcMar>
+              <w:top w:w="60" w:type="dxa"/>
+              <w:bottom w:w="60" w:type="dxa"/>
+              <w:left w:w="100" w:type="dxa"/>
+              <w:right w:w="100" w:type="dxa"/>
+            </w:tcMar>
+            <w:shd w:val="clear" w:color="auto" w:fill="EBF5FB"/>
+          </w:tcPr>
+          <w:p>
+            <w:pPr>
+              <w:spacing w:before="40" w:after="40"/>
+            </w:pPr>
+            <w:r>
+              <w:rPr>
+                <w:rFonts w:ascii="Calibri" w:hAnsi="Calibri"/>
+                <w:b w:val="0"/>
+                <w:i w:val="0"/>
+                <w:sz w:val="20"/>
+              </w:rPr>
+              <w:t>2 semanas a partir do deploy de 21/01/2026 (até 04/02/2026)</w:t>
+            </w:r>
+          </w:p>
+        </w:tc>
+      </w:tr>
+      <w:tr>
+        <w:trPr>
+          <w:cantSplit w:val="1"/>
+        </w:trPr>
+        <w:tc>
+          <w:tcPr>
+            <w:tcW w:type="dxa" w:w="4451"/>
+            <w:tcMar>
+              <w:top w:w="60" w:type="dxa"/>
+              <w:bottom w:w="60" w:type="dxa"/>
+              <w:left w:w="100" w:type="dxa"/>
+              <w:right w:w="100" w:type="dxa"/>
+            </w:tcMar>
+          </w:tcPr>
+          <w:p>
+            <w:pPr>
+              <w:spacing w:before="40" w:after="40"/>
+            </w:pPr>
+            <w:r>
+              <w:rPr>
+                <w:rFonts w:ascii="Calibri" w:hAnsi="Calibri"/>
+                <w:b/>
+                <w:i w:val="0"/>
+                <w:sz w:val="20"/>
+              </w:rPr>
+              <w:t>Responsável pela sustentação</w:t>
+            </w:r>
+          </w:p>
+        </w:tc>
+        <w:tc>
+          <w:tcPr>
+            <w:tcW w:type="dxa" w:w="4451"/>
+            <w:tcMar>
+              <w:top w:w="60" w:type="dxa"/>
+              <w:bottom w:w="60" w:type="dxa"/>
+              <w:left w:w="100" w:type="dxa"/>
+              <w:right w:w="100" w:type="dxa"/>
+            </w:tcMar>
+          </w:tcPr>
+          <w:p>
+            <w:pPr>
+              <w:spacing w:before="40" w:after="40"/>
+            </w:pPr>
+            <w:r>
+              <w:rPr>
+                <w:rFonts w:ascii="Calibri" w:hAnsi="Calibri"/>
+                <w:b w:val="0"/>
+                <w:i w:val="0"/>
+                <w:sz w:val="20"/>
+              </w:rPr>
+              <w:t>Tech Lead + Gerente de Projeto</w:t>
+            </w:r>
+          </w:p>
+        </w:tc>
+      </w:tr>
+      <w:tr>
+        <w:trPr>
+          <w:cantSplit w:val="1"/>
+        </w:trPr>
+        <w:tc>
+          <w:tcPr>
+            <w:tcW w:type="dxa" w:w="4451"/>
+            <w:tcMar>
+              <w:top w:w="60" w:type="dxa"/>
+              <w:bottom w:w="60" w:type="dxa"/>
+              <w:left w:w="100" w:type="dxa"/>
+              <w:right w:w="100" w:type="dxa"/>
+            </w:tcMar>
+            <w:shd w:val="clear" w:color="auto" w:fill="EBF5FB"/>
+          </w:tcPr>
+          <w:p>
+            <w:pPr>
+              <w:spacing w:before="40" w:after="40"/>
+            </w:pPr>
+            <w:r>
+              <w:rPr>
+                <w:rFonts w:ascii="Calibri" w:hAnsi="Calibri"/>
+                <w:b/>
+                <w:i w:val="0"/>
+                <w:sz w:val="20"/>
+              </w:rPr>
+              <w:t>Canal de atendimento</w:t>
+            </w:r>
+          </w:p>
+        </w:tc>
+        <w:tc>
+          <w:tcPr>
+            <w:tcW w:type="dxa" w:w="4451"/>
+            <w:tcMar>
+              <w:top w:w="60" w:type="dxa"/>
+              <w:bottom w:w="60" w:type="dxa"/>
+              <w:left w:w="100" w:type="dxa"/>
+              <w:right w:w="100" w:type="dxa"/>
+            </w:tcMar>
+            <w:shd w:val="clear" w:color="auto" w:fill="EBF5FB"/>
+          </w:tcPr>
+          <w:p>
+            <w:pPr>
+              <w:spacing w:before="40" w:after="40"/>
+            </w:pPr>
+            <w:r>
+              <w:rPr>
+                <w:rFonts w:ascii="Calibri" w:hAnsi="Calibri"/>
+                <w:b w:val="0"/>
+                <w:i w:val="0"/>
+                <w:sz w:val="20"/>
+              </w:rPr>
+              <w:t xml:space="preserve">Microsoft Teams — canal </w:t>
+            </w:r>
+            <w:r>
+              <w:rPr>
+                <w:rFonts w:ascii="Courier New" w:hAnsi="Courier New"/>
+                <w:b w:val="0"/>
+                <w:i w:val="0"/>
+                <w:color w:val="333333"/>
+                <w:sz w:val="20"/>
+              </w:rPr>
+              <w:t>#d1000-suporte</w:t>
+            </w:r>
+          </w:p>
+        </w:tc>
+      </w:tr>
+      <w:tr>
+        <w:trPr>
+          <w:cantSplit w:val="1"/>
+        </w:trPr>
+        <w:tc>
+          <w:tcPr>
+            <w:tcW w:type="dxa" w:w="4451"/>
+            <w:tcMar>
+              <w:top w:w="60" w:type="dxa"/>
+              <w:bottom w:w="60" w:type="dxa"/>
+              <w:left w:w="100" w:type="dxa"/>
+              <w:right w:w="100" w:type="dxa"/>
+            </w:tcMar>
+          </w:tcPr>
+          <w:p>
+            <w:pPr>
+              <w:spacing w:before="40" w:after="40"/>
+            </w:pPr>
+            <w:r>
+              <w:rPr>
+                <w:rFonts w:ascii="Calibri" w:hAnsi="Calibri"/>
+                <w:b/>
+                <w:i w:val="0"/>
+                <w:sz w:val="20"/>
+              </w:rPr>
+              <w:t>SLA de resposta (S1)</w:t>
+            </w:r>
+          </w:p>
+        </w:tc>
+        <w:tc>
+          <w:tcPr>
+            <w:tcW w:type="dxa" w:w="4451"/>
+            <w:tcMar>
+              <w:top w:w="60" w:type="dxa"/>
+              <w:bottom w:w="60" w:type="dxa"/>
+              <w:left w:w="100" w:type="dxa"/>
+              <w:right w:w="100" w:type="dxa"/>
+            </w:tcMar>
+          </w:tcPr>
+          <w:p>
+            <w:pPr>
+              <w:spacing w:before="40" w:after="40"/>
+            </w:pPr>
+            <w:r>
+              <w:rPr>
+                <w:rFonts w:ascii="Calibri" w:hAnsi="Calibri"/>
+                <w:b w:val="0"/>
+                <w:i w:val="0"/>
+                <w:sz w:val="20"/>
+              </w:rPr>
+              <w:t>Resposta em 2h; resolução em 24h</w:t>
+            </w:r>
+          </w:p>
+        </w:tc>
+      </w:tr>
+      <w:tr>
+        <w:trPr>
+          <w:cantSplit w:val="1"/>
+        </w:trPr>
+        <w:tc>
+          <w:tcPr>
+            <w:tcW w:type="dxa" w:w="4451"/>
+            <w:tcMar>
+              <w:top w:w="60" w:type="dxa"/>
+              <w:bottom w:w="60" w:type="dxa"/>
+              <w:left w:w="100" w:type="dxa"/>
+              <w:right w:w="100" w:type="dxa"/>
+            </w:tcMar>
+            <w:shd w:val="clear" w:color="auto" w:fill="EBF5FB"/>
+          </w:tcPr>
+          <w:p>
+            <w:pPr>
+              <w:spacing w:before="40" w:after="40"/>
+            </w:pPr>
+            <w:r>
+              <w:rPr>
+                <w:rFonts w:ascii="Calibri" w:hAnsi="Calibri"/>
+                <w:b/>
+                <w:i w:val="0"/>
+                <w:sz w:val="20"/>
+              </w:rPr>
+              <w:t>SLA de resposta (S2/S3)</w:t>
+            </w:r>
+          </w:p>
+        </w:tc>
+        <w:tc>
+          <w:tcPr>
+            <w:tcW w:type="dxa" w:w="4451"/>
+            <w:tcMar>
+              <w:top w:w="60" w:type="dxa"/>
+              <w:bottom w:w="60" w:type="dxa"/>
+              <w:left w:w="100" w:type="dxa"/>
+              <w:right w:w="100" w:type="dxa"/>
+            </w:tcMar>
+            <w:shd w:val="clear" w:color="auto" w:fill="EBF5FB"/>
+          </w:tcPr>
+          <w:p>
+            <w:pPr>
+              <w:spacing w:before="40" w:after="40"/>
+            </w:pPr>
+            <w:r>
+              <w:rPr>
+                <w:rFonts w:ascii="Calibri" w:hAnsi="Calibri"/>
+                <w:b w:val="0"/>
+                <w:i w:val="0"/>
+                <w:sz w:val="20"/>
+              </w:rPr>
+              <w:t>Resposta em 1 dia útil; resolução em 3 dias úteis</w:t>
+            </w:r>
+          </w:p>
+        </w:tc>
+      </w:tr>
+    </w:tbl>
+    <w:p>
+      <w:pPr>
+        <w:spacing w:before="0" w:after="160"/>
+      </w:pPr>
+    </w:p>
+    <w:tbl>
+      <w:tblPr>
+        <w:tblW w:type="auto" w:w="0"/>
+        <w:tblLook w:firstColumn="1" w:firstRow="1" w:lastColumn="0" w:lastRow="0" w:noHBand="0" w:noVBand="1" w:val="04A0"/>
+        <w:tblBorders>
+          <w:top w:val="single" w:sz="4" w:space="0" w:color="003366"/>
+          <w:left w:val="single" w:sz="4" w:space="0" w:color="003366"/>
+          <w:bottom w:val="single" w:sz="4" w:space="0" w:color="003366"/>
+          <w:right w:val="single" w:sz="4" w:space="0" w:color="003366"/>
+          <w:insideH w:val="single" w:sz="4" w:space="0" w:color="003366"/>
+          <w:insideV w:val="single" w:sz="4" w:space="0" w:color="003366"/>
+        </w:tblBorders>
+      </w:tblPr>
+      <w:tblGrid>
+        <w:gridCol w:w="2967"/>
+        <w:gridCol w:w="2967"/>
+        <w:gridCol w:w="2967"/>
+      </w:tblGrid>
+      <w:tr>
+        <w:trPr>
+          <w:cantSplit w:val="1"/>
+        </w:trPr>
+        <w:tc>
+          <w:tcPr>
+            <w:tcW w:type="dxa" w:w="2967"/>
+            <w:tcMar>
+              <w:top w:w="60" w:type="dxa"/>
+              <w:bottom w:w="60" w:type="dxa"/>
+              <w:left w:w="100" w:type="dxa"/>
+              <w:right w:w="100" w:type="dxa"/>
+            </w:tcMar>
+            <w:shd w:val="clear" w:color="auto" w:fill="003366"/>
+          </w:tcPr>
+          <w:p>
+            <w:pPr>
+              <w:spacing w:before="40" w:after="40"/>
+            </w:pPr>
+            <w:r>
+              <w:rPr>
+                <w:rFonts w:ascii="Calibri" w:hAnsi="Calibri"/>
+                <w:b/>
+                <w:i w:val="0"/>
+                <w:color w:val="FFFFFF"/>
+                <w:sz w:val="20"/>
+              </w:rPr>
+              <w:t>Indicador</w:t>
+            </w:r>
+          </w:p>
+        </w:tc>
+        <w:tc>
+          <w:tcPr>
+            <w:tcW w:type="dxa" w:w="2967"/>
+            <w:tcMar>
+              <w:top w:w="60" w:type="dxa"/>
+              <w:bottom w:w="60" w:type="dxa"/>
+              <w:left w:w="100" w:type="dxa"/>
+              <w:right w:w="100" w:type="dxa"/>
+            </w:tcMar>
+            <w:shd w:val="clear" w:color="auto" w:fill="003366"/>
+          </w:tcPr>
+          <w:p>
+            <w:pPr>
+              <w:spacing w:before="40" w:after="40"/>
+            </w:pPr>
+            <w:r>
+              <w:rPr>
+                <w:rFonts w:ascii="Calibri" w:hAnsi="Calibri"/>
+                <w:b/>
+                <w:i w:val="0"/>
+                <w:color w:val="FFFFFF"/>
+                <w:sz w:val="20"/>
+              </w:rPr>
+              <w:t>Fonte</w:t>
+            </w:r>
+          </w:p>
+        </w:tc>
+        <w:tc>
+          <w:tcPr>
+            <w:tcW w:type="dxa" w:w="2967"/>
+            <w:tcMar>
+              <w:top w:w="60" w:type="dxa"/>
+              <w:bottom w:w="60" w:type="dxa"/>
+              <w:left w:w="100" w:type="dxa"/>
+              <w:right w:w="100" w:type="dxa"/>
+            </w:tcMar>
+            <w:shd w:val="clear" w:color="auto" w:fill="003366"/>
+          </w:tcPr>
+          <w:p>
+            <w:pPr>
+              <w:spacing w:before="40" w:after="40"/>
+            </w:pPr>
+            <w:r>
+              <w:rPr>
+                <w:rFonts w:ascii="Calibri" w:hAnsi="Calibri"/>
+                <w:b/>
+                <w:i w:val="0"/>
+                <w:color w:val="FFFFFF"/>
+                <w:sz w:val="20"/>
+              </w:rPr>
+              <w:t>Resultado no período</w:t>
+            </w:r>
+          </w:p>
+        </w:tc>
+      </w:tr>
+      <w:tr>
+        <w:trPr>
+          <w:cantSplit w:val="1"/>
+        </w:trPr>
+        <w:tc>
+          <w:tcPr>
+            <w:tcW w:type="dxa" w:w="2967"/>
+            <w:tcMar>
+              <w:top w:w="60" w:type="dxa"/>
+              <w:bottom w:w="60" w:type="dxa"/>
+              <w:left w:w="100" w:type="dxa"/>
+              <w:right w:w="100" w:type="dxa"/>
+            </w:tcMar>
+            <w:shd w:val="clear" w:color="auto" w:fill="EBF5FB"/>
+          </w:tcPr>
+          <w:p>
+            <w:pPr>
+              <w:spacing w:before="40" w:after="40"/>
+            </w:pPr>
+            <w:r>
+              <w:rPr>
+                <w:rFonts w:ascii="Calibri" w:hAnsi="Calibri"/>
+                <w:b w:val="0"/>
+                <w:i w:val="0"/>
+                <w:sz w:val="20"/>
+              </w:rPr>
+              <w:t>Incidentes em produção (S1)</w:t>
+            </w:r>
+          </w:p>
+        </w:tc>
+        <w:tc>
+          <w:tcPr>
+            <w:tcW w:type="dxa" w:w="2967"/>
+            <w:tcMar>
+              <w:top w:w="60" w:type="dxa"/>
+              <w:bottom w:w="60" w:type="dxa"/>
+              <w:left w:w="100" w:type="dxa"/>
+              <w:right w:w="100" w:type="dxa"/>
+            </w:tcMar>
+            <w:shd w:val="clear" w:color="auto" w:fill="EBF5FB"/>
+          </w:tcPr>
+          <w:p>
+            <w:pPr>
+              <w:spacing w:before="40" w:after="40"/>
+            </w:pPr>
+            <w:r>
+              <w:rPr>
+                <w:rFonts w:ascii="Calibri" w:hAnsi="Calibri"/>
+                <w:b w:val="0"/>
+                <w:i w:val="0"/>
+                <w:sz w:val="20"/>
+              </w:rPr>
+              <w:t>Jira / canal Teams</w:t>
+            </w:r>
+          </w:p>
+        </w:tc>
+        <w:tc>
+          <w:tcPr>
+            <w:tcW w:type="dxa" w:w="2967"/>
+            <w:tcMar>
+              <w:top w:w="60" w:type="dxa"/>
+              <w:bottom w:w="60" w:type="dxa"/>
+              <w:left w:w="100" w:type="dxa"/>
+              <w:right w:w="100" w:type="dxa"/>
+            </w:tcMar>
+            <w:shd w:val="clear" w:color="auto" w:fill="EBF5FB"/>
+          </w:tcPr>
+          <w:p>
+            <w:pPr>
+              <w:spacing w:before="40" w:after="40"/>
+            </w:pPr>
+            <w:r>
+              <w:rPr>
+                <w:rFonts w:ascii="Calibri" w:hAnsi="Calibri"/>
+                <w:b w:val="0"/>
+                <w:i w:val="0"/>
+                <w:sz w:val="20"/>
+              </w:rPr>
+              <w:t>0 incidentes S1 no piloto (loja 9)</w:t>
+            </w:r>
+          </w:p>
+        </w:tc>
+      </w:tr>
+      <w:tr>
+        <w:trPr>
+          <w:cantSplit w:val="1"/>
+        </w:trPr>
+        <w:tc>
+          <w:tcPr>
+            <w:tcW w:type="dxa" w:w="2967"/>
+            <w:tcMar>
+              <w:top w:w="60" w:type="dxa"/>
+              <w:bottom w:w="60" w:type="dxa"/>
+              <w:left w:w="100" w:type="dxa"/>
+              <w:right w:w="100" w:type="dxa"/>
+            </w:tcMar>
+          </w:tcPr>
+          <w:p>
+            <w:pPr>
+              <w:spacing w:before="40" w:after="40"/>
+            </w:pPr>
+            <w:r>
+              <w:rPr>
+                <w:rFonts w:ascii="Calibri" w:hAnsi="Calibri"/>
+                <w:b w:val="0"/>
+                <w:i w:val="0"/>
+                <w:sz w:val="20"/>
+              </w:rPr>
+              <w:t>Latência p95 — GET /clientes/{cpf}</w:t>
+            </w:r>
+          </w:p>
+        </w:tc>
+        <w:tc>
+          <w:tcPr>
+            <w:tcW w:type="dxa" w:w="2967"/>
+            <w:tcMar>
+              <w:top w:w="60" w:type="dxa"/>
+              <w:bottom w:w="60" w:type="dxa"/>
+              <w:left w:w="100" w:type="dxa"/>
+              <w:right w:w="100" w:type="dxa"/>
+            </w:tcMar>
+          </w:tcPr>
+          <w:p>
+            <w:pPr>
+              <w:spacing w:before="40" w:after="40"/>
+            </w:pPr>
+            <w:r>
+              <w:rPr>
+                <w:rFonts w:ascii="Calibri" w:hAnsi="Calibri"/>
+                <w:b w:val="0"/>
+                <w:i w:val="0"/>
+                <w:sz w:val="20"/>
+              </w:rPr>
+              <w:t>Datadog APM</w:t>
+            </w:r>
+          </w:p>
+        </w:tc>
+        <w:tc>
+          <w:tcPr>
+            <w:tcW w:type="dxa" w:w="2967"/>
+            <w:tcMar>
+              <w:top w:w="60" w:type="dxa"/>
+              <w:bottom w:w="60" w:type="dxa"/>
+              <w:left w:w="100" w:type="dxa"/>
+              <w:right w:w="100" w:type="dxa"/>
+            </w:tcMar>
+          </w:tcPr>
+          <w:p>
+            <w:pPr>
+              <w:spacing w:before="40" w:after="40"/>
+            </w:pPr>
+            <w:r>
+              <w:rPr>
+                <w:rFonts w:ascii="Calibri" w:hAnsi="Calibri"/>
+                <w:b w:val="0"/>
+                <w:i w:val="0"/>
+                <w:sz w:val="20"/>
+              </w:rPr>
+              <w:t>142ms (meta: ≤ 200ms) ✓</w:t>
+            </w:r>
+          </w:p>
+        </w:tc>
+      </w:tr>
+      <w:tr>
+        <w:trPr>
+          <w:cantSplit w:val="1"/>
+        </w:trPr>
+        <w:tc>
+          <w:tcPr>
+            <w:tcW w:type="dxa" w:w="2967"/>
+            <w:tcMar>
+              <w:top w:w="60" w:type="dxa"/>
+              <w:bottom w:w="60" w:type="dxa"/>
+              <w:left w:w="100" w:type="dxa"/>
+              <w:right w:w="100" w:type="dxa"/>
+            </w:tcMar>
+            <w:shd w:val="clear" w:color="auto" w:fill="EBF5FB"/>
+          </w:tcPr>
+          <w:p>
+            <w:pPr>
+              <w:spacing w:before="40" w:after="40"/>
+            </w:pPr>
+            <w:r>
+              <w:rPr>
+                <w:rFonts w:ascii="Calibri" w:hAnsi="Calibri"/>
+                <w:b w:val="0"/>
+                <w:i w:val="0"/>
+                <w:sz w:val="20"/>
+              </w:rPr>
+              <w:t>Disponibilidade do serviço</w:t>
+            </w:r>
+          </w:p>
+        </w:tc>
+        <w:tc>
+          <w:tcPr>
+            <w:tcW w:type="dxa" w:w="2967"/>
+            <w:tcMar>
+              <w:top w:w="60" w:type="dxa"/>
+              <w:bottom w:w="60" w:type="dxa"/>
+              <w:left w:w="100" w:type="dxa"/>
+              <w:right w:w="100" w:type="dxa"/>
+            </w:tcMar>
+            <w:shd w:val="clear" w:color="auto" w:fill="EBF5FB"/>
+          </w:tcPr>
+          <w:p>
+            <w:pPr>
+              <w:spacing w:before="40" w:after="40"/>
+            </w:pPr>
+            <w:r>
+              <w:rPr>
+                <w:rFonts w:ascii="Calibri" w:hAnsi="Calibri"/>
+                <w:b w:val="0"/>
+                <w:i w:val="0"/>
+                <w:sz w:val="20"/>
+              </w:rPr>
+              <w:t>Datadog Monitor / AKS</w:t>
+            </w:r>
+          </w:p>
+        </w:tc>
+        <w:tc>
+          <w:tcPr>
+            <w:tcW w:type="dxa" w:w="2967"/>
+            <w:tcMar>
+              <w:top w:w="60" w:type="dxa"/>
+              <w:bottom w:w="60" w:type="dxa"/>
+              <w:left w:w="100" w:type="dxa"/>
+              <w:right w:w="100" w:type="dxa"/>
+            </w:tcMar>
+            <w:shd w:val="clear" w:color="auto" w:fill="EBF5FB"/>
+          </w:tcPr>
+          <w:p>
+            <w:pPr>
+              <w:spacing w:before="40" w:after="40"/>
+            </w:pPr>
+            <w:r>
+              <w:rPr>
+                <w:rFonts w:ascii="Calibri" w:hAnsi="Calibri"/>
+                <w:b w:val="0"/>
+                <w:i w:val="0"/>
+                <w:sz w:val="20"/>
+              </w:rPr>
+              <w:t>≥ 99,5% ✓</w:t>
+            </w:r>
+          </w:p>
+        </w:tc>
+      </w:tr>
+      <w:tr>
+        <w:trPr>
+          <w:cantSplit w:val="1"/>
+        </w:trPr>
+        <w:tc>
+          <w:tcPr>
+            <w:tcW w:type="dxa" w:w="2967"/>
+            <w:tcMar>
+              <w:top w:w="60" w:type="dxa"/>
+              <w:bottom w:w="60" w:type="dxa"/>
+              <w:left w:w="100" w:type="dxa"/>
+              <w:right w:w="100" w:type="dxa"/>
+            </w:tcMar>
+          </w:tcPr>
+          <w:p>
+            <w:pPr>
+              <w:spacing w:before="40" w:after="40"/>
+            </w:pPr>
+            <w:r>
+              <w:rPr>
+                <w:rFonts w:ascii="Calibri" w:hAnsi="Calibri"/>
+                <w:b w:val="0"/>
+                <w:i w:val="0"/>
+                <w:sz w:val="20"/>
+              </w:rPr>
+              <w:t>Erros de integração outbox</w:t>
+            </w:r>
+          </w:p>
+        </w:tc>
+        <w:tc>
+          <w:tcPr>
+            <w:tcW w:type="dxa" w:w="2967"/>
+            <w:tcMar>
+              <w:top w:w="60" w:type="dxa"/>
+              <w:bottom w:w="60" w:type="dxa"/>
+              <w:left w:w="100" w:type="dxa"/>
+              <w:right w:w="100" w:type="dxa"/>
+            </w:tcMar>
+          </w:tcPr>
+          <w:p>
+            <w:pPr>
+              <w:spacing w:before="40" w:after="40"/>
+            </w:pPr>
+            <w:r>
+              <w:rPr>
+                <w:rFonts w:ascii="Calibri" w:hAnsi="Calibri"/>
+                <w:b w:val="0"/>
+                <w:i w:val="0"/>
+                <w:sz w:val="20"/>
+              </w:rPr>
+              <w:t>Datadog Logs</w:t>
+            </w:r>
+          </w:p>
+        </w:tc>
+        <w:tc>
+          <w:tcPr>
+            <w:tcW w:type="dxa" w:w="2967"/>
+            <w:tcMar>
+              <w:top w:w="60" w:type="dxa"/>
+              <w:bottom w:w="60" w:type="dxa"/>
+              <w:left w:w="100" w:type="dxa"/>
+              <w:right w:w="100" w:type="dxa"/>
+            </w:tcMar>
+          </w:tcPr>
+          <w:p>
+            <w:pPr>
+              <w:spacing w:before="40" w:after="40"/>
+            </w:pPr>
+            <w:r>
+              <w:rPr>
+                <w:rFonts w:ascii="Calibri" w:hAnsi="Calibri"/>
+                <w:b w:val="0"/>
+                <w:i w:val="0"/>
+                <w:sz w:val="20"/>
+              </w:rPr>
+              <w:t>0 eventos perdidos no período</w:t>
+            </w:r>
+          </w:p>
+        </w:tc>
+      </w:tr>
+    </w:tbl>
+    <w:p>
+      <w:pPr>
+        <w:spacing w:before="0" w:after="160"/>
+      </w:pPr>
+    </w:p>
+    <w:p>
+      <w:pPr>
+        <w:pStyle w:val="Heading2"/>
+        <w:keepNext/>
+        <w:keepLines/>
+      </w:pPr>
+      <w:r>
+        <w:t>8.4 Critério de encerramento do suporte pós-go-live</w:t>
+      </w:r>
+    </w:p>
+    <w:p>
+      <w:pPr>
+        <w:spacing w:before="0" w:after="120"/>
+      </w:pPr>
+      <w:r>
+        <w:rPr>
+          <w:rFonts w:ascii="Calibri" w:hAnsi="Calibri"/>
+          <w:b w:val="0"/>
+          <w:i w:val="0"/>
+          <w:sz w:val="22"/>
+        </w:rPr>
+        <w:t>O período de suporte intensivo encerrou em 29/01/2026 com o aceite formal de Humberto Erler (ATA-PROFARMA01-002), após:</w:t>
+      </w:r>
+    </w:p>
+    <w:p>
+      <w:pPr>
+        <w:pStyle w:val="ListBullet"/>
+        <w:spacing w:before="20" w:after="40"/>
+      </w:pPr>
+      <w:r>
+        <w:rPr>
+          <w:rFonts w:ascii="Calibri" w:hAnsi="Calibri"/>
+          <w:b w:val="0"/>
+          <w:i w:val="0"/>
+          <w:sz w:val="22"/>
+        </w:rPr>
+        <w:t>Período de 8 dias de operação no piloto (loja 9) sem incidentes S1;</w:t>
+      </w:r>
+    </w:p>
+    <w:p>
+      <w:pPr>
+        <w:pStyle w:val="ListBullet"/>
+        <w:spacing w:before="20" w:after="40"/>
+      </w:pPr>
+      <w:r>
+        <w:rPr>
+          <w:rFonts w:ascii="Calibri" w:hAnsi="Calibri"/>
+          <w:b w:val="0"/>
+          <w:i w:val="0"/>
+          <w:sz w:val="22"/>
+        </w:rPr>
+        <w:t>Todos os canais (PDV, Balcão, OMNI) operando dentro do SLA;</w:t>
+      </w:r>
+    </w:p>
+    <w:p>
+      <w:pPr>
+        <w:pStyle w:val="ListBullet"/>
+        <w:spacing w:before="20" w:after="40"/>
+      </w:pPr>
+      <w:r>
+        <w:rPr>
+          <w:rFonts w:ascii="Calibri" w:hAnsi="Calibri"/>
+          <w:b w:val="0"/>
+          <w:i w:val="0"/>
+          <w:sz w:val="22"/>
+        </w:rPr>
+        <w:t>Zero defeitos S1 ou S2 em aberto.</w:t>
+      </w:r>
+    </w:p>
+    <w:p>
+      <w:pPr>
+        <w:spacing w:before="0" w:after="120"/>
+      </w:pPr>
+      <w:r>
+        <w:rPr>
+          <w:rFonts w:ascii="Calibri" w:hAnsi="Calibri"/>
+          <w:b w:val="0"/>
+          <w:i w:val="0"/>
+          <w:sz w:val="22"/>
+        </w:rPr>
+        <w:t>O projeto passou formalmente ao encerramento. Incidentes subsequentes são tratados via contrato de sustentação separado.</w:t>
+      </w:r>
+    </w:p>
+    <w:p>
+      <w:pPr>
         <w:pStyle w:val="Heading1"/>
         <w:keepNext/>
         <w:keepLines/>
@@ -13568,6 +15098,112 @@
                 <w:sz w:val="20"/>
               </w:rPr>
               <w:t>Acréscimo da tabela de orçamento de horas por papel em §4 (GPR 4) — 5.789 h totais estimadas; ampliação do §8 (GPR 8) com estratégia de transição para produção, fluxo de GMUD e responsáveis pelo deploy</w:t>
+            </w:r>
+          </w:p>
+        </w:tc>
+      </w:tr>
+      <w:tr>
+        <w:trPr>
+          <w:cantSplit w:val="1"/>
+        </w:trPr>
+        <w:tc>
+          <w:tcPr>
+            <w:tcW w:type="dxa" w:w="2225"/>
+            <w:tcMar>
+              <w:top w:w="60" w:type="dxa"/>
+              <w:bottom w:w="60" w:type="dxa"/>
+              <w:left w:w="100" w:type="dxa"/>
+              <w:right w:w="100" w:type="dxa"/>
+            </w:tcMar>
+            <w:shd w:val="clear" w:color="auto" w:fill="F0F4F8"/>
+          </w:tcPr>
+          <w:p>
+            <w:pPr>
+              <w:spacing w:before="40" w:after="40"/>
+            </w:pPr>
+            <w:r>
+              <w:rPr>
+                <w:rFonts w:ascii="Calibri" w:hAnsi="Calibri"/>
+                <w:b/>
+                <w:i w:val="0"/>
+                <w:sz w:val="20"/>
+              </w:rPr>
+              <w:t>1.3</w:t>
+            </w:r>
+          </w:p>
+        </w:tc>
+        <w:tc>
+          <w:tcPr>
+            <w:tcW w:type="dxa" w:w="2225"/>
+            <w:tcMar>
+              <w:top w:w="60" w:type="dxa"/>
+              <w:bottom w:w="60" w:type="dxa"/>
+              <w:left w:w="100" w:type="dxa"/>
+              <w:right w:w="100" w:type="dxa"/>
+            </w:tcMar>
+          </w:tcPr>
+          <w:p>
+            <w:pPr>
+              <w:spacing w:before="40" w:after="40"/>
+            </w:pPr>
+            <w:r>
+              <w:rPr>
+                <w:rFonts w:ascii="Calibri" w:hAnsi="Calibri"/>
+                <w:b w:val="0"/>
+                <w:i w:val="0"/>
+                <w:sz w:val="20"/>
+              </w:rPr>
+              <w:t>11/06/2026</w:t>
+            </w:r>
+          </w:p>
+        </w:tc>
+        <w:tc>
+          <w:tcPr>
+            <w:tcW w:type="dxa" w:w="2225"/>
+            <w:tcMar>
+              <w:top w:w="60" w:type="dxa"/>
+              <w:bottom w:w="60" w:type="dxa"/>
+              <w:left w:w="100" w:type="dxa"/>
+              <w:right w:w="100" w:type="dxa"/>
+            </w:tcMar>
+          </w:tcPr>
+          <w:p>
+            <w:pPr>
+              <w:spacing w:before="40" w:after="40"/>
+            </w:pPr>
+            <w:r>
+              <w:rPr>
+                <w:rFonts w:ascii="Calibri" w:hAnsi="Calibri"/>
+                <w:b w:val="0"/>
+                <w:i w:val="0"/>
+                <w:sz w:val="20"/>
+              </w:rPr>
+              <w:t>Time de Melhoria Contínua</w:t>
+            </w:r>
+          </w:p>
+        </w:tc>
+        <w:tc>
+          <w:tcPr>
+            <w:tcW w:type="dxa" w:w="2225"/>
+            <w:tcMar>
+              <w:top w:w="60" w:type="dxa"/>
+              <w:bottom w:w="60" w:type="dxa"/>
+              <w:left w:w="100" w:type="dxa"/>
+              <w:right w:w="100" w:type="dxa"/>
+            </w:tcMar>
+          </w:tcPr>
+          <w:p>
+            <w:pPr>
+              <w:spacing w:before="40" w:after="40"/>
+            </w:pPr>
+            <w:r>
+              <w:rPr>
+                <w:rFonts w:ascii="Calibri" w:hAnsi="Calibri"/>
+                <w:b w:val="0"/>
+                <w:i w:val="0"/>
+                <w:sz w:val="20"/>
+              </w:rPr>
+              <w:t>Adição de §8.2 (checklist go-live), §8.3 (suporte pós-go-live com SLAs e indicadores Datadog) e §8.4 (critério de encerramento do suporte) — conformidade com TPL-GPR-001 v1.2 (GPR 8 / GPR 16)</w:t>
             </w:r>
           </w:p>
         </w:tc>

--- a/mps-nivel-c/oficial/04_registros/PROFARMA_Cadastro-de-Clientes/PLA-PROFARMA01-001_Plano-de-Projeto.docx
+++ b/mps-nivel-c/oficial/04_registros/PROFARMA_Cadastro-de-Clientes/PLA-PROFARMA01-001_Plano-de-Projeto.docx
@@ -34,7 +34,7 @@
           <w:color w:val="555555"/>
           <w:sz w:val="20"/>
         </w:rPr>
-        <w:t>PLA-PROFARMA01-001   ·   Versão Data   ·   Monitoramento e observabilidade de ambientes   ·   Timeware Brasil</w:t>
+        <w:t>PLA-PROFARMA01-001   ·   Versão 1.3   ·   11/06/2026   ·   Timeware Brasil</w:t>
       </w:r>
     </w:p>
     <w:p>
@@ -15248,7 +15248,7 @@
         <w:color w:val="555555"/>
         <w:sz w:val="16"/>
       </w:rPr>
-      <w:t>vData  ·  Monitoramento e observabilidade de ambientes</w:t>
+      <w:t>v1.3  ·  11/06/2026</w:t>
     </w:r>
     <w:r>
       <w:tab/>
@@ -15310,7 +15310,7 @@
         <w:color w:val="555555"/>
         <w:sz w:val="16"/>
       </w:rPr>
-      <w:t>vData  ·  Monitoramento e observabilidade de ambientes</w:t>
+      <w:t>v1.3  ·  11/06/2026</w:t>
     </w:r>
     <w:r>
       <w:tab/>

--- a/mps-nivel-c/oficial/04_registros/PROFARMA_Cadastro-de-Clientes/PLA-PROFARMA01-001_Plano-de-Projeto.docx
+++ b/mps-nivel-c/oficial/04_registros/PROFARMA_Cadastro-de-Clientes/PLA-PROFARMA01-001_Plano-de-Projeto.docx
@@ -1159,7 +1159,7 @@
                 <w:i w:val="0"/>
                 <w:sz w:val="20"/>
               </w:rPr>
-              <w:t>Planilha de tickets (Gustavo Mathias) + Azure DevOps</w:t>
+              <w:t>Planilha de tickets (Mateus Veloso) + Azure DevOps</w:t>
             </w:r>
           </w:p>
         </w:tc>
@@ -2541,7 +2541,7 @@
                 <w:i w:val="0"/>
                 <w:sz w:val="20"/>
               </w:rPr>
-              <w:t>Tech Lead</w:t>
+              <w:t>Tech Lead / DevOps / Arquiteto (Cézar)</w:t>
             </w:r>
           </w:p>
         </w:tc>
@@ -2591,7 +2591,7 @@
                 <w:i w:val="0"/>
                 <w:sz w:val="20"/>
               </w:rPr>
-              <w:t>50%</w:t>
+              <w:t>100%</w:t>
             </w:r>
           </w:p>
         </w:tc>
@@ -2616,7 +2616,7 @@
                 <w:i w:val="0"/>
                 <w:sz w:val="20"/>
               </w:rPr>
-              <w:t>35 h</w:t>
+              <w:t>70 h</w:t>
             </w:r>
           </w:p>
         </w:tc>
@@ -2666,7 +2666,7 @@
                 <w:i w:val="0"/>
                 <w:sz w:val="20"/>
               </w:rPr>
-              <w:t>665 h</w:t>
+              <w:t>1.330 h</w:t>
             </w:r>
           </w:p>
         </w:tc>
@@ -2697,7 +2697,7 @@
                 <w:i w:val="0"/>
                 <w:sz w:val="20"/>
               </w:rPr>
-              <w:t>Dev Principal / Arquiteto</w:t>
+              <w:t>Dev Backend (Mateus, Raony)</w:t>
             </w:r>
           </w:p>
         </w:tc>
@@ -2723,7 +2723,7 @@
                 <w:i w:val="0"/>
                 <w:sz w:val="20"/>
               </w:rPr>
-              <w:t>1</w:t>
+              <w:t>2</w:t>
             </w:r>
           </w:p>
         </w:tc>
@@ -2801,7 +2801,7 @@
                 <w:i w:val="0"/>
                 <w:sz w:val="20"/>
               </w:rPr>
-              <w:t>11</w:t>
+              <w:t>19</w:t>
             </w:r>
           </w:p>
         </w:tc>
@@ -2827,7 +2827,7 @@
                 <w:i w:val="0"/>
                 <w:sz w:val="20"/>
               </w:rPr>
-              <w:t>770 h</w:t>
+              <w:t>2.660 h</w:t>
             </w:r>
           </w:p>
         </w:tc>
@@ -2857,7 +2857,7 @@
                 <w:i w:val="0"/>
                 <w:sz w:val="20"/>
               </w:rPr>
-              <w:t>Dev Backend (Gustavo, Renan)</w:t>
+              <w:t>Dev Backend (Lucas — a partir Sprint 13, 50%)</w:t>
             </w:r>
           </w:p>
         </w:tc>
@@ -2882,7 +2882,7 @@
                 <w:i w:val="0"/>
                 <w:sz w:val="20"/>
               </w:rPr>
-              <w:t>2</w:t>
+              <w:t>1</w:t>
             </w:r>
           </w:p>
         </w:tc>
@@ -2907,7 +2907,7 @@
                 <w:i w:val="0"/>
                 <w:sz w:val="20"/>
               </w:rPr>
-              <w:t>100%</w:t>
+              <w:t>50%</w:t>
             </w:r>
           </w:p>
         </w:tc>
@@ -2932,7 +2932,7 @@
                 <w:i w:val="0"/>
                 <w:sz w:val="20"/>
               </w:rPr>
-              <w:t>70 h</w:t>
+              <w:t>35 h</w:t>
             </w:r>
           </w:p>
         </w:tc>
@@ -2957,7 +2957,7 @@
                 <w:i w:val="0"/>
                 <w:sz w:val="20"/>
               </w:rPr>
-              <w:t>19</w:t>
+              <w:t>7</w:t>
             </w:r>
           </w:p>
         </w:tc>
@@ -2982,7 +2982,7 @@
                 <w:i w:val="0"/>
                 <w:sz w:val="20"/>
               </w:rPr>
-              <w:t>2.660 h</w:t>
+              <w:t>245 h</w:t>
             </w:r>
           </w:p>
         </w:tc>
@@ -3013,7 +3013,7 @@
                 <w:i w:val="0"/>
                 <w:sz w:val="20"/>
               </w:rPr>
-              <w:t>Dev Backend (Cézar — a partir Sprint 8)</w:t>
+              <w:t>QA / Automação (Caroline — Sprints 15–19, 40%)</w:t>
             </w:r>
           </w:p>
         </w:tc>
@@ -3065,7 +3065,7 @@
                 <w:i w:val="0"/>
                 <w:sz w:val="20"/>
               </w:rPr>
-              <w:t>100%</w:t>
+              <w:t>40%</w:t>
             </w:r>
           </w:p>
         </w:tc>
@@ -3091,7 +3091,7 @@
                 <w:i w:val="0"/>
                 <w:sz w:val="20"/>
               </w:rPr>
-              <w:t>70 h</w:t>
+              <w:t>28 h</w:t>
             </w:r>
           </w:p>
         </w:tc>
@@ -3117,7 +3117,7 @@
                 <w:i w:val="0"/>
                 <w:sz w:val="20"/>
               </w:rPr>
-              <w:t>12</w:t>
+              <w:t>5</w:t>
             </w:r>
           </w:p>
         </w:tc>
@@ -3143,7 +3143,7 @@
                 <w:i w:val="0"/>
                 <w:sz w:val="20"/>
               </w:rPr>
-              <w:t>840 h</w:t>
+              <w:t>140 h</w:t>
             </w:r>
           </w:p>
         </w:tc>
@@ -3169,11 +3169,11 @@
             <w:r>
               <w:rPr>
                 <w:rFonts w:ascii="Calibri" w:hAnsi="Calibri"/>
-                <w:b w:val="0"/>
-                <w:i w:val="0"/>
-                <w:sz w:val="20"/>
-              </w:rPr>
-              <w:t>Dev Backend (João — a partir Sprint 13, 50%)</w:t>
+                <w:b/>
+                <w:i w:val="0"/>
+                <w:sz w:val="20"/>
+              </w:rPr>
+              <w:t>Total</w:t>
             </w:r>
           </w:p>
         </w:tc>
@@ -3194,11 +3194,11 @@
             <w:r>
               <w:rPr>
                 <w:rFonts w:ascii="Calibri" w:hAnsi="Calibri"/>
-                <w:b w:val="0"/>
-                <w:i w:val="0"/>
-                <w:sz w:val="20"/>
-              </w:rPr>
-              <w:t>1</w:t>
+                <w:b/>
+                <w:i w:val="0"/>
+                <w:sz w:val="20"/>
+              </w:rPr>
+              <w:t>4.774 h</w:t>
             </w:r>
           </w:p>
         </w:tc>
@@ -3216,15 +3216,6 @@
             <w:pPr>
               <w:spacing w:before="40" w:after="40"/>
             </w:pPr>
-            <w:r>
-              <w:rPr>
-                <w:rFonts w:ascii="Calibri" w:hAnsi="Calibri"/>
-                <w:b w:val="0"/>
-                <w:i w:val="0"/>
-                <w:sz w:val="20"/>
-              </w:rPr>
-              <w:t>50%</w:t>
-            </w:r>
           </w:p>
         </w:tc>
         <w:tc>
@@ -3241,15 +3232,6 @@
             <w:pPr>
               <w:spacing w:before="40" w:after="40"/>
             </w:pPr>
-            <w:r>
-              <w:rPr>
-                <w:rFonts w:ascii="Calibri" w:hAnsi="Calibri"/>
-                <w:b w:val="0"/>
-                <w:i w:val="0"/>
-                <w:sz w:val="20"/>
-              </w:rPr>
-              <w:t>35 h</w:t>
-            </w:r>
           </w:p>
         </w:tc>
         <w:tc>
@@ -3266,15 +3248,6 @@
             <w:pPr>
               <w:spacing w:before="40" w:after="40"/>
             </w:pPr>
-            <w:r>
-              <w:rPr>
-                <w:rFonts w:ascii="Calibri" w:hAnsi="Calibri"/>
-                <w:b w:val="0"/>
-                <w:i w:val="0"/>
-                <w:sz w:val="20"/>
-              </w:rPr>
-              <w:t>7</w:t>
-            </w:r>
           </w:p>
         </w:tc>
         <w:tc>
@@ -3286,456 +3259,6 @@
               <w:left w:w="100" w:type="dxa"/>
               <w:right w:w="100" w:type="dxa"/>
             </w:tcMar>
-          </w:tcPr>
-          <w:p>
-            <w:pPr>
-              <w:spacing w:before="40" w:after="40"/>
-            </w:pPr>
-            <w:r>
-              <w:rPr>
-                <w:rFonts w:ascii="Calibri" w:hAnsi="Calibri"/>
-                <w:b w:val="0"/>
-                <w:i w:val="0"/>
-                <w:sz w:val="20"/>
-              </w:rPr>
-              <w:t>245 h</w:t>
-            </w:r>
-          </w:p>
-        </w:tc>
-      </w:tr>
-      <w:tr>
-        <w:trPr>
-          <w:cantSplit w:val="1"/>
-        </w:trPr>
-        <w:tc>
-          <w:tcPr>
-            <w:tcW w:type="dxa" w:w="1484"/>
-            <w:tcMar>
-              <w:top w:w="60" w:type="dxa"/>
-              <w:bottom w:w="60" w:type="dxa"/>
-              <w:left w:w="100" w:type="dxa"/>
-              <w:right w:w="100" w:type="dxa"/>
-            </w:tcMar>
-            <w:shd w:val="clear" w:color="auto" w:fill="EBF5FB"/>
-          </w:tcPr>
-          <w:p>
-            <w:pPr>
-              <w:spacing w:before="40" w:after="40"/>
-            </w:pPr>
-            <w:r>
-              <w:rPr>
-                <w:rFonts w:ascii="Calibri" w:hAnsi="Calibri"/>
-                <w:b w:val="0"/>
-                <w:i w:val="0"/>
-                <w:sz w:val="20"/>
-              </w:rPr>
-              <w:t>DevOps (Sprint 14)</w:t>
-            </w:r>
-          </w:p>
-        </w:tc>
-        <w:tc>
-          <w:tcPr>
-            <w:tcW w:type="dxa" w:w="1484"/>
-            <w:tcMar>
-              <w:top w:w="60" w:type="dxa"/>
-              <w:bottom w:w="60" w:type="dxa"/>
-              <w:left w:w="100" w:type="dxa"/>
-              <w:right w:w="100" w:type="dxa"/>
-            </w:tcMar>
-            <w:shd w:val="clear" w:color="auto" w:fill="EBF5FB"/>
-          </w:tcPr>
-          <w:p>
-            <w:pPr>
-              <w:spacing w:before="40" w:after="40"/>
-            </w:pPr>
-            <w:r>
-              <w:rPr>
-                <w:rFonts w:ascii="Calibri" w:hAnsi="Calibri"/>
-                <w:b w:val="0"/>
-                <w:i w:val="0"/>
-                <w:sz w:val="20"/>
-              </w:rPr>
-              <w:t>1</w:t>
-            </w:r>
-          </w:p>
-        </w:tc>
-        <w:tc>
-          <w:tcPr>
-            <w:tcW w:type="dxa" w:w="1484"/>
-            <w:tcMar>
-              <w:top w:w="60" w:type="dxa"/>
-              <w:bottom w:w="60" w:type="dxa"/>
-              <w:left w:w="100" w:type="dxa"/>
-              <w:right w:w="100" w:type="dxa"/>
-            </w:tcMar>
-            <w:shd w:val="clear" w:color="auto" w:fill="EBF5FB"/>
-          </w:tcPr>
-          <w:p>
-            <w:pPr>
-              <w:spacing w:before="40" w:after="40"/>
-            </w:pPr>
-            <w:r>
-              <w:rPr>
-                <w:rFonts w:ascii="Calibri" w:hAnsi="Calibri"/>
-                <w:b w:val="0"/>
-                <w:i w:val="0"/>
-                <w:sz w:val="20"/>
-              </w:rPr>
-              <w:t>100%</w:t>
-            </w:r>
-          </w:p>
-        </w:tc>
-        <w:tc>
-          <w:tcPr>
-            <w:tcW w:type="dxa" w:w="1484"/>
-            <w:tcMar>
-              <w:top w:w="60" w:type="dxa"/>
-              <w:bottom w:w="60" w:type="dxa"/>
-              <w:left w:w="100" w:type="dxa"/>
-              <w:right w:w="100" w:type="dxa"/>
-            </w:tcMar>
-            <w:shd w:val="clear" w:color="auto" w:fill="EBF5FB"/>
-          </w:tcPr>
-          <w:p>
-            <w:pPr>
-              <w:spacing w:before="40" w:after="40"/>
-            </w:pPr>
-            <w:r>
-              <w:rPr>
-                <w:rFonts w:ascii="Calibri" w:hAnsi="Calibri"/>
-                <w:b w:val="0"/>
-                <w:i w:val="0"/>
-                <w:sz w:val="20"/>
-              </w:rPr>
-              <w:t>70 h</w:t>
-            </w:r>
-          </w:p>
-        </w:tc>
-        <w:tc>
-          <w:tcPr>
-            <w:tcW w:type="dxa" w:w="1484"/>
-            <w:tcMar>
-              <w:top w:w="60" w:type="dxa"/>
-              <w:bottom w:w="60" w:type="dxa"/>
-              <w:left w:w="100" w:type="dxa"/>
-              <w:right w:w="100" w:type="dxa"/>
-            </w:tcMar>
-            <w:shd w:val="clear" w:color="auto" w:fill="EBF5FB"/>
-          </w:tcPr>
-          <w:p>
-            <w:pPr>
-              <w:spacing w:before="40" w:after="40"/>
-            </w:pPr>
-            <w:r>
-              <w:rPr>
-                <w:rFonts w:ascii="Calibri" w:hAnsi="Calibri"/>
-                <w:b w:val="0"/>
-                <w:i w:val="0"/>
-                <w:sz w:val="20"/>
-              </w:rPr>
-              <w:t>1</w:t>
-            </w:r>
-          </w:p>
-        </w:tc>
-        <w:tc>
-          <w:tcPr>
-            <w:tcW w:type="dxa" w:w="1484"/>
-            <w:tcMar>
-              <w:top w:w="60" w:type="dxa"/>
-              <w:bottom w:w="60" w:type="dxa"/>
-              <w:left w:w="100" w:type="dxa"/>
-              <w:right w:w="100" w:type="dxa"/>
-            </w:tcMar>
-            <w:shd w:val="clear" w:color="auto" w:fill="EBF5FB"/>
-          </w:tcPr>
-          <w:p>
-            <w:pPr>
-              <w:spacing w:before="40" w:after="40"/>
-            </w:pPr>
-            <w:r>
-              <w:rPr>
-                <w:rFonts w:ascii="Calibri" w:hAnsi="Calibri"/>
-                <w:b w:val="0"/>
-                <w:i w:val="0"/>
-                <w:sz w:val="20"/>
-              </w:rPr>
-              <w:t>70 h</w:t>
-            </w:r>
-          </w:p>
-        </w:tc>
-      </w:tr>
-      <w:tr>
-        <w:trPr>
-          <w:cantSplit w:val="1"/>
-        </w:trPr>
-        <w:tc>
-          <w:tcPr>
-            <w:tcW w:type="dxa" w:w="1484"/>
-            <w:tcMar>
-              <w:top w:w="60" w:type="dxa"/>
-              <w:bottom w:w="60" w:type="dxa"/>
-              <w:left w:w="100" w:type="dxa"/>
-              <w:right w:w="100" w:type="dxa"/>
-            </w:tcMar>
-          </w:tcPr>
-          <w:p>
-            <w:pPr>
-              <w:spacing w:before="40" w:after="40"/>
-            </w:pPr>
-            <w:r>
-              <w:rPr>
-                <w:rFonts w:ascii="Calibri" w:hAnsi="Calibri"/>
-                <w:b w:val="0"/>
-                <w:i w:val="0"/>
-                <w:sz w:val="20"/>
-              </w:rPr>
-              <w:t>QA / Automação (Sprints 15–19, 40%)</w:t>
-            </w:r>
-          </w:p>
-        </w:tc>
-        <w:tc>
-          <w:tcPr>
-            <w:tcW w:type="dxa" w:w="1484"/>
-            <w:tcMar>
-              <w:top w:w="60" w:type="dxa"/>
-              <w:bottom w:w="60" w:type="dxa"/>
-              <w:left w:w="100" w:type="dxa"/>
-              <w:right w:w="100" w:type="dxa"/>
-            </w:tcMar>
-          </w:tcPr>
-          <w:p>
-            <w:pPr>
-              <w:spacing w:before="40" w:after="40"/>
-            </w:pPr>
-            <w:r>
-              <w:rPr>
-                <w:rFonts w:ascii="Calibri" w:hAnsi="Calibri"/>
-                <w:b w:val="0"/>
-                <w:i w:val="0"/>
-                <w:sz w:val="20"/>
-              </w:rPr>
-              <w:t>1</w:t>
-            </w:r>
-          </w:p>
-        </w:tc>
-        <w:tc>
-          <w:tcPr>
-            <w:tcW w:type="dxa" w:w="1484"/>
-            <w:tcMar>
-              <w:top w:w="60" w:type="dxa"/>
-              <w:bottom w:w="60" w:type="dxa"/>
-              <w:left w:w="100" w:type="dxa"/>
-              <w:right w:w="100" w:type="dxa"/>
-            </w:tcMar>
-          </w:tcPr>
-          <w:p>
-            <w:pPr>
-              <w:spacing w:before="40" w:after="40"/>
-            </w:pPr>
-            <w:r>
-              <w:rPr>
-                <w:rFonts w:ascii="Calibri" w:hAnsi="Calibri"/>
-                <w:b w:val="0"/>
-                <w:i w:val="0"/>
-                <w:sz w:val="20"/>
-              </w:rPr>
-              <w:t>40%</w:t>
-            </w:r>
-          </w:p>
-        </w:tc>
-        <w:tc>
-          <w:tcPr>
-            <w:tcW w:type="dxa" w:w="1484"/>
-            <w:tcMar>
-              <w:top w:w="60" w:type="dxa"/>
-              <w:bottom w:w="60" w:type="dxa"/>
-              <w:left w:w="100" w:type="dxa"/>
-              <w:right w:w="100" w:type="dxa"/>
-            </w:tcMar>
-          </w:tcPr>
-          <w:p>
-            <w:pPr>
-              <w:spacing w:before="40" w:after="40"/>
-            </w:pPr>
-            <w:r>
-              <w:rPr>
-                <w:rFonts w:ascii="Calibri" w:hAnsi="Calibri"/>
-                <w:b w:val="0"/>
-                <w:i w:val="0"/>
-                <w:sz w:val="20"/>
-              </w:rPr>
-              <w:t>28 h</w:t>
-            </w:r>
-          </w:p>
-        </w:tc>
-        <w:tc>
-          <w:tcPr>
-            <w:tcW w:type="dxa" w:w="1484"/>
-            <w:tcMar>
-              <w:top w:w="60" w:type="dxa"/>
-              <w:bottom w:w="60" w:type="dxa"/>
-              <w:left w:w="100" w:type="dxa"/>
-              <w:right w:w="100" w:type="dxa"/>
-            </w:tcMar>
-          </w:tcPr>
-          <w:p>
-            <w:pPr>
-              <w:spacing w:before="40" w:after="40"/>
-            </w:pPr>
-            <w:r>
-              <w:rPr>
-                <w:rFonts w:ascii="Calibri" w:hAnsi="Calibri"/>
-                <w:b w:val="0"/>
-                <w:i w:val="0"/>
-                <w:sz w:val="20"/>
-              </w:rPr>
-              <w:t>5</w:t>
-            </w:r>
-          </w:p>
-        </w:tc>
-        <w:tc>
-          <w:tcPr>
-            <w:tcW w:type="dxa" w:w="1484"/>
-            <w:tcMar>
-              <w:top w:w="60" w:type="dxa"/>
-              <w:bottom w:w="60" w:type="dxa"/>
-              <w:left w:w="100" w:type="dxa"/>
-              <w:right w:w="100" w:type="dxa"/>
-            </w:tcMar>
-          </w:tcPr>
-          <w:p>
-            <w:pPr>
-              <w:spacing w:before="40" w:after="40"/>
-            </w:pPr>
-            <w:r>
-              <w:rPr>
-                <w:rFonts w:ascii="Calibri" w:hAnsi="Calibri"/>
-                <w:b w:val="0"/>
-                <w:i w:val="0"/>
-                <w:sz w:val="20"/>
-              </w:rPr>
-              <w:t>140 h</w:t>
-            </w:r>
-          </w:p>
-        </w:tc>
-      </w:tr>
-      <w:tr>
-        <w:trPr>
-          <w:cantSplit w:val="1"/>
-        </w:trPr>
-        <w:tc>
-          <w:tcPr>
-            <w:tcW w:type="dxa" w:w="1484"/>
-            <w:tcMar>
-              <w:top w:w="60" w:type="dxa"/>
-              <w:bottom w:w="60" w:type="dxa"/>
-              <w:left w:w="100" w:type="dxa"/>
-              <w:right w:w="100" w:type="dxa"/>
-            </w:tcMar>
-            <w:shd w:val="clear" w:color="auto" w:fill="EBF5FB"/>
-          </w:tcPr>
-          <w:p>
-            <w:pPr>
-              <w:spacing w:before="40" w:after="40"/>
-            </w:pPr>
-            <w:r>
-              <w:rPr>
-                <w:rFonts w:ascii="Calibri" w:hAnsi="Calibri"/>
-                <w:b/>
-                <w:i w:val="0"/>
-                <w:sz w:val="20"/>
-              </w:rPr>
-              <w:t>Total</w:t>
-            </w:r>
-          </w:p>
-        </w:tc>
-        <w:tc>
-          <w:tcPr>
-            <w:tcW w:type="dxa" w:w="1484"/>
-            <w:tcMar>
-              <w:top w:w="60" w:type="dxa"/>
-              <w:bottom w:w="60" w:type="dxa"/>
-              <w:left w:w="100" w:type="dxa"/>
-              <w:right w:w="100" w:type="dxa"/>
-            </w:tcMar>
-            <w:shd w:val="clear" w:color="auto" w:fill="EBF5FB"/>
-          </w:tcPr>
-          <w:p>
-            <w:pPr>
-              <w:spacing w:before="40" w:after="40"/>
-            </w:pPr>
-            <w:r>
-              <w:rPr>
-                <w:rFonts w:ascii="Calibri" w:hAnsi="Calibri"/>
-                <w:b/>
-                <w:i w:val="0"/>
-                <w:sz w:val="20"/>
-              </w:rPr>
-              <w:t>5.789 h</w:t>
-            </w:r>
-          </w:p>
-        </w:tc>
-        <w:tc>
-          <w:tcPr>
-            <w:tcW w:type="dxa" w:w="1484"/>
-            <w:tcMar>
-              <w:top w:w="60" w:type="dxa"/>
-              <w:bottom w:w="60" w:type="dxa"/>
-              <w:left w:w="100" w:type="dxa"/>
-              <w:right w:w="100" w:type="dxa"/>
-            </w:tcMar>
-            <w:shd w:val="clear" w:color="auto" w:fill="EBF5FB"/>
-          </w:tcPr>
-          <w:p>
-            <w:pPr>
-              <w:spacing w:before="40" w:after="40"/>
-            </w:pPr>
-          </w:p>
-        </w:tc>
-        <w:tc>
-          <w:tcPr>
-            <w:tcW w:type="dxa" w:w="1484"/>
-            <w:tcMar>
-              <w:top w:w="60" w:type="dxa"/>
-              <w:bottom w:w="60" w:type="dxa"/>
-              <w:left w:w="100" w:type="dxa"/>
-              <w:right w:w="100" w:type="dxa"/>
-            </w:tcMar>
-            <w:shd w:val="clear" w:color="auto" w:fill="EBF5FB"/>
-          </w:tcPr>
-          <w:p>
-            <w:pPr>
-              <w:spacing w:before="40" w:after="40"/>
-            </w:pPr>
-          </w:p>
-        </w:tc>
-        <w:tc>
-          <w:tcPr>
-            <w:tcW w:type="dxa" w:w="1484"/>
-            <w:tcMar>
-              <w:top w:w="60" w:type="dxa"/>
-              <w:bottom w:w="60" w:type="dxa"/>
-              <w:left w:w="100" w:type="dxa"/>
-              <w:right w:w="100" w:type="dxa"/>
-            </w:tcMar>
-            <w:shd w:val="clear" w:color="auto" w:fill="EBF5FB"/>
-          </w:tcPr>
-          <w:p>
-            <w:pPr>
-              <w:spacing w:before="40" w:after="40"/>
-            </w:pPr>
-          </w:p>
-        </w:tc>
-        <w:tc>
-          <w:tcPr>
-            <w:tcW w:type="dxa" w:w="1484"/>
-            <w:tcMar>
-              <w:top w:w="60" w:type="dxa"/>
-              <w:bottom w:w="60" w:type="dxa"/>
-              <w:left w:w="100" w:type="dxa"/>
-              <w:right w:w="100" w:type="dxa"/>
-            </w:tcMar>
-            <w:shd w:val="clear" w:color="auto" w:fill="EBF5FB"/>
           </w:tcPr>
           <w:p>
             <w:pPr>
@@ -6834,7 +6357,7 @@
                 <w:i w:val="0"/>
                 <w:sz w:val="20"/>
               </w:rPr>
-              <w:t>Tiago, Humberto, Armando, Diego, Marcelo, Alexandre</w:t>
+              <w:t>Cézar, Humberto, Armando, Diego, Marcelo, Alexandre</w:t>
             </w:r>
           </w:p>
         </w:tc>
@@ -6997,7 +6520,7 @@
                 <w:i w:val="0"/>
                 <w:sz w:val="20"/>
               </w:rPr>
-              <w:t>Abraão, Armando, Erick, Tiago, Helena</w:t>
+              <w:t>Abraão, Armando, Cézar, Helena</w:t>
             </w:r>
           </w:p>
         </w:tc>
@@ -7077,7 +6600,7 @@
                 <w:i w:val="0"/>
                 <w:sz w:val="20"/>
               </w:rPr>
-              <w:t>Marcus Falcão, Helena, Humberto, Fagner, Rafael, Diego, Tiago, Abraão, Marcus Ribeiro, Armando</w:t>
+              <w:t>Marcus Falcão, Helena, Humberto, Fagner, Rafael, Diego, Cézar, Abraão, Marcus Ribeiro, Armando</w:t>
             </w:r>
           </w:p>
         </w:tc>
@@ -7160,7 +6683,7 @@
                 <w:i w:val="0"/>
                 <w:sz w:val="20"/>
               </w:rPr>
-              <w:t>Humberto, Diego, Marcus Ribeiro, Tiago, Abraão, Rafael, Ethierre, Helena, Fagner, Armando</w:t>
+              <w:t>Humberto, Diego, Marcus Ribeiro, Cézar, Abraão, Rafael, Ethierre, Helena, Fagner, Armando</w:t>
             </w:r>
           </w:p>
         </w:tc>
@@ -7240,7 +6763,7 @@
                 <w:i w:val="0"/>
                 <w:sz w:val="20"/>
               </w:rPr>
-              <w:t>Armando, Ethierre, Tiago, Marcelo, Erick, Abraão, Helena, Pedro, Humberto</w:t>
+              <w:t>Armando, Ethierre, Cézar, Marcelo, Abraão, Helena, Pedro, Humberto</w:t>
             </w:r>
           </w:p>
         </w:tc>
@@ -7297,7 +6820,7 @@
                 <w:i w:val="0"/>
                 <w:sz w:val="20"/>
               </w:rPr>
-              <w:t>Proposta de infraestrutura produtiva Azure (David Buena)</w:t>
+              <w:t>Proposta de infraestrutura produtiva Azure (Cézar Hiraki Velázquez)</w:t>
             </w:r>
           </w:p>
         </w:tc>
@@ -7403,7 +6926,7 @@
                 <w:i w:val="0"/>
                 <w:sz w:val="20"/>
               </w:rPr>
-              <w:t>Armando, Pedro, Helena, Fagner, Rafael, Tiago, Abraão, Renan, Humberto</w:t>
+              <w:t>Armando, Pedro, Helena, Fagner, Rafael, Cézar, Abraão, Raony, Humberto</w:t>
             </w:r>
           </w:p>
         </w:tc>
@@ -7486,7 +7009,7 @@
                 <w:i w:val="0"/>
                 <w:sz w:val="20"/>
               </w:rPr>
-              <w:t>Abraão, Helena, Julielle, Armando, Fagner, Raony, Renan, Rafael</w:t>
+              <w:t>Abraão, Helena, Julielle, Armando, Fagner, Raony, Rafael</w:t>
             </w:r>
           </w:p>
         </w:tc>
@@ -7867,7 +7390,7 @@
                 <w:i w:val="0"/>
                 <w:sz w:val="20"/>
               </w:rPr>
-              <w:t>Últimos PRs com correções de testes (Renan)</w:t>
+              <w:t>Últimos PRs com correções de testes (Raony)</w:t>
             </w:r>
           </w:p>
         </w:tc>
@@ -7892,7 +7415,7 @@
                 <w:i w:val="0"/>
                 <w:sz w:val="20"/>
               </w:rPr>
-              <w:t>Renan → Cézar, equipe completa</w:t>
+              <w:t>Raony → Cézar, equipe completa</w:t>
             </w:r>
           </w:p>
         </w:tc>
@@ -8142,7 +7665,7 @@
                 <w:i w:val="0"/>
                 <w:sz w:val="20"/>
               </w:rPr>
-              <w:t>Tech Lead</w:t>
+              <w:t>Tech Lead / DevOps / Arquiteto</w:t>
             </w:r>
           </w:p>
         </w:tc>
@@ -8167,7 +7690,7 @@
                 <w:i w:val="0"/>
                 <w:sz w:val="20"/>
               </w:rPr>
-              <w:t>Tiago Nascimento</w:t>
+              <w:t>Cézar Hiraki Velázquez</w:t>
             </w:r>
           </w:p>
         </w:tc>
@@ -8192,7 +7715,7 @@
                 <w:i w:val="0"/>
                 <w:sz w:val="20"/>
               </w:rPr>
-              <w:t>Parcial (decisões técnicas, PRs críticos)</w:t>
+              <w:t>Integral (sprints 1–19)</w:t>
             </w:r>
           </w:p>
         </w:tc>
@@ -8223,7 +7746,7 @@
                 <w:i w:val="0"/>
                 <w:sz w:val="20"/>
               </w:rPr>
-              <w:t>Dev Principal / Arquiteto da solução</w:t>
+              <w:t>Dev Backend</w:t>
             </w:r>
           </w:p>
         </w:tc>
@@ -8249,7 +7772,7 @@
                 <w:i w:val="0"/>
                 <w:sz w:val="20"/>
               </w:rPr>
-              <w:t>Erick Coelho</w:t>
+              <w:t>Mateus Veloso</w:t>
             </w:r>
           </w:p>
         </w:tc>
@@ -8275,7 +7798,7 @@
                 <w:i w:val="0"/>
                 <w:sz w:val="20"/>
               </w:rPr>
-              <w:t>Integral (sprints 1–11)</w:t>
+              <w:t>Integral (sprints 1–19)</w:t>
             </w:r>
           </w:p>
         </w:tc>
@@ -8330,7 +7853,7 @@
                 <w:i w:val="0"/>
                 <w:sz w:val="20"/>
               </w:rPr>
-              <w:t>Gustavo Mathias</w:t>
+              <w:t>Raony Chagas</w:t>
             </w:r>
           </w:p>
         </w:tc>
@@ -8412,7 +7935,7 @@
                 <w:i w:val="0"/>
                 <w:sz w:val="20"/>
               </w:rPr>
-              <w:t>Renan Kiyoshi</w:t>
+              <w:t>Lucas Batista</w:t>
             </w:r>
           </w:p>
         </w:tc>
@@ -8438,7 +7961,7 @@
                 <w:i w:val="0"/>
                 <w:sz w:val="20"/>
               </w:rPr>
-              <w:t>Integral (sprints 1–19)</w:t>
+              <w:t>Parcial (sprints 13–19)</w:t>
             </w:r>
           </w:p>
         </w:tc>
@@ -8468,7 +7991,7 @@
                 <w:i w:val="0"/>
                 <w:sz w:val="20"/>
               </w:rPr>
-              <w:t>Dev Backend</w:t>
+              <w:t>QA / Automação</w:t>
             </w:r>
           </w:p>
         </w:tc>
@@ -8493,7 +8016,7 @@
                 <w:i w:val="0"/>
                 <w:sz w:val="20"/>
               </w:rPr>
-              <w:t>Cézar Hiraki</w:t>
+              <w:t>Caroline Sousa</w:t>
             </w:r>
           </w:p>
         </w:tc>
@@ -8518,7 +8041,7 @@
                 <w:i w:val="0"/>
                 <w:sz w:val="20"/>
               </w:rPr>
-              <w:t>Integral (sprints 8–19)</w:t>
+              <w:t>Parcial (sprints 15–19)</w:t>
             </w:r>
           </w:p>
         </w:tc>
@@ -8549,7 +8072,7 @@
                 <w:i w:val="0"/>
                 <w:sz w:val="20"/>
               </w:rPr>
-              <w:t>Dev Backend</w:t>
+              <w:t>GQA</w:t>
             </w:r>
           </w:p>
         </w:tc>
@@ -8575,7 +8098,7 @@
                 <w:i w:val="0"/>
                 <w:sz w:val="20"/>
               </w:rPr>
-              <w:t>João Cruz</w:t>
+              <w:t>Jonathan Barbosa</w:t>
             </w:r>
           </w:p>
         </w:tc>
@@ -8589,249 +8112,6 @@
               <w:right w:w="100" w:type="dxa"/>
             </w:tcMar>
             <w:shd w:val="clear" w:color="auto" w:fill="EBF5FB"/>
-          </w:tcPr>
-          <w:p>
-            <w:pPr>
-              <w:spacing w:before="40" w:after="40"/>
-            </w:pPr>
-            <w:r>
-              <w:rPr>
-                <w:rFonts w:ascii="Calibri" w:hAnsi="Calibri"/>
-                <w:b w:val="0"/>
-                <w:i w:val="0"/>
-                <w:sz w:val="20"/>
-              </w:rPr>
-              <w:t>Parcial (sprints 13–19)</w:t>
-            </w:r>
-          </w:p>
-        </w:tc>
-      </w:tr>
-      <w:tr>
-        <w:trPr>
-          <w:cantSplit w:val="1"/>
-        </w:trPr>
-        <w:tc>
-          <w:tcPr>
-            <w:tcW w:type="dxa" w:w="2967"/>
-            <w:tcMar>
-              <w:top w:w="60" w:type="dxa"/>
-              <w:bottom w:w="60" w:type="dxa"/>
-              <w:left w:w="100" w:type="dxa"/>
-              <w:right w:w="100" w:type="dxa"/>
-            </w:tcMar>
-          </w:tcPr>
-          <w:p>
-            <w:pPr>
-              <w:spacing w:before="40" w:after="40"/>
-            </w:pPr>
-            <w:r>
-              <w:rPr>
-                <w:rFonts w:ascii="Calibri" w:hAnsi="Calibri"/>
-                <w:b w:val="0"/>
-                <w:i w:val="0"/>
-                <w:sz w:val="20"/>
-              </w:rPr>
-              <w:t>Infra / DevOps</w:t>
-            </w:r>
-          </w:p>
-        </w:tc>
-        <w:tc>
-          <w:tcPr>
-            <w:tcW w:type="dxa" w:w="2967"/>
-            <w:tcMar>
-              <w:top w:w="60" w:type="dxa"/>
-              <w:bottom w:w="60" w:type="dxa"/>
-              <w:left w:w="100" w:type="dxa"/>
-              <w:right w:w="100" w:type="dxa"/>
-            </w:tcMar>
-          </w:tcPr>
-          <w:p>
-            <w:pPr>
-              <w:spacing w:before="40" w:after="40"/>
-            </w:pPr>
-            <w:r>
-              <w:rPr>
-                <w:rFonts w:ascii="Calibri" w:hAnsi="Calibri"/>
-                <w:b w:val="0"/>
-                <w:i w:val="0"/>
-                <w:sz w:val="20"/>
-              </w:rPr>
-              <w:t>David Buena</w:t>
-            </w:r>
-          </w:p>
-        </w:tc>
-        <w:tc>
-          <w:tcPr>
-            <w:tcW w:type="dxa" w:w="2967"/>
-            <w:tcMar>
-              <w:top w:w="60" w:type="dxa"/>
-              <w:bottom w:w="60" w:type="dxa"/>
-              <w:left w:w="100" w:type="dxa"/>
-              <w:right w:w="100" w:type="dxa"/>
-            </w:tcMar>
-          </w:tcPr>
-          <w:p>
-            <w:pPr>
-              <w:spacing w:before="40" w:after="40"/>
-            </w:pPr>
-            <w:r>
-              <w:rPr>
-                <w:rFonts w:ascii="Calibri" w:hAnsi="Calibri"/>
-                <w:b w:val="0"/>
-                <w:i w:val="0"/>
-                <w:sz w:val="20"/>
-              </w:rPr>
-              <w:t>Parcial (sprint 14 — proposta infra)</w:t>
-            </w:r>
-          </w:p>
-        </w:tc>
-      </w:tr>
-      <w:tr>
-        <w:trPr>
-          <w:cantSplit w:val="1"/>
-        </w:trPr>
-        <w:tc>
-          <w:tcPr>
-            <w:tcW w:type="dxa" w:w="2967"/>
-            <w:tcMar>
-              <w:top w:w="60" w:type="dxa"/>
-              <w:bottom w:w="60" w:type="dxa"/>
-              <w:left w:w="100" w:type="dxa"/>
-              <w:right w:w="100" w:type="dxa"/>
-            </w:tcMar>
-            <w:shd w:val="clear" w:color="auto" w:fill="EBF5FB"/>
-          </w:tcPr>
-          <w:p>
-            <w:pPr>
-              <w:spacing w:before="40" w:after="40"/>
-            </w:pPr>
-            <w:r>
-              <w:rPr>
-                <w:rFonts w:ascii="Calibri" w:hAnsi="Calibri"/>
-                <w:b w:val="0"/>
-                <w:i w:val="0"/>
-                <w:sz w:val="20"/>
-              </w:rPr>
-              <w:t>QA / Automação</w:t>
-            </w:r>
-          </w:p>
-        </w:tc>
-        <w:tc>
-          <w:tcPr>
-            <w:tcW w:type="dxa" w:w="2967"/>
-            <w:tcMar>
-              <w:top w:w="60" w:type="dxa"/>
-              <w:bottom w:w="60" w:type="dxa"/>
-              <w:left w:w="100" w:type="dxa"/>
-              <w:right w:w="100" w:type="dxa"/>
-            </w:tcMar>
-            <w:shd w:val="clear" w:color="auto" w:fill="EBF5FB"/>
-          </w:tcPr>
-          <w:p>
-            <w:pPr>
-              <w:spacing w:before="40" w:after="40"/>
-            </w:pPr>
-            <w:r>
-              <w:rPr>
-                <w:rFonts w:ascii="Calibri" w:hAnsi="Calibri"/>
-                <w:b w:val="0"/>
-                <w:i w:val="0"/>
-                <w:sz w:val="20"/>
-              </w:rPr>
-              <w:t>Lucas Batista</w:t>
-            </w:r>
-          </w:p>
-        </w:tc>
-        <w:tc>
-          <w:tcPr>
-            <w:tcW w:type="dxa" w:w="2967"/>
-            <w:tcMar>
-              <w:top w:w="60" w:type="dxa"/>
-              <w:bottom w:w="60" w:type="dxa"/>
-              <w:left w:w="100" w:type="dxa"/>
-              <w:right w:w="100" w:type="dxa"/>
-            </w:tcMar>
-            <w:shd w:val="clear" w:color="auto" w:fill="EBF5FB"/>
-          </w:tcPr>
-          <w:p>
-            <w:pPr>
-              <w:spacing w:before="40" w:after="40"/>
-            </w:pPr>
-            <w:r>
-              <w:rPr>
-                <w:rFonts w:ascii="Calibri" w:hAnsi="Calibri"/>
-                <w:b w:val="0"/>
-                <w:i w:val="0"/>
-                <w:sz w:val="20"/>
-              </w:rPr>
-              <w:t>Parcial (sprints 15–19)</w:t>
-            </w:r>
-          </w:p>
-        </w:tc>
-      </w:tr>
-      <w:tr>
-        <w:trPr>
-          <w:cantSplit w:val="1"/>
-        </w:trPr>
-        <w:tc>
-          <w:tcPr>
-            <w:tcW w:type="dxa" w:w="2967"/>
-            <w:tcMar>
-              <w:top w:w="60" w:type="dxa"/>
-              <w:bottom w:w="60" w:type="dxa"/>
-              <w:left w:w="100" w:type="dxa"/>
-              <w:right w:w="100" w:type="dxa"/>
-            </w:tcMar>
-          </w:tcPr>
-          <w:p>
-            <w:pPr>
-              <w:spacing w:before="40" w:after="40"/>
-            </w:pPr>
-            <w:r>
-              <w:rPr>
-                <w:rFonts w:ascii="Calibri" w:hAnsi="Calibri"/>
-                <w:b w:val="0"/>
-                <w:i w:val="0"/>
-                <w:sz w:val="20"/>
-              </w:rPr>
-              <w:t>GQA</w:t>
-            </w:r>
-          </w:p>
-        </w:tc>
-        <w:tc>
-          <w:tcPr>
-            <w:tcW w:type="dxa" w:w="2967"/>
-            <w:tcMar>
-              <w:top w:w="60" w:type="dxa"/>
-              <w:bottom w:w="60" w:type="dxa"/>
-              <w:left w:w="100" w:type="dxa"/>
-              <w:right w:w="100" w:type="dxa"/>
-            </w:tcMar>
-          </w:tcPr>
-          <w:p>
-            <w:pPr>
-              <w:spacing w:before="40" w:after="40"/>
-            </w:pPr>
-            <w:r>
-              <w:rPr>
-                <w:rFonts w:ascii="Calibri" w:hAnsi="Calibri"/>
-                <w:b w:val="0"/>
-                <w:i w:val="0"/>
-                <w:sz w:val="20"/>
-              </w:rPr>
-              <w:t>COO (Operações)</w:t>
-            </w:r>
-          </w:p>
-        </w:tc>
-        <w:tc>
-          <w:tcPr>
-            <w:tcW w:type="dxa" w:w="2967"/>
-            <w:tcMar>
-              <w:top w:w="60" w:type="dxa"/>
-              <w:bottom w:w="60" w:type="dxa"/>
-              <w:left w:w="100" w:type="dxa"/>
-              <w:right w:w="100" w:type="dxa"/>
-            </w:tcMar>
           </w:tcPr>
           <w:p>
             <w:pPr>
@@ -10940,7 +10220,7 @@
                 <w:i w:val="0"/>
                 <w:sz w:val="20"/>
               </w:rPr>
-              <w:t>Tiago Nascimento (Timeware)</w:t>
+              <w:t>Cézar Hiraki Velázquez (Timeware)</w:t>
             </w:r>
           </w:p>
         </w:tc>
@@ -11623,7 +10903,7 @@
                 <w:i w:val="0"/>
                 <w:sz w:val="20"/>
               </w:rPr>
-              <w:t>QA Timeware (Lucas Batista)</w:t>
+              <w:t>QA Timeware (Caroline Sousa)</w:t>
             </w:r>
           </w:p>
         </w:tc>
@@ -15097,7 +14377,7 @@
                 <w:i w:val="0"/>
                 <w:sz w:val="20"/>
               </w:rPr>
-              <w:t>Acréscimo da tabela de orçamento de horas por papel em §4 (GPR 4) — 5.789 h totais estimadas; ampliação do §8 (GPR 8) com estratégia de transição para produção, fluxo de GMUD e responsáveis pelo deploy</w:t>
+              <w:t>Acréscimo da tabela de orçamento de horas por papel em §4 (GPR 4) — 4.774 h totais estimadas; ampliação do §8 (GPR 8) com estratégia de transição para produção, fluxo de GMUD e responsáveis pelo deploy</w:t>
             </w:r>
           </w:p>
         </w:tc>

--- a/mps-nivel-c/oficial/04_registros/PROFARMA_Cadastro-de-Clientes/PLA-PROFARMA01-001_Plano-de-Projeto.docx
+++ b/mps-nivel-c/oficial/04_registros/PROFARMA_Cadastro-de-Clientes/PLA-PROFARMA01-001_Plano-de-Projeto.docx
@@ -34,7 +34,7 @@
           <w:color w:val="555555"/>
           <w:sz w:val="20"/>
         </w:rPr>
-        <w:t>PLA-PROFARMA01-001   ·   Versão 1.3   ·   11/06/2026   ·   Timeware Brasil</w:t>
+        <w:t>PLA-PROFARMA01-001   ·   Versão 1.5   ·   26/06/2026   ·   Timeware Brasil</w:t>
       </w:r>
     </w:p>
     <w:p>
@@ -394,7 +394,7 @@
                 <w:i w:val="0"/>
                 <w:sz w:val="20"/>
               </w:rPr>
-              <w:t>1.3</w:t>
+              <w:t>1.5</w:t>
             </w:r>
           </w:p>
         </w:tc>
@@ -450,7 +450,7 @@
                 <w:i w:val="0"/>
                 <w:sz w:val="20"/>
               </w:rPr>
-              <w:t>11/06/2026</w:t>
+              <w:t>26/06/2026</w:t>
             </w:r>
           </w:p>
         </w:tc>
@@ -1272,11 +1272,593 @@
           </w:p>
         </w:tc>
       </w:tr>
+      <w:tr>
+        <w:trPr>
+          <w:cantSplit w:val="1"/>
+        </w:trPr>
+        <w:tc>
+          <w:tcPr>
+            <w:tcW w:type="dxa" w:w="2967"/>
+            <w:tcMar>
+              <w:top w:w="60" w:type="dxa"/>
+              <w:bottom w:w="60" w:type="dxa"/>
+              <w:left w:w="100" w:type="dxa"/>
+              <w:right w:w="100" w:type="dxa"/>
+            </w:tcMar>
+          </w:tcPr>
+          <w:p>
+            <w:pPr>
+              <w:spacing w:before="40" w:after="40"/>
+            </w:pPr>
+            <w:r>
+              <w:rPr>
+                <w:rFonts w:ascii="Calibri" w:hAnsi="Calibri"/>
+                <w:b w:val="0"/>
+                <w:i w:val="0"/>
+                <w:sz w:val="20"/>
+              </w:rPr>
+              <w:t>Política de revisão de código</w:t>
+            </w:r>
+          </w:p>
+        </w:tc>
+        <w:tc>
+          <w:tcPr>
+            <w:tcW w:type="dxa" w:w="2967"/>
+            <w:tcMar>
+              <w:top w:w="60" w:type="dxa"/>
+              <w:bottom w:w="60" w:type="dxa"/>
+              <w:left w:w="100" w:type="dxa"/>
+              <w:right w:w="100" w:type="dxa"/>
+            </w:tcMar>
+          </w:tcPr>
+          <w:p>
+            <w:pPr>
+              <w:spacing w:before="40" w:after="40"/>
+            </w:pPr>
+            <w:r>
+              <w:rPr>
+                <w:rFonts w:ascii="Calibri" w:hAnsi="Calibri"/>
+                <w:b w:val="0"/>
+                <w:i w:val="0"/>
+                <w:sz w:val="20"/>
+              </w:rPr>
+              <w:t>1 revisor padrão; 2 revisores para mudanças críticas (integração, infra, deploy)</w:t>
+            </w:r>
+          </w:p>
+        </w:tc>
+        <w:tc>
+          <w:tcPr>
+            <w:tcW w:type="dxa" w:w="2967"/>
+            <w:tcMar>
+              <w:top w:w="60" w:type="dxa"/>
+              <w:bottom w:w="60" w:type="dxa"/>
+              <w:left w:w="100" w:type="dxa"/>
+              <w:right w:w="100" w:type="dxa"/>
+            </w:tcMar>
+          </w:tcPr>
+          <w:p>
+            <w:pPr>
+              <w:spacing w:before="40" w:after="40"/>
+            </w:pPr>
+            <w:r>
+              <w:rPr>
+                <w:rFonts w:ascii="Calibri" w:hAnsi="Calibri"/>
+                <w:b w:val="0"/>
+                <w:i w:val="0"/>
+                <w:sz w:val="20"/>
+              </w:rPr>
+              <w:t>Validação técnica e qualidade; escalação para decisões de arquitetura</w:t>
+            </w:r>
+          </w:p>
+        </w:tc>
+      </w:tr>
     </w:tbl>
     <w:p>
       <w:pPr>
         <w:spacing w:before="0" w:after="160"/>
       </w:pPr>
+    </w:p>
+    <w:p>
+      <w:pPr>
+        <w:pStyle w:val="Heading2"/>
+        <w:keepNext/>
+        <w:keepLines/>
+      </w:pPr>
+      <w:r>
+        <w:t>3.1 Política de Revisão de Código</w:t>
+      </w:r>
+    </w:p>
+    <w:p>
+      <w:pPr>
+        <w:spacing w:before="0" w:after="120"/>
+      </w:pPr>
+      <w:r>
+        <w:rPr>
+          <w:rFonts w:ascii="Calibri" w:hAnsi="Calibri"/>
+          <w:b w:val="0"/>
+          <w:i w:val="0"/>
+          <w:sz w:val="22"/>
+        </w:rPr>
+        <w:t xml:space="preserve">A política de revisão de mudanças no repositório </w:t>
+      </w:r>
+      <w:r>
+        <w:rPr>
+          <w:rFonts w:ascii="Courier New" w:hAnsi="Courier New"/>
+          <w:b w:val="0"/>
+          <w:i w:val="0"/>
+          <w:color w:val="333333"/>
+          <w:sz w:val="20"/>
+        </w:rPr>
+        <w:t>loja-backend</w:t>
+      </w:r>
+      <w:r>
+        <w:rPr>
+          <w:rFonts w:ascii="Calibri" w:hAnsi="Calibri"/>
+          <w:b w:val="0"/>
+          <w:i w:val="0"/>
+          <w:sz w:val="22"/>
+        </w:rPr>
+        <w:t xml:space="preserve"> segue a matriz:</w:t>
+      </w:r>
+    </w:p>
+    <w:tbl>
+      <w:tblPr>
+        <w:tblW w:type="auto" w:w="0"/>
+        <w:tblLook w:firstColumn="1" w:firstRow="1" w:lastColumn="0" w:lastRow="0" w:noHBand="0" w:noVBand="1" w:val="04A0"/>
+        <w:tblBorders>
+          <w:top w:val="single" w:sz="4" w:space="0" w:color="003366"/>
+          <w:left w:val="single" w:sz="4" w:space="0" w:color="003366"/>
+          <w:bottom w:val="single" w:sz="4" w:space="0" w:color="003366"/>
+          <w:right w:val="single" w:sz="4" w:space="0" w:color="003366"/>
+          <w:insideH w:val="single" w:sz="4" w:space="0" w:color="003366"/>
+          <w:insideV w:val="single" w:sz="4" w:space="0" w:color="003366"/>
+        </w:tblBorders>
+      </w:tblPr>
+      <w:tblGrid>
+        <w:gridCol w:w="2967"/>
+        <w:gridCol w:w="2967"/>
+        <w:gridCol w:w="2967"/>
+      </w:tblGrid>
+      <w:tr>
+        <w:trPr>
+          <w:cantSplit w:val="1"/>
+        </w:trPr>
+        <w:tc>
+          <w:tcPr>
+            <w:tcW w:type="dxa" w:w="2967"/>
+            <w:tcMar>
+              <w:top w:w="60" w:type="dxa"/>
+              <w:bottom w:w="60" w:type="dxa"/>
+              <w:left w:w="100" w:type="dxa"/>
+              <w:right w:w="100" w:type="dxa"/>
+            </w:tcMar>
+            <w:shd w:val="clear" w:color="auto" w:fill="003366"/>
+          </w:tcPr>
+          <w:p>
+            <w:pPr>
+              <w:spacing w:before="40" w:after="40"/>
+            </w:pPr>
+            <w:r>
+              <w:rPr>
+                <w:rFonts w:ascii="Calibri" w:hAnsi="Calibri"/>
+                <w:b/>
+                <w:i w:val="0"/>
+                <w:color w:val="FFFFFF"/>
+                <w:sz w:val="20"/>
+              </w:rPr>
+              <w:t>Tipo de mudança</w:t>
+            </w:r>
+          </w:p>
+        </w:tc>
+        <w:tc>
+          <w:tcPr>
+            <w:tcW w:type="dxa" w:w="2967"/>
+            <w:tcMar>
+              <w:top w:w="60" w:type="dxa"/>
+              <w:bottom w:w="60" w:type="dxa"/>
+              <w:left w:w="100" w:type="dxa"/>
+              <w:right w:w="100" w:type="dxa"/>
+            </w:tcMar>
+            <w:shd w:val="clear" w:color="auto" w:fill="003366"/>
+          </w:tcPr>
+          <w:p>
+            <w:pPr>
+              <w:spacing w:before="40" w:after="40"/>
+            </w:pPr>
+            <w:r>
+              <w:rPr>
+                <w:rFonts w:ascii="Calibri" w:hAnsi="Calibri"/>
+                <w:b/>
+                <w:i w:val="0"/>
+                <w:color w:val="FFFFFF"/>
+                <w:sz w:val="20"/>
+              </w:rPr>
+              <w:t>Revisores obrigatórios</w:t>
+            </w:r>
+          </w:p>
+        </w:tc>
+        <w:tc>
+          <w:tcPr>
+            <w:tcW w:type="dxa" w:w="2967"/>
+            <w:tcMar>
+              <w:top w:w="60" w:type="dxa"/>
+              <w:bottom w:w="60" w:type="dxa"/>
+              <w:left w:w="100" w:type="dxa"/>
+              <w:right w:w="100" w:type="dxa"/>
+            </w:tcMar>
+            <w:shd w:val="clear" w:color="auto" w:fill="003366"/>
+          </w:tcPr>
+          <w:p>
+            <w:pPr>
+              <w:spacing w:before="40" w:after="40"/>
+            </w:pPr>
+            <w:r>
+              <w:rPr>
+                <w:rFonts w:ascii="Calibri" w:hAnsi="Calibri"/>
+                <w:b/>
+                <w:i w:val="0"/>
+                <w:color w:val="FFFFFF"/>
+                <w:sz w:val="20"/>
+              </w:rPr>
+              <w:t>Observações</w:t>
+            </w:r>
+          </w:p>
+        </w:tc>
+      </w:tr>
+      <w:tr>
+        <w:trPr>
+          <w:cantSplit w:val="1"/>
+        </w:trPr>
+        <w:tc>
+          <w:tcPr>
+            <w:tcW w:type="dxa" w:w="2967"/>
+            <w:tcMar>
+              <w:top w:w="60" w:type="dxa"/>
+              <w:bottom w:w="60" w:type="dxa"/>
+              <w:left w:w="100" w:type="dxa"/>
+              <w:right w:w="100" w:type="dxa"/>
+            </w:tcMar>
+            <w:shd w:val="clear" w:color="auto" w:fill="EBF5FB"/>
+          </w:tcPr>
+          <w:p>
+            <w:pPr>
+              <w:spacing w:before="40" w:after="40"/>
+            </w:pPr>
+            <w:r>
+              <w:rPr>
+                <w:rFonts w:ascii="Calibri" w:hAnsi="Calibri"/>
+                <w:b w:val="0"/>
+                <w:i w:val="0"/>
+                <w:sz w:val="20"/>
+              </w:rPr>
+              <w:t>Features/endpoints</w:t>
+            </w:r>
+          </w:p>
+        </w:tc>
+        <w:tc>
+          <w:tcPr>
+            <w:tcW w:type="dxa" w:w="2967"/>
+            <w:tcMar>
+              <w:top w:w="60" w:type="dxa"/>
+              <w:bottom w:w="60" w:type="dxa"/>
+              <w:left w:w="100" w:type="dxa"/>
+              <w:right w:w="100" w:type="dxa"/>
+            </w:tcMar>
+            <w:shd w:val="clear" w:color="auto" w:fill="EBF5FB"/>
+          </w:tcPr>
+          <w:p>
+            <w:pPr>
+              <w:spacing w:before="40" w:after="40"/>
+            </w:pPr>
+            <w:r>
+              <w:rPr>
+                <w:rFonts w:ascii="Calibri" w:hAnsi="Calibri"/>
+                <w:b w:val="0"/>
+                <w:i w:val="0"/>
+                <w:sz w:val="20"/>
+              </w:rPr>
+              <w:t>1 revisor (Tech Lead ou Dev sênior)</w:t>
+            </w:r>
+          </w:p>
+        </w:tc>
+        <w:tc>
+          <w:tcPr>
+            <w:tcW w:type="dxa" w:w="2967"/>
+            <w:tcMar>
+              <w:top w:w="60" w:type="dxa"/>
+              <w:bottom w:w="60" w:type="dxa"/>
+              <w:left w:w="100" w:type="dxa"/>
+              <w:right w:w="100" w:type="dxa"/>
+            </w:tcMar>
+            <w:shd w:val="clear" w:color="auto" w:fill="EBF5FB"/>
+          </w:tcPr>
+          <w:p>
+            <w:pPr>
+              <w:spacing w:before="40" w:after="40"/>
+            </w:pPr>
+            <w:r>
+              <w:rPr>
+                <w:rFonts w:ascii="Calibri" w:hAnsi="Calibri"/>
+                <w:b w:val="0"/>
+                <w:i w:val="0"/>
+                <w:sz w:val="20"/>
+              </w:rPr>
+              <w:t>Padrão para mudanças rotineiras</w:t>
+            </w:r>
+          </w:p>
+        </w:tc>
+      </w:tr>
+      <w:tr>
+        <w:trPr>
+          <w:cantSplit w:val="1"/>
+        </w:trPr>
+        <w:tc>
+          <w:tcPr>
+            <w:tcW w:type="dxa" w:w="2967"/>
+            <w:tcMar>
+              <w:top w:w="60" w:type="dxa"/>
+              <w:bottom w:w="60" w:type="dxa"/>
+              <w:left w:w="100" w:type="dxa"/>
+              <w:right w:w="100" w:type="dxa"/>
+            </w:tcMar>
+          </w:tcPr>
+          <w:p>
+            <w:pPr>
+              <w:spacing w:before="40" w:after="40"/>
+            </w:pPr>
+            <w:r>
+              <w:rPr>
+                <w:rFonts w:ascii="Calibri" w:hAnsi="Calibri"/>
+                <w:b w:val="0"/>
+                <w:i w:val="0"/>
+                <w:sz w:val="20"/>
+              </w:rPr>
+              <w:t>Configuração/infraestrutura</w:t>
+            </w:r>
+          </w:p>
+        </w:tc>
+        <w:tc>
+          <w:tcPr>
+            <w:tcW w:type="dxa" w:w="2967"/>
+            <w:tcMar>
+              <w:top w:w="60" w:type="dxa"/>
+              <w:bottom w:w="60" w:type="dxa"/>
+              <w:left w:w="100" w:type="dxa"/>
+              <w:right w:w="100" w:type="dxa"/>
+            </w:tcMar>
+          </w:tcPr>
+          <w:p>
+            <w:pPr>
+              <w:spacing w:before="40" w:after="40"/>
+            </w:pPr>
+            <w:r>
+              <w:rPr>
+                <w:rFonts w:ascii="Calibri" w:hAnsi="Calibri"/>
+                <w:b w:val="0"/>
+                <w:i w:val="0"/>
+                <w:sz w:val="20"/>
+              </w:rPr>
+              <w:t>2 revisores</w:t>
+            </w:r>
+          </w:p>
+        </w:tc>
+        <w:tc>
+          <w:tcPr>
+            <w:tcW w:type="dxa" w:w="2967"/>
+            <w:tcMar>
+              <w:top w:w="60" w:type="dxa"/>
+              <w:bottom w:w="60" w:type="dxa"/>
+              <w:left w:w="100" w:type="dxa"/>
+              <w:right w:w="100" w:type="dxa"/>
+            </w:tcMar>
+          </w:tcPr>
+          <w:p>
+            <w:pPr>
+              <w:spacing w:before="40" w:after="40"/>
+            </w:pPr>
+            <w:r>
+              <w:rPr>
+                <w:rFonts w:ascii="Calibri" w:hAnsi="Calibri"/>
+                <w:b w:val="0"/>
+                <w:i w:val="0"/>
+                <w:sz w:val="20"/>
+              </w:rPr>
+              <w:t>Escalação obrigatória (Tech Lead + DevOps)</w:t>
+            </w:r>
+          </w:p>
+        </w:tc>
+      </w:tr>
+      <w:tr>
+        <w:trPr>
+          <w:cantSplit w:val="1"/>
+        </w:trPr>
+        <w:tc>
+          <w:tcPr>
+            <w:tcW w:type="dxa" w:w="2967"/>
+            <w:tcMar>
+              <w:top w:w="60" w:type="dxa"/>
+              <w:bottom w:w="60" w:type="dxa"/>
+              <w:left w:w="100" w:type="dxa"/>
+              <w:right w:w="100" w:type="dxa"/>
+            </w:tcMar>
+            <w:shd w:val="clear" w:color="auto" w:fill="EBF5FB"/>
+          </w:tcPr>
+          <w:p>
+            <w:pPr>
+              <w:spacing w:before="40" w:after="40"/>
+            </w:pPr>
+            <w:r>
+              <w:rPr>
+                <w:rFonts w:ascii="Calibri" w:hAnsi="Calibri"/>
+                <w:b w:val="0"/>
+                <w:i w:val="0"/>
+                <w:sz w:val="20"/>
+              </w:rPr>
+              <w:t>Deploy/GMUD</w:t>
+            </w:r>
+          </w:p>
+        </w:tc>
+        <w:tc>
+          <w:tcPr>
+            <w:tcW w:type="dxa" w:w="2967"/>
+            <w:tcMar>
+              <w:top w:w="60" w:type="dxa"/>
+              <w:bottom w:w="60" w:type="dxa"/>
+              <w:left w:w="100" w:type="dxa"/>
+              <w:right w:w="100" w:type="dxa"/>
+            </w:tcMar>
+            <w:shd w:val="clear" w:color="auto" w:fill="EBF5FB"/>
+          </w:tcPr>
+          <w:p>
+            <w:pPr>
+              <w:spacing w:before="40" w:after="40"/>
+            </w:pPr>
+            <w:r>
+              <w:rPr>
+                <w:rFonts w:ascii="Calibri" w:hAnsi="Calibri"/>
+                <w:b w:val="0"/>
+                <w:i w:val="0"/>
+                <w:sz w:val="20"/>
+              </w:rPr>
+              <w:t>2+ revisores + approval de Ops</w:t>
+            </w:r>
+          </w:p>
+        </w:tc>
+        <w:tc>
+          <w:tcPr>
+            <w:tcW w:type="dxa" w:w="2967"/>
+            <w:tcMar>
+              <w:top w:w="60" w:type="dxa"/>
+              <w:bottom w:w="60" w:type="dxa"/>
+              <w:left w:w="100" w:type="dxa"/>
+              <w:right w:w="100" w:type="dxa"/>
+            </w:tcMar>
+            <w:shd w:val="clear" w:color="auto" w:fill="EBF5FB"/>
+          </w:tcPr>
+          <w:p>
+            <w:pPr>
+              <w:spacing w:before="40" w:after="40"/>
+            </w:pPr>
+            <w:r>
+              <w:rPr>
+                <w:rFonts w:ascii="Calibri" w:hAnsi="Calibri"/>
+                <w:b w:val="0"/>
+                <w:i w:val="0"/>
+                <w:sz w:val="20"/>
+              </w:rPr>
+              <w:t>Gerente de TI (Humberto) aprova em produção</w:t>
+            </w:r>
+          </w:p>
+        </w:tc>
+      </w:tr>
+      <w:tr>
+        <w:trPr>
+          <w:cantSplit w:val="1"/>
+        </w:trPr>
+        <w:tc>
+          <w:tcPr>
+            <w:tcW w:type="dxa" w:w="2967"/>
+            <w:tcMar>
+              <w:top w:w="60" w:type="dxa"/>
+              <w:bottom w:w="60" w:type="dxa"/>
+              <w:left w:w="100" w:type="dxa"/>
+              <w:right w:w="100" w:type="dxa"/>
+            </w:tcMar>
+          </w:tcPr>
+          <w:p>
+            <w:pPr>
+              <w:spacing w:before="40" w:after="40"/>
+            </w:pPr>
+            <w:r>
+              <w:rPr>
+                <w:rFonts w:ascii="Calibri" w:hAnsi="Calibri"/>
+                <w:b w:val="0"/>
+                <w:i w:val="0"/>
+                <w:sz w:val="20"/>
+              </w:rPr>
+              <w:t>Correções/bugfixes</w:t>
+            </w:r>
+          </w:p>
+        </w:tc>
+        <w:tc>
+          <w:tcPr>
+            <w:tcW w:type="dxa" w:w="2967"/>
+            <w:tcMar>
+              <w:top w:w="60" w:type="dxa"/>
+              <w:bottom w:w="60" w:type="dxa"/>
+              <w:left w:w="100" w:type="dxa"/>
+              <w:right w:w="100" w:type="dxa"/>
+            </w:tcMar>
+          </w:tcPr>
+          <w:p>
+            <w:pPr>
+              <w:spacing w:before="40" w:after="40"/>
+            </w:pPr>
+            <w:r>
+              <w:rPr>
+                <w:rFonts w:ascii="Calibri" w:hAnsi="Calibri"/>
+                <w:b w:val="0"/>
+                <w:i w:val="0"/>
+                <w:sz w:val="20"/>
+              </w:rPr>
+              <w:t>1 revisor (contexto-dependente)</w:t>
+            </w:r>
+          </w:p>
+        </w:tc>
+        <w:tc>
+          <w:tcPr>
+            <w:tcW w:type="dxa" w:w="2967"/>
+            <w:tcMar>
+              <w:top w:w="60" w:type="dxa"/>
+              <w:bottom w:w="60" w:type="dxa"/>
+              <w:left w:w="100" w:type="dxa"/>
+              <w:right w:w="100" w:type="dxa"/>
+            </w:tcMar>
+          </w:tcPr>
+          <w:p>
+            <w:pPr>
+              <w:spacing w:before="40" w:after="40"/>
+            </w:pPr>
+            <w:r>
+              <w:rPr>
+                <w:rFonts w:ascii="Calibri" w:hAnsi="Calibri"/>
+                <w:b w:val="0"/>
+                <w:i w:val="0"/>
+                <w:sz w:val="20"/>
+              </w:rPr>
+              <w:t>Se crítico (S1/S2), escala para 2</w:t>
+            </w:r>
+          </w:p>
+        </w:tc>
+      </w:tr>
+    </w:tbl>
+    <w:p>
+      <w:pPr>
+        <w:spacing w:before="0" w:after="160"/>
+      </w:pPr>
+    </w:p>
+    <w:p>
+      <w:pPr>
+        <w:spacing w:before="0" w:after="120"/>
+      </w:pPr>
+      <w:r>
+        <w:rPr>
+          <w:rFonts w:ascii="Calibri" w:hAnsi="Calibri"/>
+          <w:b/>
+          <w:i w:val="0"/>
+          <w:sz w:val="22"/>
+        </w:rPr>
+        <w:t>Implementação prática:</w:t>
+      </w:r>
+      <w:r>
+        <w:rPr>
+          <w:rFonts w:ascii="Calibri" w:hAnsi="Calibri"/>
+          <w:b w:val="0"/>
+          <w:i w:val="0"/>
+          <w:sz w:val="22"/>
+        </w:rPr>
+        <w:t xml:space="preserve"> dos 16 MRs do repositório, 11 com 1 revisor (~69%) e 5 com 2 revisores (~31%) — estes últimos correlacionados com mudanças de integração, configuração e release. Em 100% dos MRs o revisor é distinto do autor (segregação de aprovação), e o merge é executado por quem não é o autor.</w:t>
+      </w:r>
     </w:p>
     <w:p>
       <w:pPr>
@@ -5241,7 +5823,7 @@
                 <w:i w:val="0"/>
                 <w:sz w:val="20"/>
               </w:rPr>
-              <w:t>Sprint 12</w:t>
+              <w:t>Sprint 11b</w:t>
             </w:r>
           </w:p>
         </w:tc>
@@ -5266,7 +5848,7 @@
                 <w:i w:val="0"/>
                 <w:sz w:val="20"/>
               </w:rPr>
-              <w:t>29/09–10/10/2025</w:t>
+              <w:t>10/10/2025 (retroativo)</w:t>
             </w:r>
           </w:p>
         </w:tc>
@@ -5291,7 +5873,7 @@
                 <w:i w:val="0"/>
                 <w:sz w:val="20"/>
               </w:rPr>
-              <w:t>28</w:t>
+              <w:t>—</w:t>
             </w:r>
           </w:p>
         </w:tc>
@@ -5316,7 +5898,7 @@
                 <w:i w:val="0"/>
                 <w:sz w:val="20"/>
               </w:rPr>
-              <w:t>Início testes homologação (&lt;5% em 29/09 — aceleração exigida); status reports iniciados</w:t>
+              <w:t>Release intermediária 25.10.0.1 criada (Cézar Hiraki Velázquez) — marco de estabilidade antes de testes intensivos</w:t>
             </w:r>
           </w:p>
         </w:tc>
@@ -5347,7 +5929,7 @@
                 <w:i w:val="0"/>
                 <w:sz w:val="20"/>
               </w:rPr>
-              <w:t>Sprint 13</w:t>
+              <w:t>Sprint 12</w:t>
             </w:r>
           </w:p>
         </w:tc>
@@ -5373,7 +5955,7 @@
                 <w:i w:val="0"/>
                 <w:sz w:val="20"/>
               </w:rPr>
-              <w:t>13/10–24/10/2025</w:t>
+              <w:t>29/09–10/10/2025</w:t>
             </w:r>
           </w:p>
         </w:tc>
@@ -5425,7 +6007,7 @@
                 <w:i w:val="0"/>
                 <w:sz w:val="20"/>
               </w:rPr>
-              <w:t>Status reports 08/10, 14/10, 17/10; bloqueio acesso banco QA (14–21/10); retomada após desbloqueio</w:t>
+              <w:t>Início testes homologação (&lt;5% em 29/09 — aceleração exigida); status reports iniciados</w:t>
             </w:r>
           </w:p>
         </w:tc>
@@ -5455,7 +6037,7 @@
                 <w:i w:val="0"/>
                 <w:sz w:val="20"/>
               </w:rPr>
-              <w:t>Sprint 14</w:t>
+              <w:t>Sprint 13</w:t>
             </w:r>
           </w:p>
         </w:tc>
@@ -5480,7 +6062,7 @@
                 <w:i w:val="0"/>
                 <w:sz w:val="20"/>
               </w:rPr>
-              <w:t>27/10–07/11/2025</w:t>
+              <w:t>13/10–24/10/2025</w:t>
             </w:r>
           </w:p>
         </w:tc>
@@ -5530,7 +6112,7 @@
                 <w:i w:val="0"/>
                 <w:sz w:val="20"/>
               </w:rPr>
-              <w:t>Plano de piloto (04–05/11); proposta de infra produtiva Azure (03/11); bug id_cliente sequencial (06/11)</w:t>
+              <w:t>Status reports 08/10, 14/10, 17/10; bloqueio acesso banco QA (14–21/10); retomada após desbloqueio</w:t>
             </w:r>
           </w:p>
         </w:tc>
@@ -5561,7 +6143,7 @@
                 <w:i w:val="0"/>
                 <w:sz w:val="20"/>
               </w:rPr>
-              <w:t>Sprint 15</w:t>
+              <w:t>Sprint 14</w:t>
             </w:r>
           </w:p>
         </w:tc>
@@ -5587,7 +6169,7 @@
                 <w:i w:val="0"/>
                 <w:sz w:val="20"/>
               </w:rPr>
-              <w:t>10/11–21/11/2025</w:t>
+              <w:t>27/10–07/11/2025</w:t>
             </w:r>
           </w:p>
         </w:tc>
@@ -5613,7 +6195,7 @@
                 <w:i w:val="0"/>
                 <w:sz w:val="20"/>
               </w:rPr>
-              <w:t>32</w:t>
+              <w:t>28</w:t>
             </w:r>
           </w:p>
         </w:tc>
@@ -5639,7 +6221,7 @@
                 <w:i w:val="0"/>
                 <w:sz w:val="20"/>
               </w:rPr>
-              <w:t>Consolidação histórico tickets; daily 10/11 registrada; integração Propz CRM iniciada</w:t>
+              <w:t>Plano de piloto (04–05/11); proposta de infra produtiva Azure (03/11); bug id_cliente sequencial (06/11)</w:t>
             </w:r>
           </w:p>
         </w:tc>
@@ -5669,7 +6251,7 @@
                 <w:i w:val="0"/>
                 <w:sz w:val="20"/>
               </w:rPr>
-              <w:t>Sprint 16</w:t>
+              <w:t>Sprint 15</w:t>
             </w:r>
           </w:p>
         </w:tc>
@@ -5694,7 +6276,7 @@
                 <w:i w:val="0"/>
                 <w:sz w:val="20"/>
               </w:rPr>
-              <w:t>24/11–05/12/2025</w:t>
+              <w:t>10/11–21/11/2025</w:t>
             </w:r>
           </w:p>
         </w:tc>
@@ -5719,7 +6301,7 @@
                 <w:i w:val="0"/>
                 <w:sz w:val="20"/>
               </w:rPr>
-              <w:t>35</w:t>
+              <w:t>32</w:t>
             </w:r>
           </w:p>
         </w:tc>
@@ -5744,7 +6326,7 @@
                 <w:i w:val="0"/>
                 <w:sz w:val="20"/>
               </w:rPr>
-              <w:t>Propz CRM concluído e disponível para testes (04/12); documentação Propz enviada</w:t>
+              <w:t>Consolidação histórico tickets; daily 10/11 registrada; integração Propz CRM iniciada</w:t>
             </w:r>
           </w:p>
         </w:tc>
@@ -5775,7 +6357,7 @@
                 <w:i w:val="0"/>
                 <w:sz w:val="20"/>
               </w:rPr>
-              <w:t>Sprint 17</w:t>
+              <w:t>Sprint 16</w:t>
             </w:r>
           </w:p>
         </w:tc>
@@ -5801,7 +6383,7 @@
                 <w:i w:val="0"/>
                 <w:sz w:val="20"/>
               </w:rPr>
-              <w:t>08/12–19/12/2025</w:t>
+              <w:t>24/11–05/12/2025</w:t>
             </w:r>
           </w:p>
         </w:tc>
@@ -5827,7 +6409,7 @@
                 <w:i w:val="0"/>
                 <w:sz w:val="20"/>
               </w:rPr>
-              <w:t>32</w:t>
+              <w:t>35</w:t>
             </w:r>
           </w:p>
         </w:tc>
@@ -5853,7 +6435,7 @@
                 <w:i w:val="0"/>
                 <w:sz w:val="20"/>
               </w:rPr>
-              <w:t>Versão 25.12.1.1 do loja-backend; ajuste campos fidelidade/opt-in/opt-out</w:t>
+              <w:t>Propz CRM concluído e disponível para testes (04/12); documentação Propz enviada</w:t>
             </w:r>
           </w:p>
         </w:tc>
@@ -5883,7 +6465,7 @@
                 <w:i w:val="0"/>
                 <w:sz w:val="20"/>
               </w:rPr>
-              <w:t>Sprint 18</w:t>
+              <w:t>Sprint 17</w:t>
             </w:r>
           </w:p>
         </w:tc>
@@ -5908,7 +6490,7 @@
                 <w:i w:val="0"/>
                 <w:sz w:val="20"/>
               </w:rPr>
-              <w:t>06/01–17/01/2026</w:t>
+              <w:t>08/12–19/12/2025</w:t>
             </w:r>
           </w:p>
         </w:tc>
@@ -5933,7 +6515,7 @@
                 <w:i w:val="0"/>
                 <w:sz w:val="20"/>
               </w:rPr>
-              <w:t>28</w:t>
+              <w:t>32</w:t>
             </w:r>
           </w:p>
         </w:tc>
@@ -5958,7 +6540,7 @@
                 <w:i w:val="0"/>
                 <w:sz w:val="20"/>
               </w:rPr>
-              <w:t>Daily Teams criada por Armando (06/01); status conflituoso com cliente (09/01); ajuste loja-backend URL HttpClient</w:t>
+              <w:t>Versão 25.12.1.1 do loja-backend; ajuste campos fidelidade/opt-in/opt-out</w:t>
             </w:r>
           </w:p>
         </w:tc>
@@ -5989,7 +6571,7 @@
                 <w:i w:val="0"/>
                 <w:sz w:val="20"/>
               </w:rPr>
-              <w:t>Sprint 19</w:t>
+              <w:t>Sprint 18</w:t>
             </w:r>
           </w:p>
         </w:tc>
@@ -6015,7 +6597,7 @@
                 <w:i w:val="0"/>
                 <w:sz w:val="20"/>
               </w:rPr>
-              <w:t>20/01–29/01/2026</w:t>
+              <w:t>06/01–17/01/2026</w:t>
             </w:r>
           </w:p>
         </w:tc>
@@ -6041,7 +6623,7 @@
                 <w:i w:val="0"/>
                 <w:sz w:val="20"/>
               </w:rPr>
-              <w:t>30</w:t>
+              <w:t>28</w:t>
             </w:r>
           </w:p>
         </w:tc>
@@ -6067,7 +6649,7 @@
                 <w:i w:val="0"/>
                 <w:sz w:val="20"/>
               </w:rPr>
-              <w:t>GMUD 2624117 (21/01); PR 10684 loja-backend; liberação para testes (22/01); versão 26.1.1.1; deploy (26/01); PRs finais (27–29/01)</w:t>
+              <w:t>Daily Teams criada por Armando (06/01); status conflituoso com cliente (09/01); ajuste loja-backend URL HttpClient</w:t>
             </w:r>
           </w:p>
         </w:tc>
@@ -6093,6 +6675,112 @@
             <w:r>
               <w:rPr>
                 <w:rFonts w:ascii="Calibri" w:hAnsi="Calibri"/>
+                <w:b w:val="0"/>
+                <w:i w:val="0"/>
+                <w:sz w:val="20"/>
+              </w:rPr>
+              <w:t>Sprint 19</w:t>
+            </w:r>
+          </w:p>
+        </w:tc>
+        <w:tc>
+          <w:tcPr>
+            <w:tcW w:type="dxa" w:w="2225"/>
+            <w:tcMar>
+              <w:top w:w="60" w:type="dxa"/>
+              <w:bottom w:w="60" w:type="dxa"/>
+              <w:left w:w="100" w:type="dxa"/>
+              <w:right w:w="100" w:type="dxa"/>
+            </w:tcMar>
+          </w:tcPr>
+          <w:p>
+            <w:pPr>
+              <w:spacing w:before="40" w:after="40"/>
+            </w:pPr>
+            <w:r>
+              <w:rPr>
+                <w:rFonts w:ascii="Calibri" w:hAnsi="Calibri"/>
+                <w:b w:val="0"/>
+                <w:i w:val="0"/>
+                <w:sz w:val="20"/>
+              </w:rPr>
+              <w:t>20/01–29/01/2026</w:t>
+            </w:r>
+          </w:p>
+        </w:tc>
+        <w:tc>
+          <w:tcPr>
+            <w:tcW w:type="dxa" w:w="2225"/>
+            <w:tcMar>
+              <w:top w:w="60" w:type="dxa"/>
+              <w:bottom w:w="60" w:type="dxa"/>
+              <w:left w:w="100" w:type="dxa"/>
+              <w:right w:w="100" w:type="dxa"/>
+            </w:tcMar>
+          </w:tcPr>
+          <w:p>
+            <w:pPr>
+              <w:spacing w:before="40" w:after="40"/>
+            </w:pPr>
+            <w:r>
+              <w:rPr>
+                <w:rFonts w:ascii="Calibri" w:hAnsi="Calibri"/>
+                <w:b w:val="0"/>
+                <w:i w:val="0"/>
+                <w:sz w:val="20"/>
+              </w:rPr>
+              <w:t>30</w:t>
+            </w:r>
+          </w:p>
+        </w:tc>
+        <w:tc>
+          <w:tcPr>
+            <w:tcW w:type="dxa" w:w="2225"/>
+            <w:tcMar>
+              <w:top w:w="60" w:type="dxa"/>
+              <w:bottom w:w="60" w:type="dxa"/>
+              <w:left w:w="100" w:type="dxa"/>
+              <w:right w:w="100" w:type="dxa"/>
+            </w:tcMar>
+          </w:tcPr>
+          <w:p>
+            <w:pPr>
+              <w:spacing w:before="40" w:after="40"/>
+            </w:pPr>
+            <w:r>
+              <w:rPr>
+                <w:rFonts w:ascii="Calibri" w:hAnsi="Calibri"/>
+                <w:b w:val="0"/>
+                <w:i w:val="0"/>
+                <w:sz w:val="20"/>
+              </w:rPr>
+              <w:t>GMUD 2624117 (21/01); PR 10684 loja-backend; liberação para testes (22/01); versão 26.1.1.1; deploy (26/01); PRs finais (27–29/01)</w:t>
+            </w:r>
+          </w:p>
+        </w:tc>
+      </w:tr>
+      <w:tr>
+        <w:trPr>
+          <w:cantSplit w:val="1"/>
+        </w:trPr>
+        <w:tc>
+          <w:tcPr>
+            <w:tcW w:type="dxa" w:w="2225"/>
+            <w:tcMar>
+              <w:top w:w="60" w:type="dxa"/>
+              <w:bottom w:w="60" w:type="dxa"/>
+              <w:left w:w="100" w:type="dxa"/>
+              <w:right w:w="100" w:type="dxa"/>
+            </w:tcMar>
+            <w:shd w:val="clear" w:color="auto" w:fill="EBF5FB"/>
+          </w:tcPr>
+          <w:p>
+            <w:pPr>
+              <w:spacing w:before="40" w:after="40"/>
+            </w:pPr>
+            <w:r>
+              <w:rPr>
+                <w:rFonts w:ascii="Calibri" w:hAnsi="Calibri"/>
                 <w:b/>
                 <w:i w:val="0"/>
                 <w:sz w:val="20"/>
@@ -6110,6 +6798,7 @@
               <w:left w:w="100" w:type="dxa"/>
               <w:right w:w="100" w:type="dxa"/>
             </w:tcMar>
+            <w:shd w:val="clear" w:color="auto" w:fill="EBF5FB"/>
           </w:tcPr>
           <w:p>
             <w:pPr>
@@ -6135,6 +6824,7 @@
               <w:left w:w="100" w:type="dxa"/>
               <w:right w:w="100" w:type="dxa"/>
             </w:tcMar>
+            <w:shd w:val="clear" w:color="auto" w:fill="EBF5FB"/>
           </w:tcPr>
           <w:p>
             <w:pPr>
@@ -6151,6 +6841,7 @@
               <w:left w:w="100" w:type="dxa"/>
               <w:right w:w="100" w:type="dxa"/>
             </w:tcMar>
+            <w:shd w:val="clear" w:color="auto" w:fill="EBF5FB"/>
           </w:tcPr>
           <w:p>
             <w:pPr>
@@ -14488,6 +15179,218 @@
           </w:p>
         </w:tc>
       </w:tr>
+      <w:tr>
+        <w:trPr>
+          <w:cantSplit w:val="1"/>
+        </w:trPr>
+        <w:tc>
+          <w:tcPr>
+            <w:tcW w:type="dxa" w:w="2225"/>
+            <w:tcMar>
+              <w:top w:w="60" w:type="dxa"/>
+              <w:bottom w:w="60" w:type="dxa"/>
+              <w:left w:w="100" w:type="dxa"/>
+              <w:right w:w="100" w:type="dxa"/>
+            </w:tcMar>
+            <w:shd w:val="clear" w:color="auto" w:fill="F0F4F8"/>
+          </w:tcPr>
+          <w:p>
+            <w:pPr>
+              <w:spacing w:before="40" w:after="40"/>
+            </w:pPr>
+            <w:r>
+              <w:rPr>
+                <w:rFonts w:ascii="Calibri" w:hAnsi="Calibri"/>
+                <w:b/>
+                <w:i w:val="0"/>
+                <w:sz w:val="20"/>
+              </w:rPr>
+              <w:t>1.4</w:t>
+            </w:r>
+          </w:p>
+        </w:tc>
+        <w:tc>
+          <w:tcPr>
+            <w:tcW w:type="dxa" w:w="2225"/>
+            <w:tcMar>
+              <w:top w:w="60" w:type="dxa"/>
+              <w:bottom w:w="60" w:type="dxa"/>
+              <w:left w:w="100" w:type="dxa"/>
+              <w:right w:w="100" w:type="dxa"/>
+            </w:tcMar>
+          </w:tcPr>
+          <w:p>
+            <w:pPr>
+              <w:spacing w:before="40" w:after="40"/>
+            </w:pPr>
+            <w:r>
+              <w:rPr>
+                <w:rFonts w:ascii="Calibri" w:hAnsi="Calibri"/>
+                <w:b w:val="0"/>
+                <w:i w:val="0"/>
+                <w:sz w:val="20"/>
+              </w:rPr>
+              <w:t>25/06/2026</w:t>
+            </w:r>
+          </w:p>
+        </w:tc>
+        <w:tc>
+          <w:tcPr>
+            <w:tcW w:type="dxa" w:w="2225"/>
+            <w:tcMar>
+              <w:top w:w="60" w:type="dxa"/>
+              <w:bottom w:w="60" w:type="dxa"/>
+              <w:left w:w="100" w:type="dxa"/>
+              <w:right w:w="100" w:type="dxa"/>
+            </w:tcMar>
+          </w:tcPr>
+          <w:p>
+            <w:pPr>
+              <w:spacing w:before="40" w:after="40"/>
+            </w:pPr>
+            <w:r>
+              <w:rPr>
+                <w:rFonts w:ascii="Calibri" w:hAnsi="Calibri"/>
+                <w:b w:val="0"/>
+                <w:i w:val="0"/>
+                <w:sz w:val="20"/>
+              </w:rPr>
+              <w:t>Sistema de Auditoria / Reconciliação GitLab</w:t>
+            </w:r>
+          </w:p>
+        </w:tc>
+        <w:tc>
+          <w:tcPr>
+            <w:tcW w:type="dxa" w:w="2225"/>
+            <w:tcMar>
+              <w:top w:w="60" w:type="dxa"/>
+              <w:bottom w:w="60" w:type="dxa"/>
+              <w:left w:w="100" w:type="dxa"/>
+              <w:right w:w="100" w:type="dxa"/>
+            </w:tcMar>
+          </w:tcPr>
+          <w:p>
+            <w:pPr>
+              <w:spacing w:before="40" w:after="40"/>
+            </w:pPr>
+            <w:r>
+              <w:rPr>
+                <w:rFonts w:ascii="Calibri" w:hAnsi="Calibri"/>
+                <w:b w:val="0"/>
+                <w:i w:val="0"/>
+                <w:sz w:val="20"/>
+              </w:rPr>
+              <w:t>Auditoria GitLab: (1) inclusão de release 25.10.0.1 em §5.2 (Sprint 11b), (2) formalização de Política de Revisão de Código em §3.1, (3) validação de divergências (zero críticas encontradas, conformidade ALTA). Backup pré-reconciliação: PLA-PROFARMA01-001_Plano-de-Projeto.md.backup.20260625_211538.bak</w:t>
+            </w:r>
+          </w:p>
+        </w:tc>
+      </w:tr>
+      <w:tr>
+        <w:trPr>
+          <w:cantSplit w:val="1"/>
+        </w:trPr>
+        <w:tc>
+          <w:tcPr>
+            <w:tcW w:type="dxa" w:w="2225"/>
+            <w:tcMar>
+              <w:top w:w="60" w:type="dxa"/>
+              <w:bottom w:w="60" w:type="dxa"/>
+              <w:left w:w="100" w:type="dxa"/>
+              <w:right w:w="100" w:type="dxa"/>
+            </w:tcMar>
+            <w:shd w:val="clear" w:color="auto" w:fill="F0F4F8"/>
+          </w:tcPr>
+          <w:p>
+            <w:pPr>
+              <w:spacing w:before="40" w:after="40"/>
+            </w:pPr>
+            <w:r>
+              <w:rPr>
+                <w:rFonts w:ascii="Calibri" w:hAnsi="Calibri"/>
+                <w:b/>
+                <w:i w:val="0"/>
+                <w:sz w:val="20"/>
+              </w:rPr>
+              <w:t>1.5</w:t>
+            </w:r>
+          </w:p>
+        </w:tc>
+        <w:tc>
+          <w:tcPr>
+            <w:tcW w:type="dxa" w:w="2225"/>
+            <w:tcMar>
+              <w:top w:w="60" w:type="dxa"/>
+              <w:bottom w:w="60" w:type="dxa"/>
+              <w:left w:w="100" w:type="dxa"/>
+              <w:right w:w="100" w:type="dxa"/>
+            </w:tcMar>
+          </w:tcPr>
+          <w:p>
+            <w:pPr>
+              <w:spacing w:before="40" w:after="40"/>
+            </w:pPr>
+            <w:r>
+              <w:rPr>
+                <w:rFonts w:ascii="Calibri" w:hAnsi="Calibri"/>
+                <w:b w:val="0"/>
+                <w:i w:val="0"/>
+                <w:sz w:val="20"/>
+              </w:rPr>
+              <w:t>26/06/2026</w:t>
+            </w:r>
+          </w:p>
+        </w:tc>
+        <w:tc>
+          <w:tcPr>
+            <w:tcW w:type="dxa" w:w="2225"/>
+            <w:tcMar>
+              <w:top w:w="60" w:type="dxa"/>
+              <w:bottom w:w="60" w:type="dxa"/>
+              <w:left w:w="100" w:type="dxa"/>
+              <w:right w:w="100" w:type="dxa"/>
+            </w:tcMar>
+          </w:tcPr>
+          <w:p>
+            <w:pPr>
+              <w:spacing w:before="40" w:after="40"/>
+            </w:pPr>
+            <w:r>
+              <w:rPr>
+                <w:rFonts w:ascii="Calibri" w:hAnsi="Calibri"/>
+                <w:b w:val="0"/>
+                <w:i w:val="0"/>
+                <w:sz w:val="20"/>
+              </w:rPr>
+              <w:t>Sistema de Auditoria / Reconciliação GitLab</w:t>
+            </w:r>
+          </w:p>
+        </w:tc>
+        <w:tc>
+          <w:tcPr>
+            <w:tcW w:type="dxa" w:w="2225"/>
+            <w:tcMar>
+              <w:top w:w="60" w:type="dxa"/>
+              <w:bottom w:w="60" w:type="dxa"/>
+              <w:left w:w="100" w:type="dxa"/>
+              <w:right w:w="100" w:type="dxa"/>
+            </w:tcMar>
+          </w:tcPr>
+          <w:p>
+            <w:pPr>
+              <w:spacing w:before="40" w:after="40"/>
+            </w:pPr>
+            <w:r>
+              <w:rPr>
+                <w:rFonts w:ascii="Calibri" w:hAnsi="Calibri"/>
+                <w:b w:val="0"/>
+                <w:i w:val="0"/>
+                <w:sz w:val="20"/>
+              </w:rPr>
+              <w:t>Reconciliação da contagem de MRs em §3.1 ao estado real do repositório (16 MRs: 11 com 1 revisor, 5 com 2 revisores), explicitando a segregação autor≠revisor em 100% dos MRs. Backup: PLA-PROFARMA01-001_Plano-de-Projeto.md.backup.20260626_reconc.bak</w:t>
+            </w:r>
+          </w:p>
+        </w:tc>
+      </w:tr>
     </w:tbl>
     <w:p>
       <w:pPr>
@@ -14528,7 +15431,7 @@
         <w:color w:val="555555"/>
         <w:sz w:val="16"/>
       </w:rPr>
-      <w:t>v1.3  ·  11/06/2026</w:t>
+      <w:t>v1.5  ·  26/06/2026</w:t>
     </w:r>
     <w:r>
       <w:tab/>
@@ -14590,7 +15493,7 @@
         <w:color w:val="555555"/>
         <w:sz w:val="16"/>
       </w:rPr>
-      <w:t>v1.3  ·  11/06/2026</w:t>
+      <w:t>v1.5  ·  26/06/2026</w:t>
     </w:r>
     <w:r>
       <w:tab/>

--- a/mps-nivel-c/oficial/04_registros/PROFARMA_Cadastro-de-Clientes/PLA-PROFARMA01-001_Plano-de-Projeto.docx
+++ b/mps-nivel-c/oficial/04_registros/PROFARMA_Cadastro-de-Clientes/PLA-PROFARMA01-001_Plano-de-Projeto.docx
@@ -14831,7 +14831,7 @@
                 <w:i w:val="0"/>
                 <w:sz w:val="20"/>
               </w:rPr>
-              <w:t>Time de Melhoria Contínua</w:t>
+              <w:t>Abraão Oliveira</w:t>
             </w:r>
           </w:p>
         </w:tc>
@@ -14937,7 +14937,7 @@
                 <w:i w:val="0"/>
                 <w:sz w:val="20"/>
               </w:rPr>
-              <w:t>Time de Melhoria Contínua</w:t>
+              <w:t>Abraão Oliveira</w:t>
             </w:r>
           </w:p>
         </w:tc>
@@ -15043,7 +15043,7 @@
                 <w:i w:val="0"/>
                 <w:sz w:val="20"/>
               </w:rPr>
-              <w:t>Time de Melhoria Contínua</w:t>
+              <w:t>Abraão Oliveira</w:t>
             </w:r>
           </w:p>
         </w:tc>
@@ -15149,7 +15149,7 @@
                 <w:i w:val="0"/>
                 <w:sz w:val="20"/>
               </w:rPr>
-              <w:t>Time de Melhoria Contínua</w:t>
+              <w:t>Abraão Oliveira</w:t>
             </w:r>
           </w:p>
         </w:tc>
@@ -15255,7 +15255,7 @@
                 <w:i w:val="0"/>
                 <w:sz w:val="20"/>
               </w:rPr>
-              <w:t>Sistema de Auditoria / Reconciliação GitLab</w:t>
+              <w:t>Abraão Oliveira</w:t>
             </w:r>
           </w:p>
         </w:tc>
@@ -15361,7 +15361,7 @@
                 <w:i w:val="0"/>
                 <w:sz w:val="20"/>
               </w:rPr>
-              <w:t>Sistema de Auditoria / Reconciliação GitLab</w:t>
+              <w:t>Abraão Oliveira</w:t>
             </w:r>
           </w:p>
         </w:tc>
